--- a/protocolos_minutas/ARTE_Protocolo_CMD_Autenticação_Assinatura_Públicos_.docx
+++ b/protocolos_minutas/ARTE_Protocolo_CMD_Autenticação_Assinatura_Públicos_.docx
@@ -148,7 +148,7 @@
         <w:rPr>
           <w:rFonts w:eastAsia="Calibri" w:cstheme="minorHAnsi"/>
         </w:rPr>
-        <w:t>Manuel Dias</w:t>
+        <w:t>Manuel Inácio Veladas Dias</w:t>
       </w:r>
       <w:r>
         <w:rPr>
@@ -741,15 +741,7 @@
       </w:r>
       <w:r>
         <w:tab/>
-        <w:t xml:space="preserve">Garantir a administração, operação, </w:t>
-      </w:r>
-      <w:proofErr w:type="spellStart"/>
-      <w:r>
-        <w:t>help-desk</w:t>
-      </w:r>
-      <w:proofErr w:type="spellEnd"/>
-      <w:r>
-        <w:t xml:space="preserve"> e manutenção do Fornecedor de Autenticação (Autenticação.Gov) e serviços de assinatura da Chave Móvel Digital;</w:t>
+        <w:t>Garantir a administração, operação, help-desk e manutenção do Fornecedor de Autenticação (Autenticação.Gov) e serviços de assinatura da Chave Móvel Digital;</w:t>
       </w:r>
     </w:p>
     <w:p>
@@ -1269,7 +1261,6 @@
         </w:rPr>
         <w:t xml:space="preserve">No âmbito da assinatura com Chave Móvel Digital, cumprir as </w:t>
       </w:r>
-      <w:proofErr w:type="spellStart"/>
       <w:r>
         <w:rPr>
           <w:rFonts w:cs="Times New Roman"/>
@@ -1277,7 +1268,6 @@
         </w:rPr>
         <w:t>guidelines</w:t>
       </w:r>
-      <w:proofErr w:type="spellEnd"/>
       <w:r>
         <w:rPr>
           <w:rFonts w:cs="Times New Roman"/>
@@ -1326,21 +1316,12 @@
         </w:rPr>
         <w:t xml:space="preserve"> documento que demonstre, para cada uma das </w:t>
       </w:r>
-      <w:proofErr w:type="spellStart"/>
       <w:r>
         <w:rPr>
           <w:rFonts w:cs="Times New Roman"/>
           <w:i/>
         </w:rPr>
-        <w:t>guidelines</w:t>
-      </w:r>
-      <w:proofErr w:type="spellEnd"/>
-      <w:r>
-        <w:rPr>
-          <w:rFonts w:cs="Times New Roman"/>
-          <w:i/>
-        </w:rPr>
-        <w:t xml:space="preserve"> </w:t>
+        <w:t xml:space="preserve">guidelines </w:t>
       </w:r>
       <w:r>
         <w:rPr>
@@ -5691,6 +5672,7 @@
   <w:style w:type="character" w:default="1" w:styleId="DefaultParagraphFont">
     <w:name w:val="Default Paragraph Font"/>
     <w:uiPriority w:val="1"/>
+    <w:semiHidden/>
     <w:unhideWhenUsed/>
   </w:style>
   <w:style w:type="table" w:default="1" w:styleId="TableNormal">
@@ -6232,15 +6214,16 @@
 </file>
 
 <file path=customXml/item2.xml><?xml version="1.0" encoding="utf-8"?>
-<?mso-contentType ?>
-<FormTemplates xmlns="http://schemas.microsoft.com/sharepoint/v3/contenttype/forms">
-  <Display>DocumentLibraryForm</Display>
-  <Edit>DocumentLibraryForm</Edit>
-  <New>DocumentLibraryForm</New>
-</FormTemplates>
+<p:properties xmlns:p="http://schemas.microsoft.com/office/2006/metadata/properties" xmlns:xsi="http://www.w3.org/2001/XMLSchema-instance" xmlns:pc="http://schemas.microsoft.com/office/infopath/2007/PartnerControls">
+  <documentManagement/>
+</p:properties>
 </file>
 
 <file path=customXml/item3.xml><?xml version="1.0" encoding="utf-8"?>
+<b:Sources xmlns:b="http://schemas.openxmlformats.org/officeDocument/2006/bibliography" xmlns="http://schemas.openxmlformats.org/officeDocument/2006/bibliography" SelectedStyle="\APA.XSL" StyleName="APA"/>
+</file>
+
+<file path=customXml/item4.xml><?xml version="1.0" encoding="utf-8"?>
 <ct:contentTypeSchema xmlns:ct="http://schemas.microsoft.com/office/2006/metadata/contentType" xmlns:ma="http://schemas.microsoft.com/office/2006/metadata/properties/metaAttributes" ct:_="" ma:_="" ma:contentTypeName="Documento" ma:contentTypeID="0x0101005B33CE0989C7C04FAC1059BFCF2AA9C9" ma:contentTypeVersion="12" ma:contentTypeDescription="Criar um novo documento." ma:contentTypeScope="" ma:versionID="64f3ecc5ecdce8036863e73af23c9e95">
   <xsd:schema xmlns:xsd="http://www.w3.org/2001/XMLSchema" xmlns:xs="http://www.w3.org/2001/XMLSchema" xmlns:p="http://schemas.microsoft.com/office/2006/metadata/properties" xmlns:ns2="29131337-9f48-4dd8-8094-a140ac1e3b23" xmlns:ns3="ee0d3de4-1e47-4168-94db-bd82c32bb80b" targetNamespace="http://schemas.microsoft.com/office/2006/metadata/properties" ma:root="true" ma:fieldsID="cd8d3b229c0ebe245858252c2b788675" ns2:_="" ns3:_="">
     <xsd:import namespace="29131337-9f48-4dd8-8094-a140ac1e3b23"/>
@@ -6457,14 +6440,13 @@
 </ct:contentTypeSchema>
 </file>
 
-<file path=customXml/item4.xml><?xml version="1.0" encoding="utf-8"?>
-<b:Sources xmlns:b="http://schemas.openxmlformats.org/officeDocument/2006/bibliography" xmlns="http://schemas.openxmlformats.org/officeDocument/2006/bibliography" SelectedStyle="\APA.XSL" StyleName="APA"/>
-</file>
-
 <file path=customXml/item5.xml><?xml version="1.0" encoding="utf-8"?>
-<p:properties xmlns:p="http://schemas.microsoft.com/office/2006/metadata/properties" xmlns:xsi="http://www.w3.org/2001/XMLSchema-instance" xmlns:pc="http://schemas.microsoft.com/office/infopath/2007/PartnerControls">
-  <documentManagement/>
-</p:properties>
+<?mso-contentType ?>
+<FormTemplates xmlns="http://schemas.microsoft.com/sharepoint/v3/contenttype/forms">
+  <Display>DocumentLibraryForm</Display>
+  <Edit>DocumentLibraryForm</Edit>
+  <New>DocumentLibraryForm</New>
+</FormTemplates>
 </file>
 
 <file path=customXml/itemProps1.xml><?xml version="1.0" encoding="utf-8"?>
@@ -6476,14 +6458,23 @@
 </file>
 
 <file path=customXml/itemProps2.xml><?xml version="1.0" encoding="utf-8"?>
-<ds:datastoreItem xmlns:ds="http://schemas.openxmlformats.org/officeDocument/2006/customXml" ds:itemID="{8C593FB4-205D-483C-96BD-C932F7994346}">
+<ds:datastoreItem xmlns:ds="http://schemas.openxmlformats.org/officeDocument/2006/customXml" ds:itemID="{DA7C3338-F97D-4A0C-8576-F94CEC57C390}">
   <ds:schemaRefs>
-    <ds:schemaRef ds:uri="http://schemas.microsoft.com/sharepoint/v3/contenttype/forms"/>
+    <ds:schemaRef ds:uri="http://schemas.microsoft.com/office/2006/metadata/properties"/>
+    <ds:schemaRef ds:uri="http://schemas.microsoft.com/office/infopath/2007/PartnerControls"/>
   </ds:schemaRefs>
 </ds:datastoreItem>
 </file>
 
 <file path=customXml/itemProps3.xml><?xml version="1.0" encoding="utf-8"?>
+<ds:datastoreItem xmlns:ds="http://schemas.openxmlformats.org/officeDocument/2006/customXml" ds:itemID="{3DA58252-D024-492F-8749-F6DB2B5313D0}">
+  <ds:schemaRefs>
+    <ds:schemaRef ds:uri="http://schemas.openxmlformats.org/officeDocument/2006/bibliography"/>
+  </ds:schemaRefs>
+</ds:datastoreItem>
+</file>
+
+<file path=customXml/itemProps4.xml><?xml version="1.0" encoding="utf-8"?>
 <ds:datastoreItem xmlns:ds="http://schemas.openxmlformats.org/officeDocument/2006/customXml" ds:itemID="{AC409F85-CD38-4785-8CBF-2AB2FEAA4388}">
   <ds:schemaRefs>
     <ds:schemaRef ds:uri="http://schemas.microsoft.com/office/2006/metadata/contentType"/>
@@ -6502,19 +6493,10 @@
 </ds:datastoreItem>
 </file>
 
-<file path=customXml/itemProps4.xml><?xml version="1.0" encoding="utf-8"?>
-<ds:datastoreItem xmlns:ds="http://schemas.openxmlformats.org/officeDocument/2006/customXml" ds:itemID="{3DA58252-D024-492F-8749-F6DB2B5313D0}">
+<file path=customXml/itemProps5.xml><?xml version="1.0" encoding="utf-8"?>
+<ds:datastoreItem xmlns:ds="http://schemas.openxmlformats.org/officeDocument/2006/customXml" ds:itemID="{8C593FB4-205D-483C-96BD-C932F7994346}">
   <ds:schemaRefs>
-    <ds:schemaRef ds:uri="http://schemas.openxmlformats.org/officeDocument/2006/bibliography"/>
-  </ds:schemaRefs>
-</ds:datastoreItem>
-</file>
-
-<file path=customXml/itemProps5.xml><?xml version="1.0" encoding="utf-8"?>
-<ds:datastoreItem xmlns:ds="http://schemas.openxmlformats.org/officeDocument/2006/customXml" ds:itemID="{DA7C3338-F97D-4A0C-8576-F94CEC57C390}">
-  <ds:schemaRefs>
-    <ds:schemaRef ds:uri="http://schemas.microsoft.com/office/2006/metadata/properties"/>
-    <ds:schemaRef ds:uri="http://schemas.microsoft.com/office/infopath/2007/PartnerControls"/>
+    <ds:schemaRef ds:uri="http://schemas.microsoft.com/sharepoint/v3/contenttype/forms"/>
   </ds:schemaRefs>
 </ds:datastoreItem>
 </file>
--- a/protocolos_minutas/ARTE_Protocolo_CMD_Autenticação_Assinatura_Públicos_.docx
+++ b/protocolos_minutas/ARTE_Protocolo_CMD_Autenticação_Assinatura_Públicos_.docx
@@ -4,263 +4,87 @@
   <w:body>
     <w:p>
       <w:pPr>
-        <w:spacing w:after="0" w:line="360" w:lineRule="auto"/>
-        <w:ind w:left="-284" w:right="461"/>
-        <w:jc w:val="both"/>
-        <w:rPr>
-          <w:rFonts w:eastAsia="Calibri" w:cs="Calibri"/>
-          <w:spacing w:val="1"/>
-        </w:rPr>
-      </w:pPr>
-      <w:bookmarkStart w:id="0" w:name="_Hlk106976595"/>
-      <w:r>
-        <w:rPr>
-          <w:rFonts w:eastAsia="Calibri" w:cs="Calibri"/>
-          <w:spacing w:val="1"/>
-        </w:rPr>
-        <w:t xml:space="preserve">Entre a </w:t>
-      </w:r>
-      <w:r>
-        <w:rPr>
+        <w:ind w:left="-284"/>
+        <w:rPr>
+          <w:rFonts w:ascii="Poppins" w:hAnsi="Poppins" w:cs="Poppins"/>
           <w:b/>
           <w:bCs/>
-        </w:rPr>
-        <w:t>A</w:t>
-      </w:r>
-      <w:r>
-        <w:rPr>
-          <w:b/>
-        </w:rPr>
-        <w:t xml:space="preserve">gência </w:t>
-      </w:r>
-      <w:r>
-        <w:rPr>
-          <w:b/>
-        </w:rPr>
-        <w:t>p</w:t>
-      </w:r>
-      <w:r>
-        <w:rPr>
-          <w:b/>
-        </w:rPr>
-        <w:t xml:space="preserve">ara a </w:t>
-      </w:r>
-      <w:r>
-        <w:rPr>
-          <w:b/>
-        </w:rPr>
-        <w:t>R</w:t>
-      </w:r>
-      <w:r>
-        <w:rPr>
-          <w:b/>
-        </w:rPr>
-        <w:t xml:space="preserve">eforma </w:t>
-      </w:r>
-      <w:r>
-        <w:rPr>
-          <w:b/>
-        </w:rPr>
-        <w:t>T</w:t>
-      </w:r>
-      <w:r>
-        <w:rPr>
-          <w:b/>
-        </w:rPr>
-        <w:t xml:space="preserve">ecnológica do </w:t>
-      </w:r>
-      <w:r>
-        <w:rPr>
-          <w:b/>
-        </w:rPr>
-        <w:t>E</w:t>
-      </w:r>
-      <w:r>
-        <w:rPr>
-          <w:b/>
-        </w:rPr>
-        <w:t>stado</w:t>
-      </w:r>
-      <w:r>
-        <w:rPr>
-          <w:rFonts w:eastAsia="Calibri" w:cs="Calibri"/>
+          <w:caps/>
+          <w:color w:val="1A65FA"/>
+          <w:sz w:val="24"/>
+          <w:szCs w:val="24"/>
+          <w:lang w:eastAsia="pt-PT"/>
+        </w:rPr>
+      </w:pPr>
+      <w:bookmarkStart w:id="0" w:name="_Hlk106976595"/>
+      <w:r>
+        <w:rPr>
+          <w:rFonts w:ascii="Poppins" w:hAnsi="Poppins" w:cs="Poppins"/>
           <w:b/>
           <w:bCs/>
-          <w:spacing w:val="1"/>
-        </w:rPr>
-        <w:t>, IP,</w:t>
-      </w:r>
-      <w:r>
-        <w:rPr>
-          <w:rFonts w:eastAsia="Calibri" w:cs="Calibri"/>
-          <w:spacing w:val="1"/>
-        </w:rPr>
-        <w:t xml:space="preserve"> de ora em diante designada por </w:t>
-      </w:r>
-      <w:r>
-        <w:rPr>
-          <w:rFonts w:eastAsia="Calibri" w:cs="Calibri"/>
+          <w:caps/>
+          <w:color w:val="1A65FA"/>
+          <w:sz w:val="24"/>
+          <w:szCs w:val="24"/>
+          <w:lang w:eastAsia="pt-PT"/>
+        </w:rPr>
+        <w:t>PROTOCOLO</w:t>
+      </w:r>
+      <w:r>
+        <w:rPr>
+          <w:rFonts w:ascii="Poppins" w:hAnsi="Poppins" w:cs="Poppins"/>
           <w:b/>
           <w:bCs/>
-          <w:spacing w:val="1"/>
-        </w:rPr>
-        <w:t>ARTE</w:t>
-      </w:r>
-      <w:r>
-        <w:rPr>
-          <w:rFonts w:eastAsia="Calibri" w:cs="Calibri"/>
-          <w:spacing w:val="1"/>
-        </w:rPr>
-        <w:t xml:space="preserve"> ou </w:t>
-      </w:r>
-      <w:r>
-        <w:rPr>
-          <w:rFonts w:eastAsia="Calibri" w:cs="Calibri"/>
+          <w:caps/>
+          <w:color w:val="1A65FA"/>
+          <w:sz w:val="24"/>
+          <w:szCs w:val="24"/>
+          <w:lang w:eastAsia="pt-PT"/>
+        </w:rPr>
+        <w:t xml:space="preserve"> ENTRE A AGÊNCIA PARA A </w:t>
+      </w:r>
+      <w:r>
+        <w:rPr>
+          <w:rFonts w:ascii="Poppins" w:hAnsi="Poppins" w:cs="Poppins"/>
           <w:b/>
           <w:bCs/>
-          <w:spacing w:val="1"/>
-        </w:rPr>
-        <w:t>Primeira Outorgante</w:t>
-      </w:r>
-      <w:r>
-        <w:rPr>
-          <w:rFonts w:eastAsia="Calibri" w:cs="Calibri"/>
-          <w:spacing w:val="1"/>
-        </w:rPr>
-        <w:t xml:space="preserve">, com sede na Rua de Santa Marta, n.º 55 – 3.º, 1150-294 Lisboa, pessoa coletiva de direito público n.º 508 184 509, </w:t>
-      </w:r>
-      <w:bookmarkEnd w:id="0"/>
-      <w:r>
-        <w:rPr>
-          <w:rFonts w:eastAsia="Calibri" w:cs="Calibri"/>
-          <w:spacing w:val="1"/>
-        </w:rPr>
-        <w:t xml:space="preserve">neste ato </w:t>
-      </w:r>
-      <w:r>
-        <w:rPr>
-          <w:rFonts w:eastAsia="Calibri" w:cs="Calibri"/>
-          <w:spacing w:val="1"/>
-        </w:rPr>
-        <w:t xml:space="preserve">representada por </w:t>
-      </w:r>
-      <w:r>
-        <w:rPr>
-          <w:rFonts w:eastAsia="Calibri" w:cstheme="minorHAnsi"/>
-        </w:rPr>
-        <w:t>Manuel Inácio Veladas Dias</w:t>
-      </w:r>
-      <w:r>
-        <w:rPr>
-          <w:rFonts w:eastAsia="Calibri" w:cs="Calibri"/>
-          <w:spacing w:val="1"/>
-        </w:rPr>
-        <w:t>, na qualidade de Presidente do Conselho Diretivo, com poderes para o presente ato.</w:t>
-      </w:r>
-    </w:p>
-    <w:p>
-      <w:pPr>
-        <w:spacing w:after="0" w:line="360" w:lineRule="auto"/>
-        <w:ind w:left="-284" w:right="461"/>
-        <w:jc w:val="both"/>
-        <w:rPr>
-          <w:rFonts w:ascii="Calibri" w:eastAsia="Calibri" w:hAnsi="Calibri" w:cs="Times New Roman"/>
-        </w:rPr>
-      </w:pPr>
-      <w:r>
-        <w:rPr>
-          <w:rFonts w:ascii="Calibri" w:eastAsia="Calibri" w:hAnsi="Calibri" w:cs="Times New Roman"/>
-        </w:rPr>
-        <w:t>E</w:t>
-      </w:r>
-    </w:p>
-    <w:p>
-      <w:pPr>
-        <w:spacing w:after="120" w:line="360" w:lineRule="auto"/>
+          <w:caps/>
+          <w:color w:val="1A65FA"/>
+          <w:sz w:val="24"/>
+          <w:szCs w:val="24"/>
+          <w:lang w:eastAsia="pt-PT"/>
+        </w:rPr>
+        <w:t>REFORMA TECNOLÓGICA DO ESTADO</w:t>
+      </w:r>
+      <w:r>
+        <w:rPr>
+          <w:rFonts w:ascii="Poppins" w:hAnsi="Poppins" w:cs="Poppins"/>
+          <w:b/>
+          <w:bCs/>
+          <w:caps/>
+          <w:color w:val="1A65FA"/>
+          <w:sz w:val="24"/>
+          <w:szCs w:val="24"/>
+          <w:lang w:eastAsia="pt-PT"/>
+        </w:rPr>
+        <w:t>, I.P. E O […] PARA DISPONIBILIZAÇÃO DE AUTENTICAÇÃO E ASSINATURA ATRAVÉS DE CHAVE MÓVEL DIGITAL</w:t>
+      </w:r>
+    </w:p>
+    <w:p>
+      <w:pPr>
         <w:ind w:left="-284"/>
         <w:jc w:val="both"/>
         <w:rPr>
-          <w:rFonts w:ascii="Calibri" w:eastAsia="Calibri" w:hAnsi="Calibri" w:cs="Times New Roman"/>
-        </w:rPr>
-      </w:pPr>
-      <w:r>
-        <w:rPr>
-          <w:rFonts w:ascii="Calibri" w:eastAsia="Calibri" w:hAnsi="Calibri" w:cs="Times New Roman"/>
-        </w:rPr>
-        <w:t>O</w:t>
-      </w:r>
-      <w:r>
-        <w:rPr>
-          <w:rFonts w:ascii="Calibri" w:eastAsia="Calibri" w:hAnsi="Calibri" w:cs="Times New Roman"/>
-        </w:rPr>
-        <w:t xml:space="preserve"> </w:t>
-      </w:r>
-      <w:r>
-        <w:rPr>
-          <w:rFonts w:ascii="Calibri" w:eastAsia="Calibri" w:hAnsi="Calibri" w:cs="Times New Roman"/>
+          <w:rFonts w:ascii="Poppins" w:hAnsi="Poppins" w:cs="Poppins"/>
           <w:b/>
-        </w:rPr>
-        <w:t>___________</w:t>
-      </w:r>
-      <w:r>
-        <w:rPr>
-          <w:rFonts w:ascii="Calibri" w:eastAsia="Calibri" w:hAnsi="Calibri" w:cs="Times New Roman"/>
-        </w:rPr>
-        <w:t xml:space="preserve">, de ora em diante designado por </w:t>
-      </w:r>
-      <w:r>
-        <w:rPr>
-          <w:rFonts w:ascii="Calibri" w:eastAsia="Calibri" w:hAnsi="Calibri" w:cs="Times New Roman"/>
-          <w:b/>
-        </w:rPr>
-        <w:t>____</w:t>
-      </w:r>
-      <w:r>
-        <w:rPr>
-          <w:rFonts w:ascii="Calibri" w:eastAsia="Calibri" w:hAnsi="Calibri" w:cs="Times New Roman"/>
-        </w:rPr>
-        <w:t xml:space="preserve"> ou </w:t>
-      </w:r>
-      <w:r>
-        <w:rPr>
-          <w:rFonts w:ascii="Calibri" w:eastAsia="Calibri" w:hAnsi="Calibri" w:cs="Times New Roman"/>
-          <w:b/>
-        </w:rPr>
-        <w:t>Segundo Outorgante</w:t>
-      </w:r>
-      <w:r>
-        <w:rPr>
-          <w:rFonts w:ascii="Calibri" w:eastAsia="Calibri" w:hAnsi="Calibri" w:cs="Times New Roman"/>
-        </w:rPr>
-        <w:t>, com sede na _____________________, com o número de pessoa coletiva _______________, neste ato representado por _________________, na qualidade de _____________, com poderes para o presente ato.</w:t>
-      </w:r>
-    </w:p>
-    <w:p>
-      <w:pPr>
-        <w:spacing w:after="120" w:line="360" w:lineRule="auto"/>
-        <w:ind w:left="-284"/>
-        <w:jc w:val="both"/>
-        <w:rPr>
-          <w:rFonts w:ascii="Calibri" w:eastAsia="Calibri" w:hAnsi="Calibri" w:cs="Times New Roman"/>
-        </w:rPr>
-      </w:pPr>
-    </w:p>
-    <w:p>
-      <w:pPr>
-        <w:widowControl w:val="0"/>
-        <w:spacing w:after="120" w:line="360" w:lineRule="auto"/>
-        <w:ind w:left="-284"/>
-        <w:jc w:val="both"/>
-        <w:rPr>
-          <w:rFonts w:ascii="Calibri" w:eastAsia="Calibri" w:hAnsi="Calibri" w:cs="Times New Roman"/>
-        </w:rPr>
-      </w:pPr>
-      <w:r>
-        <w:rPr>
-          <w:rFonts w:ascii="Calibri" w:eastAsia="Calibri" w:hAnsi="Calibri" w:cs="Times New Roman"/>
-        </w:rPr>
-        <w:t>Considerando que:</w:t>
-      </w:r>
+          <w:bCs/>
+          <w:caps/>
+          <w:color w:val="1A65FA"/>
+          <w:sz w:val="24"/>
+          <w:szCs w:val="24"/>
+          <w:lang w:eastAsia="pt-PT"/>
+        </w:rPr>
+      </w:pPr>
     </w:p>
     <w:p>
       <w:pPr>
@@ -269,50 +93,389 @@
         <w:ind w:left="-283"/>
         <w:jc w:val="both"/>
         <w:rPr>
-          <w:rFonts w:ascii="Calibri" w:eastAsia="Calibri" w:hAnsi="Calibri" w:cs="Times New Roman"/>
-        </w:rPr>
-      </w:pPr>
-      <w:r>
-        <w:rPr>
-          <w:rFonts w:ascii="Calibri" w:eastAsia="Calibri" w:hAnsi="Calibri" w:cs="Times New Roman"/>
-        </w:rPr>
-        <w:t>a) A Lei n.º 37/2014, de 26 de junho, alterada pela Lei n.º 32/2017, de 1 de junho, pela Lei n.º 71/2018, de 31 de dezembro</w:t>
-      </w:r>
-      <w:r>
-        <w:rPr>
-          <w:rFonts w:ascii="Calibri" w:eastAsia="Calibri" w:hAnsi="Calibri" w:cs="Times New Roman"/>
-        </w:rPr>
-        <w:t xml:space="preserve">, </w:t>
-      </w:r>
-      <w:r>
-        <w:rPr>
-          <w:rFonts w:ascii="Calibri" w:eastAsia="Calibri" w:hAnsi="Calibri" w:cs="Times New Roman"/>
-        </w:rPr>
-        <w:t>pela Lei n.º 2/2020, de 31 de março</w:t>
-      </w:r>
-      <w:r>
-        <w:rPr>
-          <w:rFonts w:ascii="Calibri" w:eastAsia="Calibri" w:hAnsi="Calibri" w:cs="Times New Roman"/>
-        </w:rPr>
-        <w:t xml:space="preserve"> e pelo Decreto-Lei 88/2021 de 03 de novembro</w:t>
-      </w:r>
-      <w:r>
-        <w:rPr>
-          <w:rFonts w:ascii="Calibri" w:eastAsia="Calibri" w:hAnsi="Calibri" w:cs="Times New Roman"/>
-        </w:rPr>
-        <w:t xml:space="preserve">, prevê um sistema alternativo e voluntário de autenticação segura em sítios na Internet, mediante acordo celebrado com a </w:t>
-      </w:r>
-      <w:r>
-        <w:rPr>
-          <w:rFonts w:ascii="Calibri" w:eastAsia="Calibri" w:hAnsi="Calibri" w:cs="Times New Roman"/>
+          <w:rFonts w:ascii="Poppins" w:eastAsia="Calibri" w:hAnsi="Poppins" w:cs="Poppins"/>
+          <w:sz w:val="20"/>
+          <w:szCs w:val="20"/>
+        </w:rPr>
+      </w:pPr>
+      <w:r>
+        <w:rPr>
+          <w:rFonts w:ascii="Poppins" w:eastAsia="Calibri" w:hAnsi="Poppins" w:cs="Poppins"/>
+          <w:sz w:val="20"/>
+          <w:szCs w:val="20"/>
+        </w:rPr>
+        <w:t>Entre a</w:t>
+      </w:r>
+      <w:r>
+        <w:rPr>
+          <w:rFonts w:ascii="Poppins" w:eastAsia="Calibri" w:hAnsi="Poppins" w:cs="Poppins"/>
+          <w:sz w:val="20"/>
+          <w:szCs w:val="20"/>
+        </w:rPr>
+        <w:t xml:space="preserve"> </w:t>
+      </w:r>
+      <w:r>
+        <w:rPr>
+          <w:rFonts w:ascii="Poppins" w:eastAsia="Calibri" w:hAnsi="Poppins" w:cs="Poppins"/>
+          <w:b/>
+          <w:sz w:val="20"/>
+          <w:szCs w:val="20"/>
+        </w:rPr>
+        <w:t xml:space="preserve">Agência para a </w:t>
+      </w:r>
+      <w:r>
+        <w:rPr>
+          <w:rFonts w:ascii="Poppins" w:eastAsia="Calibri" w:hAnsi="Poppins" w:cs="Poppins"/>
+          <w:b/>
+          <w:sz w:val="20"/>
+          <w:szCs w:val="20"/>
+        </w:rPr>
+        <w:t>Reforma Tecnológica do Estado</w:t>
+      </w:r>
+      <w:r>
+        <w:rPr>
+          <w:rFonts w:ascii="Poppins" w:eastAsia="Calibri" w:hAnsi="Poppins" w:cs="Poppins"/>
+          <w:b/>
+          <w:sz w:val="20"/>
+          <w:szCs w:val="20"/>
+        </w:rPr>
+        <w:t>, I.P.</w:t>
+      </w:r>
+      <w:r>
+        <w:rPr>
+          <w:rFonts w:ascii="Poppins" w:eastAsia="Calibri" w:hAnsi="Poppins" w:cs="Poppins"/>
+          <w:sz w:val="20"/>
+          <w:szCs w:val="20"/>
+        </w:rPr>
+        <w:t xml:space="preserve">, de ora em diante designada por </w:t>
+      </w:r>
+      <w:r>
+        <w:rPr>
+          <w:rFonts w:ascii="Poppins" w:eastAsia="Calibri" w:hAnsi="Poppins" w:cs="Poppins"/>
+          <w:b/>
+          <w:sz w:val="20"/>
+          <w:szCs w:val="20"/>
         </w:rPr>
         <w:t>ARTE</w:t>
       </w:r>
       <w:r>
         <w:rPr>
-          <w:rFonts w:ascii="Calibri" w:eastAsia="Calibri" w:hAnsi="Calibri" w:cs="Times New Roman"/>
+          <w:rFonts w:ascii="Poppins" w:eastAsia="Calibri" w:hAnsi="Poppins" w:cs="Poppins"/>
+          <w:sz w:val="20"/>
+          <w:szCs w:val="20"/>
+        </w:rPr>
+        <w:t xml:space="preserve"> ou </w:t>
+      </w:r>
+      <w:r>
+        <w:rPr>
+          <w:rFonts w:ascii="Poppins" w:eastAsia="Calibri" w:hAnsi="Poppins" w:cs="Poppins"/>
+          <w:b/>
+          <w:sz w:val="20"/>
+          <w:szCs w:val="20"/>
+        </w:rPr>
+        <w:t>Primeira Outorgante</w:t>
+      </w:r>
+      <w:r>
+        <w:rPr>
+          <w:rFonts w:ascii="Poppins" w:eastAsia="Calibri" w:hAnsi="Poppins" w:cs="Poppins"/>
+          <w:sz w:val="20"/>
+          <w:szCs w:val="20"/>
+        </w:rPr>
+        <w:t xml:space="preserve">, com sede na Rua de Santa Marta, n.º 55 – 3.º, em 1150-294 Lisboa, pessoa coletiva de direito público n.º 508 184 509, neste ato representada por </w:t>
+      </w:r>
+      <w:r>
+        <w:rPr>
+          <w:rFonts w:ascii="Poppins" w:hAnsi="Poppins" w:cs="Poppins"/>
+          <w:sz w:val="20"/>
+          <w:szCs w:val="20"/>
+        </w:rPr>
+        <w:t>Manuel Inácio Veladas Dias</w:t>
+      </w:r>
+      <w:r>
+        <w:rPr>
+          <w:rFonts w:ascii="Poppins" w:eastAsia="Calibri" w:hAnsi="Poppins" w:cs="Poppins"/>
+          <w:sz w:val="20"/>
+          <w:szCs w:val="20"/>
+        </w:rPr>
+        <w:t>, na qualidade de Presidente do Conselho Diretivo, com poderes para o ato.</w:t>
+      </w:r>
+    </w:p>
+    <w:p>
+      <w:pPr>
+        <w:widowControl w:val="0"/>
+        <w:spacing w:after="120" w:line="360" w:lineRule="auto"/>
+        <w:ind w:left="-284"/>
+        <w:rPr>
+          <w:rFonts w:ascii="Poppins" w:eastAsia="Calibri" w:hAnsi="Poppins" w:cs="Poppins"/>
+          <w:sz w:val="20"/>
+          <w:szCs w:val="20"/>
+        </w:rPr>
+      </w:pPr>
+      <w:r>
+        <w:rPr>
+          <w:rFonts w:ascii="Poppins" w:eastAsia="Calibri" w:hAnsi="Poppins" w:cs="Poppins"/>
+          <w:sz w:val="20"/>
+          <w:szCs w:val="20"/>
+        </w:rPr>
+        <w:t>E</w:t>
+      </w:r>
+    </w:p>
+    <w:p>
+      <w:pPr>
+        <w:spacing w:after="120" w:line="360" w:lineRule="auto"/>
+        <w:ind w:left="-284"/>
+        <w:rPr>
+          <w:rFonts w:ascii="Poppins" w:eastAsia="Calibri" w:hAnsi="Poppins" w:cs="Poppins"/>
+          <w:sz w:val="20"/>
+          <w:szCs w:val="20"/>
+        </w:rPr>
+      </w:pPr>
+      <w:r>
+        <w:rPr>
+          <w:rFonts w:ascii="Poppins" w:eastAsia="Calibri" w:hAnsi="Poppins" w:cs="Poppins"/>
+          <w:sz w:val="20"/>
+          <w:szCs w:val="20"/>
+        </w:rPr>
+        <w:t xml:space="preserve">O </w:t>
+      </w:r>
+      <w:r>
+        <w:rPr>
+          <w:rFonts w:ascii="Poppins" w:eastAsia="Calibri" w:hAnsi="Poppins" w:cs="Poppins"/>
+          <w:b/>
+          <w:sz w:val="20"/>
+          <w:szCs w:val="20"/>
+        </w:rPr>
+        <w:t>___________</w:t>
+      </w:r>
+      <w:r>
+        <w:rPr>
+          <w:rFonts w:ascii="Poppins" w:eastAsia="Calibri" w:hAnsi="Poppins" w:cs="Poppins"/>
+          <w:sz w:val="20"/>
+          <w:szCs w:val="20"/>
+        </w:rPr>
+        <w:t xml:space="preserve">, de ora em diante designado por </w:t>
+      </w:r>
+      <w:r>
+        <w:rPr>
+          <w:rFonts w:ascii="Poppins" w:eastAsia="Calibri" w:hAnsi="Poppins" w:cs="Poppins"/>
+          <w:b/>
+          <w:sz w:val="20"/>
+          <w:szCs w:val="20"/>
+        </w:rPr>
+        <w:t>____</w:t>
+      </w:r>
+      <w:r>
+        <w:rPr>
+          <w:rFonts w:ascii="Poppins" w:eastAsia="Calibri" w:hAnsi="Poppins" w:cs="Poppins"/>
+          <w:sz w:val="20"/>
+          <w:szCs w:val="20"/>
+        </w:rPr>
+        <w:t xml:space="preserve"> ou </w:t>
+      </w:r>
+      <w:r>
+        <w:rPr>
+          <w:rFonts w:ascii="Poppins" w:eastAsia="Calibri" w:hAnsi="Poppins" w:cs="Poppins"/>
+          <w:b/>
+          <w:sz w:val="20"/>
+          <w:szCs w:val="20"/>
+        </w:rPr>
+        <w:t>Segundo Outorgante</w:t>
+      </w:r>
+      <w:r>
+        <w:rPr>
+          <w:rFonts w:ascii="Poppins" w:eastAsia="Calibri" w:hAnsi="Poppins" w:cs="Poppins"/>
+          <w:sz w:val="20"/>
+          <w:szCs w:val="20"/>
+        </w:rPr>
+        <w:t>, com sede na _____________________, com o número de pessoa coletiva _______________, neste ato representado por _________________, na qualidade de _____________, com poderes para o presente ato.</w:t>
+      </w:r>
+    </w:p>
+    <w:p>
+      <w:pPr>
+        <w:spacing w:after="120" w:line="360" w:lineRule="auto"/>
+        <w:ind w:left="-284"/>
+        <w:rPr>
+          <w:rFonts w:ascii="Poppins" w:eastAsia="Calibri" w:hAnsi="Poppins" w:cs="Poppins"/>
+          <w:sz w:val="20"/>
+          <w:szCs w:val="20"/>
+        </w:rPr>
+      </w:pPr>
+    </w:p>
+    <w:p>
+      <w:pPr>
+        <w:widowControl w:val="0"/>
+        <w:spacing w:after="120" w:line="360" w:lineRule="auto"/>
+        <w:ind w:left="-284"/>
+        <w:rPr>
+          <w:rFonts w:ascii="Poppins" w:eastAsia="Calibri" w:hAnsi="Poppins" w:cs="Poppins"/>
+          <w:sz w:val="20"/>
+          <w:szCs w:val="20"/>
+        </w:rPr>
+      </w:pPr>
+      <w:r>
+        <w:rPr>
+          <w:rFonts w:ascii="Poppins" w:eastAsia="Calibri" w:hAnsi="Poppins" w:cs="Poppins"/>
+          <w:sz w:val="20"/>
+          <w:szCs w:val="20"/>
+        </w:rPr>
+        <w:t>Considerando que:</w:t>
+      </w:r>
+    </w:p>
+    <w:p>
+      <w:pPr>
+        <w:widowControl w:val="0"/>
+        <w:spacing w:after="120" w:line="360" w:lineRule="auto"/>
+        <w:ind w:left="-283"/>
+        <w:rPr>
+          <w:rFonts w:ascii="Poppins" w:eastAsia="Calibri" w:hAnsi="Poppins" w:cs="Poppins"/>
+          <w:sz w:val="20"/>
+          <w:szCs w:val="20"/>
+        </w:rPr>
+      </w:pPr>
+      <w:r>
+        <w:rPr>
+          <w:rFonts w:ascii="Poppins" w:eastAsia="Calibri" w:hAnsi="Poppins" w:cs="Poppins"/>
+          <w:sz w:val="20"/>
+          <w:szCs w:val="20"/>
+        </w:rPr>
+        <w:t xml:space="preserve">a) A Lei n.º 37/2014, de 26 de junho, alterada pela Lei n.º 32/2017, de 1 de junho, pela Lei n.º 71/2018, de 31 de dezembro, pela Lei n.º 2/2020, de 31 de março e pelo Decreto-Lei 88/2021 de 03 de novembro, prevê um sistema alternativo e voluntário de autenticação segura em sítios na Internet, mediante acordo celebrado com a </w:t>
+      </w:r>
+      <w:r>
+        <w:rPr>
+          <w:rFonts w:ascii="Poppins" w:eastAsia="Calibri" w:hAnsi="Poppins" w:cs="Poppins"/>
+          <w:sz w:val="20"/>
+          <w:szCs w:val="20"/>
+        </w:rPr>
+        <w:t>ARTE</w:t>
+      </w:r>
+      <w:r>
+        <w:rPr>
+          <w:rFonts w:ascii="Poppins" w:eastAsia="Calibri" w:hAnsi="Poppins" w:cs="Poppins"/>
+          <w:sz w:val="20"/>
+          <w:szCs w:val="20"/>
         </w:rPr>
         <w:t>, denominado Chave Móvel Digital;</w:t>
+      </w:r>
+    </w:p>
+    <w:p>
+      <w:pPr>
+        <w:widowControl w:val="0"/>
+        <w:spacing w:after="120" w:line="360" w:lineRule="auto"/>
+        <w:ind w:left="-283"/>
+        <w:rPr>
+          <w:rFonts w:ascii="Poppins" w:eastAsia="Calibri" w:hAnsi="Poppins" w:cs="Poppins"/>
+          <w:sz w:val="20"/>
+          <w:szCs w:val="20"/>
+        </w:rPr>
+      </w:pPr>
+      <w:r>
+        <w:rPr>
+          <w:rFonts w:ascii="Poppins" w:eastAsia="Calibri" w:hAnsi="Poppins" w:cs="Poppins"/>
+          <w:sz w:val="20"/>
+          <w:szCs w:val="20"/>
+        </w:rPr>
+        <w:t xml:space="preserve">b) </w:t>
+      </w:r>
+      <w:r>
+        <w:rPr>
+          <w:rFonts w:ascii="Poppins" w:hAnsi="Poppins" w:cs="Poppins"/>
+          <w:sz w:val="20"/>
+          <w:szCs w:val="20"/>
+        </w:rPr>
+        <w:t>Nos termos desta disciplina legal a todo o cidadão, é permitida a associação do seu número de identificação civil ou, no caso de cidadão estrangeiro, do número de passaporte ou do número de identificação fiscal a um único número de telemóvel, podendo também associar o seu endereço de correio eletrónico</w:t>
+      </w:r>
+      <w:r>
+        <w:rPr>
+          <w:rFonts w:ascii="Poppins" w:eastAsia="Calibri" w:hAnsi="Poppins" w:cs="Poppins"/>
+          <w:sz w:val="20"/>
+          <w:szCs w:val="20"/>
+        </w:rPr>
+        <w:t>;</w:t>
+      </w:r>
+    </w:p>
+    <w:p>
+      <w:pPr>
+        <w:widowControl w:val="0"/>
+        <w:spacing w:after="120" w:line="360" w:lineRule="auto"/>
+        <w:ind w:left="-283"/>
+        <w:rPr>
+          <w:rFonts w:ascii="Poppins" w:hAnsi="Poppins" w:cs="Poppins"/>
+          <w:sz w:val="20"/>
+          <w:szCs w:val="20"/>
+        </w:rPr>
+      </w:pPr>
+      <w:r>
+        <w:rPr>
+          <w:rFonts w:ascii="Poppins" w:hAnsi="Poppins" w:cs="Poppins"/>
+          <w:sz w:val="20"/>
+          <w:szCs w:val="20"/>
+        </w:rPr>
+        <w:t xml:space="preserve">c) Nos termos do n.º 13.º do artigo 2.º do referido diploma legal, com a CMD é ainda emitido um certificado qualificado para assinatura eletrónica qualificada de ativação facultativa, por </w:t>
+      </w:r>
+      <w:r>
+        <w:rPr>
+          <w:rFonts w:ascii="Poppins" w:hAnsi="Poppins" w:cs="Poppins"/>
+          <w:sz w:val="20"/>
+          <w:szCs w:val="20"/>
+        </w:rPr>
+        <w:lastRenderedPageBreak/>
+        <w:t>cidadãos de idade igual ou superior a 16 anos, que não se encontrem interditos ou inabilitados;</w:t>
+      </w:r>
+    </w:p>
+    <w:p>
+      <w:pPr>
+        <w:widowControl w:val="0"/>
+        <w:spacing w:after="120" w:line="360" w:lineRule="auto"/>
+        <w:ind w:left="-283"/>
+        <w:rPr>
+          <w:rFonts w:ascii="Poppins" w:hAnsi="Poppins" w:cs="Poppins"/>
+          <w:sz w:val="20"/>
+          <w:szCs w:val="20"/>
+        </w:rPr>
+      </w:pPr>
+      <w:r>
+        <w:rPr>
+          <w:rFonts w:ascii="Poppins" w:hAnsi="Poppins" w:cs="Poppins"/>
+          <w:sz w:val="20"/>
+          <w:szCs w:val="20"/>
+        </w:rPr>
+        <w:t xml:space="preserve">d) A </w:t>
+      </w:r>
+      <w:r>
+        <w:rPr>
+          <w:rFonts w:ascii="Poppins" w:hAnsi="Poppins" w:cs="Poppins"/>
+          <w:sz w:val="20"/>
+          <w:szCs w:val="20"/>
+        </w:rPr>
+        <w:t>ARTE</w:t>
+      </w:r>
+      <w:r>
+        <w:rPr>
+          <w:rFonts w:ascii="Poppins" w:hAnsi="Poppins" w:cs="Poppins"/>
+          <w:sz w:val="20"/>
+          <w:szCs w:val="20"/>
+        </w:rPr>
+        <w:t>, é a entidade responsável pelo tratamento dos dados pessoais, bem como pela gestão e segurança da infraestrutura tecnológica que suporta a Chave Móvel Digital, nomeadamente o sistema de geração e envio dos códigos numéricos de utilização única e temporária, nos termos do n.º 8 do artigo 2.º da Lei n.º 37/2014, de 26 de junho, na sua redação atual;</w:t>
+      </w:r>
+    </w:p>
+    <w:p>
+      <w:pPr>
+        <w:widowControl w:val="0"/>
+        <w:spacing w:after="120" w:line="360" w:lineRule="auto"/>
+        <w:ind w:left="-283"/>
+        <w:rPr>
+          <w:rFonts w:ascii="Poppins" w:hAnsi="Poppins" w:cs="Poppins"/>
+          <w:sz w:val="20"/>
+          <w:szCs w:val="20"/>
+        </w:rPr>
+      </w:pPr>
+      <w:r>
+        <w:rPr>
+          <w:rFonts w:ascii="Poppins" w:hAnsi="Poppins" w:cs="Poppins"/>
+          <w:sz w:val="20"/>
+          <w:szCs w:val="20"/>
+        </w:rPr>
+        <w:t>e) O _________ tem como missão ____________ e, na prossecução das suas atribuições, pretende disponibilizar a Chave Móvel Digital como meio alternativo e voluntário de autenticação nos seus sítios da Internet, bem como para permitir a assinatura eletrónica digital dos seus clientes no âmbito dos serviços por si prestados;</w:t>
       </w:r>
     </w:p>
     <w:p>
@@ -322,23 +485,42 @@
         <w:ind w:left="-283"/>
         <w:jc w:val="both"/>
         <w:rPr>
-          <w:rFonts w:ascii="Calibri" w:eastAsia="Calibri" w:hAnsi="Calibri" w:cs="Times New Roman"/>
-        </w:rPr>
-      </w:pPr>
-      <w:r>
-        <w:rPr>
-          <w:rFonts w:ascii="Calibri" w:eastAsia="Calibri" w:hAnsi="Calibri" w:cs="Times New Roman"/>
-        </w:rPr>
-        <w:t xml:space="preserve">b) </w:t>
-      </w:r>
-      <w:r>
-        <w:t>Nos termos desta disciplina legal a todo o cidadão, é permitida a associação do seu número de identificação civil ou, no caso de cidadão estrangeiro, do número de passaporte ou do número de identificação fiscal a um único número de telemóvel, podendo também associar o seu endereço de correio eletrónico</w:t>
-      </w:r>
-      <w:r>
-        <w:rPr>
-          <w:rFonts w:ascii="Calibri" w:eastAsia="Calibri" w:hAnsi="Calibri" w:cs="Times New Roman"/>
-        </w:rPr>
-        <w:t>;</w:t>
+          <w:rFonts w:ascii="Poppins" w:hAnsi="Poppins" w:cs="Poppins"/>
+          <w:sz w:val="20"/>
+          <w:szCs w:val="20"/>
+        </w:rPr>
+      </w:pPr>
+      <w:r>
+        <w:rPr>
+          <w:rFonts w:ascii="Poppins" w:hAnsi="Poppins" w:cs="Poppins"/>
+          <w:sz w:val="20"/>
+          <w:szCs w:val="20"/>
+        </w:rPr>
+        <w:t>f) Nos termos do n.º 11 do artigo 2.º da Lei n.º 37/2014, de 26 de junho, na sua redação atual, e do n.º 2 do artigo 11.º da Portaria n.º 77/2018, de 16 de março, as entidades públicas devem privilegiar a utilização da Chave Móvel Digital</w:t>
+      </w:r>
+      <w:r>
+        <w:rPr>
+          <w:rFonts w:ascii="Poppins" w:hAnsi="Poppins" w:cs="Poppins"/>
+          <w:sz w:val="20"/>
+          <w:szCs w:val="20"/>
+        </w:rPr>
+        <w:t xml:space="preserve"> como modo de autenticação dos cidadãos nos respetivos sistemas e sítios da Internet, celebrando para o efeito protocolo com a </w:t>
+      </w:r>
+      <w:r>
+        <w:rPr>
+          <w:rFonts w:ascii="Poppins" w:hAnsi="Poppins" w:cs="Poppins"/>
+          <w:sz w:val="20"/>
+          <w:szCs w:val="20"/>
+        </w:rPr>
+        <w:t>ARTE</w:t>
+      </w:r>
+      <w:r>
+        <w:rPr>
+          <w:rFonts w:ascii="Poppins" w:hAnsi="Poppins" w:cs="Poppins"/>
+          <w:sz w:val="20"/>
+          <w:szCs w:val="20"/>
+        </w:rPr>
+        <w:t>, isento de custos;</w:t>
       </w:r>
     </w:p>
     <w:p>
@@ -347,10 +529,49 @@
         <w:spacing w:after="120" w:line="360" w:lineRule="auto"/>
         <w:ind w:left="-283"/>
         <w:jc w:val="both"/>
-      </w:pPr>
-      <w:r>
-        <w:t>c) Nos termos do n.º 13.º do artigo 2.º do referido diploma legal, com a CMD é ainda emitido um certificado qualificado para assinatura eletrónica qualificada de ativação facultativa, por cidadãos de idade igual ou superior a 16 anos, que não se encontrem interditos ou inabilitados;</w:t>
-      </w:r>
+        <w:rPr>
+          <w:rFonts w:ascii="Poppins" w:hAnsi="Poppins" w:cs="Poppins"/>
+          <w:sz w:val="20"/>
+          <w:szCs w:val="20"/>
+        </w:rPr>
+      </w:pPr>
+      <w:r>
+        <w:rPr>
+          <w:rFonts w:ascii="Poppins" w:hAnsi="Poppins" w:cs="Poppins"/>
+          <w:sz w:val="20"/>
+          <w:szCs w:val="20"/>
+        </w:rPr>
+        <w:t>g) As prestações objeto do presente protocolo não estão nem são suscetíveis de estar submetidas à concorrência de mercado, designadamente em razão da sua natureza e das suas características, bem como da posição relativa das partes no contrato e do contexto da sua própria formação, uma vez que a A</w:t>
+      </w:r>
+      <w:r>
+        <w:rPr>
+          <w:rFonts w:ascii="Poppins" w:hAnsi="Poppins" w:cs="Poppins"/>
+          <w:sz w:val="20"/>
+          <w:szCs w:val="20"/>
+        </w:rPr>
+        <w:t>RTE</w:t>
+      </w:r>
+      <w:r>
+        <w:rPr>
+          <w:rFonts w:ascii="Poppins" w:hAnsi="Poppins" w:cs="Poppins"/>
+          <w:sz w:val="20"/>
+          <w:szCs w:val="20"/>
+        </w:rPr>
+        <w:t xml:space="preserve"> detém a competência exclusiva no âmbito da gestão da infraestrutura tecnológica que suporta a Chave Móvel Digital, tratando-se de contratação excluída dos procedimentos de formação de contratos públicos, nos termos do n.º 1 e 2 do artigo 5.º do Código dos Contratos Públicos.</w:t>
+      </w:r>
+    </w:p>
+    <w:p>
+      <w:pPr>
+        <w:widowControl w:val="0"/>
+        <w:spacing w:after="120" w:line="360" w:lineRule="auto"/>
+        <w:ind w:left="-283"/>
+        <w:jc w:val="center"/>
+        <w:rPr>
+          <w:rFonts w:ascii="Poppins" w:hAnsi="Poppins" w:cs="Poppins"/>
+          <w:sz w:val="20"/>
+          <w:szCs w:val="20"/>
+        </w:rPr>
+      </w:pPr>
     </w:p>
     <w:p>
       <w:pPr>
@@ -358,30 +579,80 @@
         <w:spacing w:after="120" w:line="360" w:lineRule="auto"/>
         <w:ind w:left="-283"/>
         <w:jc w:val="both"/>
-      </w:pPr>
-      <w:r>
-        <w:t>d</w:t>
-      </w:r>
-      <w:r>
-        <w:t xml:space="preserve">) </w:t>
-      </w:r>
-      <w:r>
-        <w:t>A</w:t>
-      </w:r>
-      <w:r>
-        <w:t xml:space="preserve"> </w:t>
-      </w:r>
-      <w:r>
-        <w:t>ARTE</w:t>
-      </w:r>
-      <w:r>
-        <w:t xml:space="preserve">, é a entidade responsável </w:t>
-      </w:r>
-      <w:r>
-        <w:t xml:space="preserve">pelo tratamento dos dados pessoais, bem como </w:t>
-      </w:r>
-      <w:r>
-        <w:t>pela gestão e segurança da infraestrutura tecnológica que suporta a Chave Móvel Digital, nomeadamente o sistema de geração e envio dos códigos numéricos de utilização única e temporária, nos termos do n.º 8 do artigo 2.º da Lei n.º 37/2014, de 26 de junho, na sua redação atual;</w:t>
+        <w:rPr>
+          <w:rFonts w:ascii="Poppins" w:hAnsi="Poppins" w:cs="Poppins"/>
+          <w:sz w:val="20"/>
+          <w:szCs w:val="20"/>
+        </w:rPr>
+      </w:pPr>
+      <w:r>
+        <w:rPr>
+          <w:rFonts w:ascii="Poppins" w:hAnsi="Poppins" w:cs="Poppins"/>
+          <w:sz w:val="20"/>
+          <w:szCs w:val="20"/>
+        </w:rPr>
+        <w:t>É celebrado, e reciprocamente aceite, o presente protocolo, nos termos e para os efeitos enunciados do n.º 11 do artigo 2.º da Lei n.º 37/2014, de 26 de junho, na sua redação atual, que se rege pelas seguintes cláusulas:</w:t>
+      </w:r>
+    </w:p>
+    <w:p>
+      <w:pPr>
+        <w:widowControl w:val="0"/>
+        <w:spacing w:after="0" w:line="360" w:lineRule="auto"/>
+        <w:ind w:left="-284"/>
+        <w:jc w:val="center"/>
+        <w:rPr>
+          <w:rFonts w:ascii="Poppins" w:hAnsi="Poppins" w:cs="Poppins"/>
+          <w:b/>
+          <w:sz w:val="20"/>
+          <w:szCs w:val="20"/>
+        </w:rPr>
+      </w:pPr>
+    </w:p>
+    <w:p>
+      <w:pPr>
+        <w:widowControl w:val="0"/>
+        <w:spacing w:after="0" w:line="360" w:lineRule="auto"/>
+        <w:ind w:left="-284"/>
+        <w:jc w:val="center"/>
+        <w:rPr>
+          <w:rFonts w:ascii="Poppins" w:hAnsi="Poppins" w:cs="Poppins"/>
+          <w:b/>
+          <w:sz w:val="20"/>
+          <w:szCs w:val="20"/>
+        </w:rPr>
+      </w:pPr>
+      <w:r>
+        <w:rPr>
+          <w:rFonts w:ascii="Poppins" w:hAnsi="Poppins" w:cs="Poppins"/>
+          <w:b/>
+          <w:sz w:val="20"/>
+          <w:szCs w:val="20"/>
+        </w:rPr>
+        <w:lastRenderedPageBreak/>
+        <w:t>Cláusula 1.ª</w:t>
+      </w:r>
+    </w:p>
+    <w:p>
+      <w:pPr>
+        <w:widowControl w:val="0"/>
+        <w:spacing w:after="0" w:line="360" w:lineRule="auto"/>
+        <w:ind w:left="-283"/>
+        <w:jc w:val="center"/>
+        <w:rPr>
+          <w:rFonts w:ascii="Poppins" w:hAnsi="Poppins" w:cs="Poppins"/>
+          <w:b/>
+          <w:sz w:val="20"/>
+          <w:szCs w:val="20"/>
+        </w:rPr>
+      </w:pPr>
+      <w:r>
+        <w:rPr>
+          <w:rFonts w:ascii="Poppins" w:hAnsi="Poppins" w:cs="Poppins"/>
+          <w:b/>
+          <w:sz w:val="20"/>
+          <w:szCs w:val="20"/>
+        </w:rPr>
+        <w:t>Objeto</w:t>
       </w:r>
     </w:p>
     <w:p>
@@ -390,101 +661,19 @@
         <w:spacing w:after="120" w:line="360" w:lineRule="auto"/>
         <w:ind w:left="-283"/>
         <w:jc w:val="both"/>
-      </w:pPr>
-      <w:r>
-        <w:lastRenderedPageBreak/>
-        <w:t>e</w:t>
-      </w:r>
-      <w:r>
-        <w:t>) O _________ tem como missão ____________ e</w:t>
-      </w:r>
-      <w:r>
-        <w:t xml:space="preserve">, na prossecução das suas atribuições, </w:t>
-      </w:r>
-      <w:r>
-        <w:t xml:space="preserve">pretende disponibilizar a Chave Móvel Digital </w:t>
-      </w:r>
-      <w:r>
-        <w:t>como meio alternativo e voluntário de</w:t>
-      </w:r>
-      <w:r>
-        <w:t xml:space="preserve"> autenticação nos seus sítios da Internet</w:t>
-      </w:r>
-      <w:r>
-        <w:t>,</w:t>
-      </w:r>
-      <w:r>
-        <w:t xml:space="preserve"> </w:t>
-      </w:r>
-      <w:r>
-        <w:t>bem como para permitir a assinatura eletrónica digital dos seus clientes no âmbit</w:t>
-      </w:r>
-      <w:r>
-        <w:t>o dos serviços por si prestados</w:t>
-      </w:r>
-      <w:r>
-        <w:t>;</w:t>
-      </w:r>
-    </w:p>
-    <w:p>
-      <w:pPr>
-        <w:widowControl w:val="0"/>
-        <w:spacing w:after="120" w:line="360" w:lineRule="auto"/>
-        <w:ind w:left="-283"/>
-        <w:jc w:val="both"/>
-      </w:pPr>
-      <w:r>
-        <w:t>f</w:t>
-      </w:r>
-      <w:r>
-        <w:t>) Nos termos do n.º 1</w:t>
-      </w:r>
-      <w:r>
-        <w:t>1</w:t>
-      </w:r>
-      <w:r>
-        <w:t xml:space="preserve"> do artigo 2.º da Lei n.º 37/2014, de 26 de junho, na sua redação atual, e do n.º 2 do artigo 11.º da Portaria n.º 77/2018, de 16 de março, as entidades públicas devem privilegiar a utilização da Chave Móvel Digital como modo de autenticação dos cidadãos nos respetivos sistemas e sítios da Internet, celebrando para o efeito protocolo com a </w:t>
-      </w:r>
-      <w:r>
-        <w:t>ARTE</w:t>
-      </w:r>
-      <w:r>
-        <w:t>, isento de custos;</w:t>
-      </w:r>
-    </w:p>
-    <w:p>
-      <w:pPr>
-        <w:widowControl w:val="0"/>
-        <w:spacing w:after="120" w:line="360" w:lineRule="auto"/>
-        <w:ind w:left="-283"/>
-        <w:jc w:val="both"/>
-      </w:pPr>
-      <w:r>
-        <w:t>g</w:t>
-      </w:r>
-      <w:r>
-        <w:t xml:space="preserve">) </w:t>
-      </w:r>
-      <w:r>
-        <w:t xml:space="preserve">As prestações objeto do presente protocolo não estão nem são suscetíveis de estar submetidas à concorrência de mercado, designadamente em razão da sua natureza e das suas características, bem como da posição relativa das partes no contrato e do contexto da sua própria formação, uma vez que a </w:t>
-      </w:r>
-      <w:r>
-        <w:t>ARTE</w:t>
-      </w:r>
-      <w:r>
-        <w:t xml:space="preserve"> </w:t>
-      </w:r>
-      <w:r>
-        <w:t xml:space="preserve">detém </w:t>
-      </w:r>
-      <w:r>
-        <w:t xml:space="preserve">a competência exclusiva no âmbito da gestão da infraestrutura tecnológica que suporta a Chave Móvel Digital, tratando-se de contratação excluída dos procedimentos de formação de contratos públicos, nos termos do </w:t>
-      </w:r>
-      <w:r>
-        <w:t xml:space="preserve">n.º 1 e 2 do </w:t>
-      </w:r>
-      <w:r>
-        <w:t>artigo 5.º do Código dos Contratos Públicos.</w:t>
+        <w:rPr>
+          <w:rFonts w:ascii="Poppins" w:hAnsi="Poppins" w:cs="Poppins"/>
+          <w:sz w:val="20"/>
+          <w:szCs w:val="20"/>
+        </w:rPr>
+      </w:pPr>
+      <w:r>
+        <w:rPr>
+          <w:rFonts w:ascii="Poppins" w:hAnsi="Poppins" w:cs="Poppins"/>
+          <w:sz w:val="20"/>
+          <w:szCs w:val="20"/>
+        </w:rPr>
+        <w:t>O presente protocolo tem por objeto a definição das regras que visam permitir a autenticação e assinatura através da Chave Móvel Digital, como meio seguro, nos sítios de internet e aplicações indicados pelo Segundo Outorgante.</w:t>
       </w:r>
     </w:p>
     <w:p>
@@ -493,24 +682,12 @@
         <w:spacing w:after="120" w:line="360" w:lineRule="auto"/>
         <w:ind w:left="-283"/>
         <w:jc w:val="center"/>
-      </w:pPr>
-    </w:p>
-    <w:p>
-      <w:pPr>
-        <w:widowControl w:val="0"/>
-        <w:spacing w:after="120" w:line="360" w:lineRule="auto"/>
-        <w:ind w:left="-283"/>
-        <w:jc w:val="both"/>
-      </w:pPr>
-      <w:r>
-        <w:t>É celebrado, e reciprocamente aceite, o presente protocolo, nos termos e para os efeitos enunciados do n.º 1</w:t>
-      </w:r>
-      <w:r>
-        <w:t>1</w:t>
-      </w:r>
-      <w:r>
-        <w:t xml:space="preserve"> do artigo 2.º da Lei n.º 37/2014, de 26 de junho, na sua redação atual, que se rege pelas seguintes cláusulas:</w:t>
-      </w:r>
+        <w:rPr>
+          <w:rFonts w:ascii="Poppins" w:hAnsi="Poppins" w:cs="Poppins"/>
+          <w:sz w:val="20"/>
+          <w:szCs w:val="20"/>
+        </w:rPr>
+      </w:pPr>
     </w:p>
     <w:p>
       <w:pPr>
@@ -519,9 +696,244 @@
         <w:ind w:left="-284"/>
         <w:jc w:val="center"/>
         <w:rPr>
+          <w:rFonts w:ascii="Poppins" w:hAnsi="Poppins" w:cs="Poppins"/>
           <w:b/>
-        </w:rPr>
-      </w:pPr>
+          <w:sz w:val="20"/>
+          <w:szCs w:val="20"/>
+        </w:rPr>
+      </w:pPr>
+      <w:r>
+        <w:rPr>
+          <w:rFonts w:ascii="Poppins" w:hAnsi="Poppins" w:cs="Poppins"/>
+          <w:b/>
+          <w:sz w:val="20"/>
+          <w:szCs w:val="20"/>
+        </w:rPr>
+        <w:t>Cláusula 2.ª</w:t>
+      </w:r>
+    </w:p>
+    <w:p>
+      <w:pPr>
+        <w:widowControl w:val="0"/>
+        <w:spacing w:after="0" w:line="360" w:lineRule="auto"/>
+        <w:ind w:left="-283"/>
+        <w:jc w:val="center"/>
+        <w:rPr>
+          <w:rFonts w:ascii="Poppins" w:hAnsi="Poppins" w:cs="Poppins"/>
+          <w:b/>
+          <w:sz w:val="20"/>
+          <w:szCs w:val="20"/>
+        </w:rPr>
+      </w:pPr>
+      <w:r>
+        <w:rPr>
+          <w:rFonts w:ascii="Poppins" w:hAnsi="Poppins" w:cs="Poppins"/>
+          <w:b/>
+          <w:sz w:val="20"/>
+          <w:szCs w:val="20"/>
+        </w:rPr>
+        <w:t>Obrigações da Primeira Outorgante</w:t>
+      </w:r>
+    </w:p>
+    <w:p>
+      <w:pPr>
+        <w:widowControl w:val="0"/>
+        <w:spacing w:after="0" w:line="360" w:lineRule="auto"/>
+        <w:ind w:left="-283"/>
+        <w:jc w:val="center"/>
+        <w:rPr>
+          <w:rFonts w:ascii="Poppins" w:hAnsi="Poppins" w:cs="Poppins"/>
+          <w:b/>
+          <w:sz w:val="20"/>
+          <w:szCs w:val="20"/>
+        </w:rPr>
+      </w:pPr>
+    </w:p>
+    <w:p>
+      <w:pPr>
+        <w:widowControl w:val="0"/>
+        <w:spacing w:after="120" w:line="360" w:lineRule="auto"/>
+        <w:ind w:left="-283"/>
+        <w:rPr>
+          <w:rFonts w:ascii="Poppins" w:hAnsi="Poppins" w:cs="Poppins"/>
+          <w:sz w:val="20"/>
+          <w:szCs w:val="20"/>
+        </w:rPr>
+      </w:pPr>
+      <w:r>
+        <w:rPr>
+          <w:rFonts w:ascii="Poppins" w:hAnsi="Poppins" w:cs="Poppins"/>
+          <w:sz w:val="20"/>
+          <w:szCs w:val="20"/>
+        </w:rPr>
+        <w:t>No âmbito do presente Protocolo a A</w:t>
+      </w:r>
+      <w:r>
+        <w:rPr>
+          <w:rFonts w:ascii="Poppins" w:hAnsi="Poppins" w:cs="Poppins"/>
+          <w:sz w:val="20"/>
+          <w:szCs w:val="20"/>
+        </w:rPr>
+        <w:t>RTE</w:t>
+      </w:r>
+      <w:r>
+        <w:rPr>
+          <w:rFonts w:ascii="Poppins" w:hAnsi="Poppins" w:cs="Poppins"/>
+          <w:sz w:val="20"/>
+          <w:szCs w:val="20"/>
+        </w:rPr>
+        <w:t xml:space="preserve"> obriga-se a:</w:t>
+      </w:r>
+    </w:p>
+    <w:p>
+      <w:pPr>
+        <w:widowControl w:val="0"/>
+        <w:spacing w:after="120" w:line="360" w:lineRule="auto"/>
+        <w:ind w:left="284" w:hanging="284"/>
+        <w:jc w:val="both"/>
+        <w:rPr>
+          <w:rFonts w:ascii="Poppins" w:hAnsi="Poppins" w:cs="Poppins"/>
+          <w:sz w:val="20"/>
+          <w:szCs w:val="20"/>
+        </w:rPr>
+      </w:pPr>
+      <w:r>
+        <w:rPr>
+          <w:rFonts w:ascii="Poppins" w:hAnsi="Poppins" w:cs="Poppins"/>
+          <w:sz w:val="20"/>
+          <w:szCs w:val="20"/>
+        </w:rPr>
+        <w:t>a)</w:t>
+      </w:r>
+      <w:r>
+        <w:rPr>
+          <w:rFonts w:ascii="Poppins" w:hAnsi="Poppins" w:cs="Poppins"/>
+          <w:sz w:val="20"/>
+          <w:szCs w:val="20"/>
+        </w:rPr>
+        <w:tab/>
+        <w:t>Disponibilizar ao Segundo Outorgante o acesso ao sistema que permite a autenticação e assinatura através da Chave Móvel Digital nos sítios de internet e aplicações que lhe sejam indicados pelo Segundo Outorgante;</w:t>
+      </w:r>
+    </w:p>
+    <w:p>
+      <w:pPr>
+        <w:widowControl w:val="0"/>
+        <w:spacing w:after="120" w:line="360" w:lineRule="auto"/>
+        <w:ind w:left="284" w:hanging="284"/>
+        <w:jc w:val="both"/>
+        <w:rPr>
+          <w:rFonts w:ascii="Poppins" w:hAnsi="Poppins" w:cs="Poppins"/>
+          <w:sz w:val="20"/>
+          <w:szCs w:val="20"/>
+        </w:rPr>
+      </w:pPr>
+      <w:r>
+        <w:rPr>
+          <w:rFonts w:ascii="Poppins" w:hAnsi="Poppins" w:cs="Poppins"/>
+          <w:sz w:val="20"/>
+          <w:szCs w:val="20"/>
+        </w:rPr>
+        <w:t>b)</w:t>
+      </w:r>
+      <w:r>
+        <w:rPr>
+          <w:rFonts w:ascii="Poppins" w:hAnsi="Poppins" w:cs="Poppins"/>
+          <w:sz w:val="20"/>
+          <w:szCs w:val="20"/>
+        </w:rPr>
+        <w:tab/>
+        <w:t>Garantir a administração, operação, help-desk e manutenção do Fornecedor de Autenticação (Autenticação.Gov) e serviços de assinatura da Chave Móvel Digital;</w:t>
+      </w:r>
+    </w:p>
+    <w:p>
+      <w:pPr>
+        <w:widowControl w:val="0"/>
+        <w:spacing w:after="120" w:line="360" w:lineRule="auto"/>
+        <w:ind w:left="284" w:hanging="284"/>
+        <w:jc w:val="both"/>
+        <w:rPr>
+          <w:rFonts w:ascii="Poppins" w:hAnsi="Poppins" w:cs="Poppins"/>
+          <w:sz w:val="20"/>
+          <w:szCs w:val="20"/>
+        </w:rPr>
+      </w:pPr>
+      <w:r>
+        <w:rPr>
+          <w:rFonts w:ascii="Poppins" w:hAnsi="Poppins" w:cs="Poppins"/>
+          <w:sz w:val="20"/>
+          <w:szCs w:val="20"/>
+        </w:rPr>
+        <w:t>c)</w:t>
+      </w:r>
+      <w:r>
+        <w:rPr>
+          <w:rFonts w:ascii="Poppins" w:hAnsi="Poppins" w:cs="Poppins"/>
+          <w:sz w:val="20"/>
+          <w:szCs w:val="20"/>
+        </w:rPr>
+        <w:tab/>
+        <w:t>Garantir o necessário acompanhamento técnico para a implementação do Fornecedor de Autenticação e serviços de assinatura da Chave Móvel Digital por parte do Segundo Outorgante;</w:t>
+      </w:r>
+    </w:p>
+    <w:p>
+      <w:pPr>
+        <w:widowControl w:val="0"/>
+        <w:spacing w:after="120" w:line="360" w:lineRule="auto"/>
+        <w:ind w:left="284" w:hanging="284"/>
+        <w:jc w:val="both"/>
+        <w:rPr>
+          <w:rFonts w:ascii="Poppins" w:hAnsi="Poppins" w:cs="Poppins"/>
+          <w:sz w:val="20"/>
+          <w:szCs w:val="20"/>
+        </w:rPr>
+      </w:pPr>
+      <w:r>
+        <w:rPr>
+          <w:rFonts w:ascii="Poppins" w:hAnsi="Poppins" w:cs="Poppins"/>
+          <w:sz w:val="20"/>
+          <w:szCs w:val="20"/>
+        </w:rPr>
+        <w:t>d)</w:t>
+      </w:r>
+      <w:r>
+        <w:rPr>
+          <w:rFonts w:ascii="Poppins" w:hAnsi="Poppins" w:cs="Poppins"/>
+          <w:sz w:val="20"/>
+          <w:szCs w:val="20"/>
+        </w:rPr>
+        <w:tab/>
+        <w:t>Fiscalizar, por si própria ou através de terceiro, a implementação realizada pelo Segundo Outorgante;</w:t>
+      </w:r>
+    </w:p>
+    <w:p>
+      <w:pPr>
+        <w:widowControl w:val="0"/>
+        <w:spacing w:after="120" w:line="360" w:lineRule="auto"/>
+        <w:ind w:left="284" w:hanging="284"/>
+        <w:jc w:val="both"/>
+        <w:rPr>
+          <w:rFonts w:ascii="Poppins" w:hAnsi="Poppins" w:cs="Poppins"/>
+          <w:sz w:val="20"/>
+          <w:szCs w:val="20"/>
+        </w:rPr>
+      </w:pPr>
+      <w:r>
+        <w:rPr>
+          <w:rFonts w:ascii="Poppins" w:hAnsi="Poppins" w:cs="Poppins"/>
+          <w:sz w:val="20"/>
+          <w:szCs w:val="20"/>
+        </w:rPr>
+        <w:t>e)</w:t>
+      </w:r>
+      <w:r>
+        <w:rPr>
+          <w:rFonts w:ascii="Poppins" w:hAnsi="Poppins" w:cs="Poppins"/>
+          <w:sz w:val="20"/>
+          <w:szCs w:val="20"/>
+        </w:rPr>
+        <w:tab/>
+        <w:t>Publicar em Autenticação.Gov.pt informação sobre a aplicação de assinatura do Segundo Outorgante, sempre que a mesma esteja validada para o efeito.</w:t>
+      </w:r>
     </w:p>
     <w:p>
       <w:pPr>
@@ -530,14 +942,20 @@
         <w:ind w:left="-284"/>
         <w:jc w:val="center"/>
         <w:rPr>
+          <w:rFonts w:ascii="Poppins" w:hAnsi="Poppins" w:cs="Poppins"/>
           <w:b/>
-        </w:rPr>
-      </w:pPr>
-      <w:r>
-        <w:rPr>
+          <w:sz w:val="20"/>
+          <w:szCs w:val="20"/>
+        </w:rPr>
+      </w:pPr>
+      <w:r>
+        <w:rPr>
+          <w:rFonts w:ascii="Poppins" w:hAnsi="Poppins" w:cs="Poppins"/>
           <w:b/>
-        </w:rPr>
-        <w:t>Cláusula 1.ª</w:t>
+          <w:sz w:val="20"/>
+          <w:szCs w:val="20"/>
+        </w:rPr>
+        <w:t>Cláusula 3.ª</w:t>
       </w:r>
     </w:p>
     <w:p>
@@ -547,312 +965,20 @@
         <w:ind w:left="-283"/>
         <w:jc w:val="center"/>
         <w:rPr>
+          <w:rFonts w:ascii="Poppins" w:hAnsi="Poppins" w:cs="Poppins"/>
           <w:b/>
-        </w:rPr>
-      </w:pPr>
-      <w:r>
-        <w:rPr>
+          <w:sz w:val="20"/>
+          <w:szCs w:val="20"/>
+        </w:rPr>
+      </w:pPr>
+      <w:r>
+        <w:rPr>
+          <w:rFonts w:ascii="Poppins" w:hAnsi="Poppins" w:cs="Poppins"/>
           <w:b/>
-        </w:rPr>
-        <w:t>Objeto</w:t>
-      </w:r>
-    </w:p>
-    <w:p>
-      <w:pPr>
-        <w:widowControl w:val="0"/>
-        <w:spacing w:after="120" w:line="360" w:lineRule="auto"/>
-        <w:ind w:left="-283"/>
-        <w:jc w:val="both"/>
-      </w:pPr>
-      <w:r>
-        <w:t xml:space="preserve">O presente protocolo tem por objeto a definição das regras que visam permitir a autenticação </w:t>
-      </w:r>
-      <w:r>
-        <w:t xml:space="preserve">e assinatura </w:t>
-      </w:r>
-      <w:r>
-        <w:t>através da Chave Móvel Digital, como meio seguro</w:t>
-      </w:r>
-      <w:r>
-        <w:t xml:space="preserve">, </w:t>
-      </w:r>
-      <w:r>
-        <w:t xml:space="preserve">nos </w:t>
-      </w:r>
-      <w:r>
-        <w:t>sítios de internet e aplicações</w:t>
-      </w:r>
-      <w:r>
-        <w:t xml:space="preserve"> indicados pel</w:t>
-      </w:r>
-      <w:r>
-        <w:t>o</w:t>
-      </w:r>
-      <w:r>
-        <w:t xml:space="preserve"> Segund</w:t>
-      </w:r>
-      <w:r>
-        <w:t>o</w:t>
-      </w:r>
-      <w:r>
-        <w:t xml:space="preserve"> Outorgante</w:t>
-      </w:r>
-      <w:r>
-        <w:t>.</w:t>
-      </w:r>
-    </w:p>
-    <w:p>
-      <w:pPr>
-        <w:widowControl w:val="0"/>
-        <w:spacing w:after="120" w:line="360" w:lineRule="auto"/>
-        <w:ind w:left="-283"/>
-        <w:jc w:val="center"/>
-      </w:pPr>
-    </w:p>
-    <w:p>
-      <w:pPr>
-        <w:widowControl w:val="0"/>
-        <w:spacing w:after="0" w:line="360" w:lineRule="auto"/>
-        <w:ind w:left="-284"/>
-        <w:jc w:val="center"/>
-        <w:rPr>
-          <w:b/>
-        </w:rPr>
-      </w:pPr>
-      <w:r>
-        <w:rPr>
-          <w:b/>
-        </w:rPr>
-        <w:lastRenderedPageBreak/>
-        <w:t>Cláusula 2.ª</w:t>
-      </w:r>
-    </w:p>
-    <w:p>
-      <w:pPr>
-        <w:widowControl w:val="0"/>
-        <w:spacing w:after="0" w:line="360" w:lineRule="auto"/>
-        <w:ind w:left="-283"/>
-        <w:jc w:val="center"/>
-        <w:rPr>
-          <w:b/>
-        </w:rPr>
-      </w:pPr>
-      <w:r>
-        <w:rPr>
-          <w:b/>
-        </w:rPr>
-        <w:t>Obrigações da Primeira Outorgante</w:t>
-      </w:r>
-    </w:p>
-    <w:p>
-      <w:pPr>
-        <w:widowControl w:val="0"/>
-        <w:spacing w:after="120" w:line="360" w:lineRule="auto"/>
-        <w:ind w:left="-283"/>
-      </w:pPr>
-      <w:r>
-        <w:t xml:space="preserve">No âmbito do presente Protocolo a </w:t>
-      </w:r>
-      <w:r>
-        <w:t>ARTE</w:t>
-      </w:r>
-      <w:r>
-        <w:t xml:space="preserve"> obriga-se a:</w:t>
-      </w:r>
-    </w:p>
-    <w:p>
-      <w:pPr>
-        <w:widowControl w:val="0"/>
-        <w:spacing w:after="120" w:line="360" w:lineRule="auto"/>
-        <w:ind w:left="284" w:hanging="284"/>
-        <w:jc w:val="both"/>
-      </w:pPr>
-      <w:r>
-        <w:t>a)</w:t>
-      </w:r>
-      <w:r>
-        <w:tab/>
-        <w:t xml:space="preserve">Disponibilizar </w:t>
-      </w:r>
-      <w:r>
-        <w:t>ao</w:t>
-      </w:r>
-      <w:r>
-        <w:t xml:space="preserve"> Segund</w:t>
-      </w:r>
-      <w:r>
-        <w:t>o</w:t>
-      </w:r>
-      <w:r>
-        <w:t xml:space="preserve"> Outorgante o </w:t>
-      </w:r>
-      <w:r>
-        <w:t xml:space="preserve">acesso ao sistema que permite a autenticação </w:t>
-      </w:r>
-      <w:r>
-        <w:t xml:space="preserve">e assinatura </w:t>
-      </w:r>
-      <w:r>
-        <w:t>at</w:t>
-      </w:r>
-      <w:r>
-        <w:t>ravés da Chave Móvel Digital no</w:t>
-      </w:r>
-      <w:r>
-        <w:t>s</w:t>
-      </w:r>
-      <w:r>
-        <w:t xml:space="preserve"> </w:t>
-      </w:r>
-      <w:r>
-        <w:t>sítios de internet e aplicações</w:t>
-      </w:r>
-      <w:r>
-        <w:t xml:space="preserve"> </w:t>
-      </w:r>
-      <w:r>
-        <w:t>que lhe sejam indicados pel</w:t>
-      </w:r>
-      <w:r>
-        <w:t>o</w:t>
-      </w:r>
-      <w:r>
-        <w:t xml:space="preserve"> Segund</w:t>
-      </w:r>
-      <w:r>
-        <w:t>o</w:t>
-      </w:r>
-      <w:r>
-        <w:t xml:space="preserve"> Outorgante</w:t>
-      </w:r>
-      <w:r>
-        <w:t>;</w:t>
-      </w:r>
-    </w:p>
-    <w:p>
-      <w:pPr>
-        <w:widowControl w:val="0"/>
-        <w:spacing w:after="120" w:line="360" w:lineRule="auto"/>
-        <w:ind w:left="284" w:hanging="284"/>
-        <w:jc w:val="both"/>
-      </w:pPr>
-      <w:r>
-        <w:t>b)</w:t>
-      </w:r>
-      <w:r>
-        <w:tab/>
-        <w:t>Garantir a administração, operação, help-desk e manutenção do Fornecedor de Autenticação (Autenticação.Gov) e serviços de assinatura da Chave Móvel Digital;</w:t>
-      </w:r>
-    </w:p>
-    <w:p>
-      <w:pPr>
-        <w:widowControl w:val="0"/>
-        <w:spacing w:after="120" w:line="360" w:lineRule="auto"/>
-        <w:ind w:left="284" w:hanging="284"/>
-        <w:jc w:val="both"/>
-      </w:pPr>
-      <w:r>
-        <w:t>c)</w:t>
-      </w:r>
-      <w:r>
-        <w:tab/>
-        <w:t>Garantir o necessário acompanhamento técnico para a implementação do Fornecedor de Autenticação e serviços de assinatura da Chave Móvel Digital por parte do Segundo Outorgante;</w:t>
-      </w:r>
-    </w:p>
-    <w:p>
-      <w:pPr>
-        <w:widowControl w:val="0"/>
-        <w:spacing w:after="120" w:line="360" w:lineRule="auto"/>
-        <w:ind w:left="284" w:hanging="284"/>
-        <w:jc w:val="both"/>
-      </w:pPr>
-      <w:r>
-        <w:t>d)</w:t>
-      </w:r>
-      <w:r>
-        <w:tab/>
-        <w:t>Fiscalizar, por si própria ou através de terceiro, a implementação realizada pelo Segundo Outorgante;</w:t>
-      </w:r>
-    </w:p>
-    <w:p>
-      <w:pPr>
-        <w:widowControl w:val="0"/>
-        <w:spacing w:after="120" w:line="360" w:lineRule="auto"/>
-        <w:ind w:left="284" w:hanging="284"/>
-        <w:jc w:val="both"/>
-      </w:pPr>
-      <w:r>
-        <w:t>e)</w:t>
-      </w:r>
-      <w:r>
-        <w:tab/>
-        <w:t>Publicar em Autenticação.Gov.pt informação sobre a aplicação de assinatura do Segundo Outorgante, sempre que a mesma esteja validada para o efeito.</w:t>
-      </w:r>
-    </w:p>
-    <w:p>
-      <w:pPr>
-        <w:widowControl w:val="0"/>
-        <w:spacing w:after="120" w:line="360" w:lineRule="auto"/>
-        <w:ind w:left="-283"/>
-        <w:jc w:val="center"/>
-      </w:pPr>
-    </w:p>
-    <w:p>
-      <w:pPr>
-        <w:widowControl w:val="0"/>
-        <w:spacing w:after="0" w:line="360" w:lineRule="auto"/>
-        <w:ind w:left="-284"/>
-        <w:jc w:val="center"/>
-        <w:rPr>
-          <w:b/>
-        </w:rPr>
-      </w:pPr>
-      <w:r>
-        <w:rPr>
-          <w:b/>
-        </w:rPr>
-        <w:t>Cláusula 3.ª</w:t>
-      </w:r>
-    </w:p>
-    <w:p>
-      <w:pPr>
-        <w:widowControl w:val="0"/>
-        <w:spacing w:after="0" w:line="360" w:lineRule="auto"/>
-        <w:ind w:left="-283"/>
-        <w:jc w:val="center"/>
-        <w:rPr>
-          <w:b/>
-        </w:rPr>
-      </w:pPr>
-      <w:r>
-        <w:rPr>
-          <w:b/>
-        </w:rPr>
-        <w:t>Obrigações d</w:t>
-      </w:r>
-      <w:r>
-        <w:rPr>
-          <w:b/>
-        </w:rPr>
-        <w:t>o</w:t>
-      </w:r>
-      <w:r>
-        <w:rPr>
-          <w:b/>
-        </w:rPr>
-        <w:t xml:space="preserve"> Segund</w:t>
-      </w:r>
-      <w:r>
-        <w:rPr>
-          <w:b/>
-        </w:rPr>
-        <w:t>o</w:t>
-      </w:r>
-      <w:r>
-        <w:rPr>
-          <w:b/>
-        </w:rPr>
-        <w:t xml:space="preserve"> Outorgante</w:t>
+          <w:sz w:val="20"/>
+          <w:szCs w:val="20"/>
+        </w:rPr>
+        <w:t>Obrigações do Segundo Outorgante</w:t>
       </w:r>
     </w:p>
     <w:p>
@@ -866,18 +992,19 @@
         <w:spacing w:after="120" w:line="360" w:lineRule="auto"/>
         <w:ind w:left="284" w:hanging="284"/>
         <w:jc w:val="both"/>
-      </w:pPr>
-      <w:r>
-        <w:t>O</w:t>
-      </w:r>
-      <w:r>
-        <w:t xml:space="preserve"> Segund</w:t>
-      </w:r>
-      <w:r>
-        <w:t>o</w:t>
-      </w:r>
-      <w:r>
-        <w:t xml:space="preserve"> Outorgante obriga-se a:</w:t>
+        <w:rPr>
+          <w:rFonts w:ascii="Poppins" w:hAnsi="Poppins" w:cs="Poppins"/>
+          <w:sz w:val="20"/>
+          <w:szCs w:val="20"/>
+        </w:rPr>
+      </w:pPr>
+      <w:r>
+        <w:rPr>
+          <w:rFonts w:ascii="Poppins" w:hAnsi="Poppins" w:cs="Poppins"/>
+          <w:sz w:val="20"/>
+          <w:szCs w:val="20"/>
+        </w:rPr>
+        <w:t>O Segundo Outorgante obriga-se a:</w:t>
       </w:r>
     </w:p>
     <w:p>
@@ -890,33 +1017,36 @@
         </w:numPr>
         <w:spacing w:after="120" w:line="360" w:lineRule="auto"/>
         <w:jc w:val="both"/>
-      </w:pPr>
-      <w:r>
-        <w:t>Solicitar</w:t>
-      </w:r>
-      <w:r>
-        <w:t xml:space="preserve"> à </w:t>
-      </w:r>
-      <w:r>
-        <w:t>ARTE</w:t>
-      </w:r>
-      <w:r>
-        <w:t>,</w:t>
-      </w:r>
-      <w:r>
-        <w:t xml:space="preserve"> </w:t>
-      </w:r>
-      <w:r>
-        <w:t xml:space="preserve">com uma antecedência de 5 dias, </w:t>
-      </w:r>
-      <w:r>
-        <w:t xml:space="preserve">a utilização da autenticação </w:t>
-      </w:r>
-      <w:r>
-        <w:t xml:space="preserve">e assinatura </w:t>
-      </w:r>
-      <w:r>
-        <w:t>através da Chave Móvel Digital indicando os sítios da Internet onde pretende adotar a mesma;</w:t>
+        <w:rPr>
+          <w:rFonts w:ascii="Poppins" w:hAnsi="Poppins" w:cs="Poppins"/>
+          <w:sz w:val="20"/>
+          <w:szCs w:val="20"/>
+        </w:rPr>
+      </w:pPr>
+      <w:r>
+        <w:rPr>
+          <w:rFonts w:ascii="Poppins" w:hAnsi="Poppins" w:cs="Poppins"/>
+          <w:sz w:val="20"/>
+          <w:szCs w:val="20"/>
+        </w:rPr>
+        <w:lastRenderedPageBreak/>
+        <w:t>Solicitar à A</w:t>
+      </w:r>
+      <w:r>
+        <w:rPr>
+          <w:rFonts w:ascii="Poppins" w:hAnsi="Poppins" w:cs="Poppins"/>
+          <w:sz w:val="20"/>
+          <w:szCs w:val="20"/>
+        </w:rPr>
+        <w:t>RTE</w:t>
+      </w:r>
+      <w:r>
+        <w:rPr>
+          <w:rFonts w:ascii="Poppins" w:hAnsi="Poppins" w:cs="Poppins"/>
+          <w:sz w:val="20"/>
+          <w:szCs w:val="20"/>
+        </w:rPr>
+        <w:t>, com uma antecedência de 5 dias, a utilização da autenticação e assinatura através da Chave Móvel Digital indicando os sítios da Internet onde pretende adotar a mesma;</w:t>
       </w:r>
     </w:p>
     <w:p>
@@ -929,22 +1059,33 @@
         </w:numPr>
         <w:spacing w:after="120" w:line="360" w:lineRule="auto"/>
         <w:jc w:val="both"/>
-      </w:pPr>
-      <w:r>
-        <w:rPr>
-          <w:rFonts w:cs="Times New Roman"/>
-        </w:rPr>
-        <w:t xml:space="preserve">Utilizar o serviço de acordo com os requisitos tecnológicos indicados pela </w:t>
-      </w:r>
-      <w:r>
-        <w:rPr>
-          <w:rFonts w:cs="Times New Roman"/>
-        </w:rPr>
-        <w:t>ARTE</w:t>
-      </w:r>
-      <w:r>
-        <w:rPr>
-          <w:rFonts w:cs="Times New Roman"/>
+        <w:rPr>
+          <w:rFonts w:ascii="Poppins" w:hAnsi="Poppins" w:cs="Poppins"/>
+          <w:sz w:val="20"/>
+          <w:szCs w:val="20"/>
+        </w:rPr>
+      </w:pPr>
+      <w:r>
+        <w:rPr>
+          <w:rFonts w:ascii="Poppins" w:hAnsi="Poppins" w:cs="Poppins"/>
+          <w:sz w:val="20"/>
+          <w:szCs w:val="20"/>
+        </w:rPr>
+        <w:t>Utilizar o serviço de acordo com os requisitos tecnológicos indicados pela A</w:t>
+      </w:r>
+      <w:r>
+        <w:rPr>
+          <w:rFonts w:ascii="Poppins" w:hAnsi="Poppins" w:cs="Poppins"/>
+          <w:sz w:val="20"/>
+          <w:szCs w:val="20"/>
+        </w:rPr>
+        <w:t>RTE</w:t>
+      </w:r>
+      <w:r>
+        <w:rPr>
+          <w:rFonts w:ascii="Poppins" w:hAnsi="Poppins" w:cs="Poppins"/>
+          <w:sz w:val="20"/>
+          <w:szCs w:val="20"/>
         </w:rPr>
         <w:t xml:space="preserve"> e somente para as finalidades previstas na Cláusula Primeira deste Protocolo;</w:t>
       </w:r>
@@ -959,34 +1100,33 @@
         </w:numPr>
         <w:spacing w:after="120" w:line="360" w:lineRule="auto"/>
         <w:jc w:val="both"/>
-      </w:pPr>
-      <w:r>
-        <w:rPr>
-          <w:rFonts w:cs="Times New Roman"/>
-        </w:rPr>
-        <w:t>Adotar a autenticação e assinatura através de Chave Móvel Digital n</w:t>
-      </w:r>
-      <w:r>
-        <w:rPr>
-          <w:rFonts w:cs="Times New Roman"/>
-        </w:rPr>
-        <w:t>os sítios de internet e</w:t>
-      </w:r>
-      <w:r>
-        <w:rPr>
-          <w:rFonts w:cs="Times New Roman"/>
-        </w:rPr>
-        <w:t xml:space="preserve"> aplicações que venha a indicar à </w:t>
-      </w:r>
-      <w:r>
-        <w:rPr>
-          <w:rFonts w:cs="Times New Roman"/>
+        <w:rPr>
+          <w:rFonts w:ascii="Poppins" w:hAnsi="Poppins" w:cs="Poppins"/>
+          <w:sz w:val="20"/>
+          <w:szCs w:val="20"/>
+        </w:rPr>
+      </w:pPr>
+      <w:r>
+        <w:rPr>
+          <w:rFonts w:ascii="Poppins" w:hAnsi="Poppins" w:cs="Poppins"/>
+          <w:sz w:val="20"/>
+          <w:szCs w:val="20"/>
+        </w:rPr>
+        <w:t xml:space="preserve">Adotar a autenticação e assinatura através de Chave Móvel Digital nos sítios de internet e aplicações que venha a indicar à </w:t>
+      </w:r>
+      <w:r>
+        <w:rPr>
+          <w:rFonts w:ascii="Poppins" w:hAnsi="Poppins" w:cs="Poppins"/>
+          <w:sz w:val="20"/>
+          <w:szCs w:val="20"/>
         </w:rPr>
         <w:t>ARTE</w:t>
       </w:r>
       <w:r>
         <w:rPr>
-          <w:rFonts w:cs="Times New Roman"/>
+          <w:rFonts w:ascii="Poppins" w:hAnsi="Poppins" w:cs="Poppins"/>
+          <w:sz w:val="20"/>
+          <w:szCs w:val="20"/>
         </w:rPr>
         <w:t>;</w:t>
       </w:r>
@@ -1001,43 +1141,27 @@
         </w:numPr>
         <w:spacing w:after="120" w:line="360" w:lineRule="auto"/>
         <w:jc w:val="both"/>
-      </w:pPr>
-      <w:r>
-        <w:rPr>
-          <w:rFonts w:cs="Times New Roman"/>
-        </w:rPr>
-        <w:t xml:space="preserve">No âmbito da autenticação com Chave Móvel Digital, disponibilizar </w:t>
-      </w:r>
-      <w:r>
-        <w:rPr>
-          <w:rFonts w:cs="Times New Roman"/>
-        </w:rPr>
-        <w:t>nos sítios de internet e aplicações</w:t>
-      </w:r>
-      <w:r>
-        <w:rPr>
-          <w:rFonts w:cs="Times New Roman"/>
-        </w:rPr>
-        <w:t xml:space="preserve"> o interface gráfico de acesso ao serviço Autenticação.Gov de acordo com orientações </w:t>
-      </w:r>
-      <w:r>
-        <w:rPr>
-          <w:rFonts w:cs="Times New Roman"/>
-        </w:rPr>
-        <w:lastRenderedPageBreak/>
-        <w:t xml:space="preserve">definidas pela </w:t>
-      </w:r>
-      <w:r>
-        <w:rPr>
-          <w:rFonts w:cs="Times New Roman"/>
-        </w:rPr>
-        <w:t>ARTE</w:t>
-      </w:r>
-      <w:r>
-        <w:rPr>
-          <w:rFonts w:cs="Times New Roman"/>
-        </w:rPr>
-        <w:t>;</w:t>
+        <w:rPr>
+          <w:rFonts w:ascii="Poppins" w:hAnsi="Poppins" w:cs="Poppins"/>
+          <w:sz w:val="20"/>
+          <w:szCs w:val="20"/>
+        </w:rPr>
+      </w:pPr>
+      <w:r>
+        <w:rPr>
+          <w:rFonts w:ascii="Poppins" w:hAnsi="Poppins" w:cs="Poppins"/>
+          <w:sz w:val="20"/>
+          <w:szCs w:val="20"/>
+        </w:rPr>
+        <w:t xml:space="preserve">No âmbito da autenticação com Chave Móvel Digital, disponibilizar nos sítios de internet e aplicações o interface gráfico de acesso ao serviço Autenticação.Gov de acordo com orientações definidas pela </w:t>
+      </w:r>
+      <w:r>
+        <w:rPr>
+          <w:rFonts w:ascii="Poppins" w:hAnsi="Poppins" w:cs="Poppins"/>
+          <w:sz w:val="20"/>
+          <w:szCs w:val="20"/>
+        </w:rPr>
+        <w:t>ARTE;</w:t>
       </w:r>
     </w:p>
     <w:p>
@@ -1050,48 +1174,19 @@
         </w:numPr>
         <w:spacing w:after="120" w:line="360" w:lineRule="auto"/>
         <w:jc w:val="both"/>
-      </w:pPr>
-      <w:r>
-        <w:rPr>
-          <w:rFonts w:cs="Times New Roman"/>
-        </w:rPr>
-        <w:t>No âmbito da assinatura com Chave Móvel Digital, assegurar a segurança e confidencialidade dos dados dos utilizadores na utilização d</w:t>
-      </w:r>
-      <w:r>
-        <w:rPr>
-          <w:rFonts w:cs="Times New Roman"/>
-        </w:rPr>
-        <w:t>os</w:t>
-      </w:r>
-      <w:r>
-        <w:rPr>
-          <w:rFonts w:cs="Times New Roman"/>
-        </w:rPr>
-        <w:t xml:space="preserve"> referid</w:t>
-      </w:r>
-      <w:r>
-        <w:rPr>
-          <w:rFonts w:cs="Times New Roman"/>
-        </w:rPr>
-        <w:t>o</w:t>
-      </w:r>
-      <w:r>
-        <w:rPr>
-          <w:rFonts w:cs="Times New Roman"/>
-        </w:rPr>
-        <w:t xml:space="preserve">s </w:t>
-      </w:r>
-      <w:r>
-        <w:rPr>
-          <w:rFonts w:cs="Times New Roman"/>
-        </w:rPr>
-        <w:t xml:space="preserve">sítios de internet e </w:t>
-      </w:r>
-      <w:r>
-        <w:rPr>
-          <w:rFonts w:cs="Times New Roman"/>
-        </w:rPr>
-        <w:t>aplicações;</w:t>
+        <w:rPr>
+          <w:rFonts w:ascii="Poppins" w:hAnsi="Poppins" w:cs="Poppins"/>
+          <w:sz w:val="20"/>
+          <w:szCs w:val="20"/>
+        </w:rPr>
+      </w:pPr>
+      <w:r>
+        <w:rPr>
+          <w:rFonts w:ascii="Poppins" w:hAnsi="Poppins" w:cs="Poppins"/>
+          <w:sz w:val="20"/>
+          <w:szCs w:val="20"/>
+        </w:rPr>
+        <w:t>No âmbito da assinatura com Chave Móvel Digital, assegurar a segurança e confidencialidade dos dados dos utilizadores na utilização dos referidos sítios de internet e aplicações;</w:t>
       </w:r>
     </w:p>
     <w:p>
@@ -1104,10 +1199,17 @@
         </w:numPr>
         <w:spacing w:after="120" w:line="360" w:lineRule="auto"/>
         <w:jc w:val="both"/>
-      </w:pPr>
-      <w:r>
-        <w:rPr>
-          <w:rFonts w:cs="Times New Roman"/>
+        <w:rPr>
+          <w:rFonts w:ascii="Poppins" w:hAnsi="Poppins" w:cs="Poppins"/>
+          <w:sz w:val="20"/>
+          <w:szCs w:val="20"/>
+        </w:rPr>
+      </w:pPr>
+      <w:r>
+        <w:rPr>
+          <w:rFonts w:ascii="Poppins" w:hAnsi="Poppins" w:cs="Poppins"/>
+          <w:sz w:val="20"/>
+          <w:szCs w:val="20"/>
         </w:rPr>
         <w:t>No âmbito da assinatura com Chave Móvel Digital, garantir que os dados dos utilizadores não serão guardados;</w:t>
       </w:r>
@@ -1122,10 +1224,17 @@
         </w:numPr>
         <w:spacing w:after="120" w:line="360" w:lineRule="auto"/>
         <w:jc w:val="both"/>
-      </w:pPr>
-      <w:r>
-        <w:rPr>
-          <w:rFonts w:cs="Times New Roman"/>
+        <w:rPr>
+          <w:rFonts w:ascii="Poppins" w:hAnsi="Poppins" w:cs="Poppins"/>
+          <w:sz w:val="20"/>
+          <w:szCs w:val="20"/>
+        </w:rPr>
+      </w:pPr>
+      <w:r>
+        <w:rPr>
+          <w:rFonts w:ascii="Poppins" w:hAnsi="Poppins" w:cs="Poppins"/>
+          <w:sz w:val="20"/>
+          <w:szCs w:val="20"/>
         </w:rPr>
         <w:t>Adotar as medidas técnicas e de organização apropriadas à proteção da informação contra a destruição acidental ou não autorizada, a perda acidental, a alteração e o acesso ou qualquer outro tratamento não autorizado de dados;</w:t>
       </w:r>
@@ -1140,10 +1249,17 @@
         </w:numPr>
         <w:spacing w:after="120" w:line="360" w:lineRule="auto"/>
         <w:jc w:val="both"/>
-      </w:pPr>
-      <w:r>
-        <w:rPr>
-          <w:rFonts w:cs="Times New Roman"/>
+        <w:rPr>
+          <w:rFonts w:ascii="Poppins" w:hAnsi="Poppins" w:cs="Poppins"/>
+          <w:sz w:val="20"/>
+          <w:szCs w:val="20"/>
+        </w:rPr>
+      </w:pPr>
+      <w:r>
+        <w:rPr>
+          <w:rFonts w:ascii="Poppins" w:hAnsi="Poppins" w:cs="Poppins"/>
+          <w:sz w:val="20"/>
+          <w:szCs w:val="20"/>
         </w:rPr>
         <w:t>No âmbito da assinatura com Chave Móvel Digital, assegurar um nível de segurança idêntico ou superior ao estabelecido pelo sistema da CMD relativamente às componentes sob a sua responsabilidade;</w:t>
       </w:r>
@@ -1158,22 +1274,33 @@
         </w:numPr>
         <w:spacing w:after="120" w:line="360" w:lineRule="auto"/>
         <w:jc w:val="both"/>
-      </w:pPr>
-      <w:r>
-        <w:rPr>
-          <w:rFonts w:cs="Times New Roman"/>
+        <w:rPr>
+          <w:rFonts w:ascii="Poppins" w:hAnsi="Poppins" w:cs="Poppins"/>
+          <w:sz w:val="20"/>
+          <w:szCs w:val="20"/>
+        </w:rPr>
+      </w:pPr>
+      <w:r>
+        <w:rPr>
+          <w:rFonts w:ascii="Poppins" w:hAnsi="Poppins" w:cs="Poppins"/>
+          <w:sz w:val="20"/>
+          <w:szCs w:val="20"/>
         </w:rPr>
         <w:t xml:space="preserve">O recurso a criptografia no estabelecimento de comunicação via Internet com a </w:t>
       </w:r>
       <w:r>
         <w:rPr>
-          <w:rFonts w:cs="Times New Roman"/>
+          <w:rFonts w:ascii="Poppins" w:hAnsi="Poppins" w:cs="Poppins"/>
+          <w:sz w:val="20"/>
+          <w:szCs w:val="20"/>
         </w:rPr>
         <w:t>ARTE</w:t>
       </w:r>
       <w:r>
         <w:rPr>
-          <w:rFonts w:cs="Times New Roman"/>
+          <w:rFonts w:ascii="Poppins" w:hAnsi="Poppins" w:cs="Poppins"/>
+          <w:sz w:val="20"/>
+          <w:szCs w:val="20"/>
         </w:rPr>
         <w:t>;</w:t>
       </w:r>
@@ -1188,36 +1315,35 @@
         </w:numPr>
         <w:spacing w:after="120" w:line="360" w:lineRule="auto"/>
         <w:jc w:val="both"/>
-      </w:pPr>
-      <w:r>
-        <w:rPr>
-          <w:rFonts w:ascii="Calibri" w:hAnsi="Calibri" w:cs="Times New Roman"/>
+        <w:rPr>
+          <w:rFonts w:ascii="Poppins" w:hAnsi="Poppins" w:cs="Poppins"/>
+          <w:sz w:val="20"/>
+          <w:szCs w:val="20"/>
+        </w:rPr>
+      </w:pPr>
+      <w:r>
+        <w:rPr>
+          <w:rFonts w:ascii="Poppins" w:hAnsi="Poppins" w:cs="Poppins"/>
+          <w:sz w:val="20"/>
+          <w:szCs w:val="20"/>
         </w:rPr>
         <w:t xml:space="preserve">Informar a </w:t>
       </w:r>
       <w:r>
         <w:rPr>
-          <w:rFonts w:ascii="Calibri" w:hAnsi="Calibri" w:cs="Times New Roman"/>
+          <w:rFonts w:ascii="Poppins" w:hAnsi="Poppins" w:cs="Poppins"/>
+          <w:sz w:val="20"/>
+          <w:szCs w:val="20"/>
         </w:rPr>
         <w:t>ARTE</w:t>
       </w:r>
       <w:r>
         <w:rPr>
-          <w:rFonts w:ascii="Calibri" w:hAnsi="Calibri" w:cs="Times New Roman"/>
-        </w:rPr>
-        <w:t xml:space="preserve"> com uma antecedência de 30 (trinta) dias quando pretenda deixar de utilizar a autenticação e assinatura através de Chave Móvel Digital em algum</w:t>
-      </w:r>
-      <w:r>
-        <w:rPr>
-          <w:rFonts w:ascii="Calibri" w:hAnsi="Calibri" w:cs="Times New Roman"/>
-        </w:rPr>
-        <w:t xml:space="preserve"> dos seus sítios de internet ou</w:t>
-      </w:r>
-      <w:r>
-        <w:rPr>
-          <w:rFonts w:ascii="Calibri" w:hAnsi="Calibri" w:cs="Times New Roman"/>
-        </w:rPr>
-        <w:t xml:space="preserve"> aplicações;</w:t>
+          <w:rFonts w:ascii="Poppins" w:hAnsi="Poppins" w:cs="Poppins"/>
+          <w:sz w:val="20"/>
+          <w:szCs w:val="20"/>
+        </w:rPr>
+        <w:t xml:space="preserve"> com uma antecedência de 30 (trinta) dias quando pretenda deixar de utilizar a autenticação e assinatura através de Chave Móvel Digital em algum dos seus sítios de internet ou aplicações;</w:t>
       </w:r>
     </w:p>
     <w:p>
@@ -1230,18 +1356,19 @@
         </w:numPr>
         <w:spacing w:after="120" w:line="360" w:lineRule="auto"/>
         <w:jc w:val="both"/>
-      </w:pPr>
-      <w:r>
-        <w:rPr>
-          <w:rFonts w:cs="Times New Roman"/>
-        </w:rPr>
-        <w:t>Guardar sigilo sobre as informações a que venha a ter acesso em virtude da colaboração estabelecida, ou que venha a ser desenvolvida, na execução do presente Protocolo;</w:t>
-      </w:r>
-      <w:r>
-        <w:rPr>
-          <w:rFonts w:cs="Times New Roman"/>
-        </w:rPr>
-        <w:t xml:space="preserve"> </w:t>
+        <w:rPr>
+          <w:rFonts w:ascii="Poppins" w:hAnsi="Poppins" w:cs="Poppins"/>
+          <w:sz w:val="20"/>
+          <w:szCs w:val="20"/>
+        </w:rPr>
+      </w:pPr>
+      <w:r>
+        <w:rPr>
+          <w:rFonts w:ascii="Poppins" w:hAnsi="Poppins" w:cs="Poppins"/>
+          <w:sz w:val="20"/>
+          <w:szCs w:val="20"/>
+        </w:rPr>
+        <w:t xml:space="preserve">Guardar sigilo sobre as informações a que venha a ter acesso em virtude da colaboração estabelecida, ou que venha a ser desenvolvida, na execução do presente Protocolo; </w:t>
       </w:r>
     </w:p>
     <w:p>
@@ -1254,35 +1381,51 @@
         </w:numPr>
         <w:spacing w:after="120" w:line="360" w:lineRule="auto"/>
         <w:jc w:val="both"/>
-      </w:pPr>
-      <w:r>
-        <w:rPr>
-          <w:rFonts w:cs="Times New Roman"/>
-        </w:rPr>
+        <w:rPr>
+          <w:rFonts w:ascii="Poppins" w:hAnsi="Poppins" w:cs="Poppins"/>
+          <w:sz w:val="20"/>
+          <w:szCs w:val="20"/>
+        </w:rPr>
+      </w:pPr>
+      <w:r>
+        <w:rPr>
+          <w:rFonts w:ascii="Poppins" w:hAnsi="Poppins" w:cs="Poppins"/>
+          <w:sz w:val="20"/>
+          <w:szCs w:val="20"/>
+        </w:rPr>
+        <w:lastRenderedPageBreak/>
         <w:t xml:space="preserve">No âmbito da assinatura com Chave Móvel Digital, cumprir as </w:t>
       </w:r>
       <w:r>
         <w:rPr>
-          <w:rFonts w:cs="Times New Roman"/>
+          <w:rFonts w:ascii="Poppins" w:hAnsi="Poppins" w:cs="Poppins"/>
           <w:i/>
+          <w:sz w:val="20"/>
+          <w:szCs w:val="20"/>
         </w:rPr>
         <w:t>guidelines</w:t>
       </w:r>
       <w:r>
         <w:rPr>
-          <w:rFonts w:cs="Times New Roman"/>
+          <w:rFonts w:ascii="Poppins" w:hAnsi="Poppins" w:cs="Poppins"/>
+          <w:sz w:val="20"/>
+          <w:szCs w:val="20"/>
         </w:rPr>
         <w:t xml:space="preserve"> para implementação de aplicação de assinatura constantes da documentação disponibilizada pela </w:t>
       </w:r>
       <w:r>
         <w:rPr>
-          <w:rFonts w:cs="Times New Roman"/>
+          <w:rFonts w:ascii="Poppins" w:hAnsi="Poppins" w:cs="Poppins"/>
+          <w:sz w:val="20"/>
+          <w:szCs w:val="20"/>
         </w:rPr>
         <w:t>ARTE</w:t>
       </w:r>
       <w:r>
         <w:rPr>
-          <w:rFonts w:cs="Times New Roman"/>
+          <w:rFonts w:ascii="Poppins" w:hAnsi="Poppins" w:cs="Poppins"/>
+          <w:sz w:val="20"/>
+          <w:szCs w:val="20"/>
         </w:rPr>
         <w:t>;</w:t>
       </w:r>
@@ -1297,35 +1440,50 @@
         </w:numPr>
         <w:spacing w:after="120" w:line="360" w:lineRule="auto"/>
         <w:jc w:val="both"/>
-      </w:pPr>
-      <w:r>
-        <w:rPr>
-          <w:rFonts w:cs="Times New Roman"/>
+        <w:rPr>
+          <w:rFonts w:ascii="Poppins" w:hAnsi="Poppins" w:cs="Poppins"/>
+          <w:sz w:val="20"/>
+          <w:szCs w:val="20"/>
+        </w:rPr>
+      </w:pPr>
+      <w:r>
+        <w:rPr>
+          <w:rFonts w:ascii="Poppins" w:hAnsi="Poppins" w:cs="Poppins"/>
+          <w:sz w:val="20"/>
+          <w:szCs w:val="20"/>
         </w:rPr>
         <w:t xml:space="preserve">No âmbito da assinatura com Chave Móvel Digital, disponibilizar à </w:t>
       </w:r>
       <w:r>
         <w:rPr>
-          <w:rFonts w:cs="Times New Roman"/>
+          <w:rFonts w:ascii="Poppins" w:hAnsi="Poppins" w:cs="Poppins"/>
+          <w:sz w:val="20"/>
+          <w:szCs w:val="20"/>
         </w:rPr>
         <w:t>ARTE</w:t>
       </w:r>
       <w:r>
         <w:rPr>
-          <w:rFonts w:cs="Times New Roman"/>
+          <w:rFonts w:ascii="Poppins" w:hAnsi="Poppins" w:cs="Poppins"/>
+          <w:sz w:val="20"/>
+          <w:szCs w:val="20"/>
         </w:rPr>
         <w:t xml:space="preserve"> documento que demonstre, para cada uma das </w:t>
       </w:r>
       <w:r>
         <w:rPr>
-          <w:rFonts w:cs="Times New Roman"/>
+          <w:rFonts w:ascii="Poppins" w:hAnsi="Poppins" w:cs="Poppins"/>
           <w:i/>
+          <w:sz w:val="20"/>
+          <w:szCs w:val="20"/>
         </w:rPr>
         <w:t xml:space="preserve">guidelines </w:t>
       </w:r>
       <w:r>
         <w:rPr>
-          <w:rFonts w:cs="Times New Roman"/>
+          <w:rFonts w:ascii="Poppins" w:hAnsi="Poppins" w:cs="Poppins"/>
+          <w:sz w:val="20"/>
+          <w:szCs w:val="20"/>
         </w:rPr>
         <w:t>definidas, evidências do seu cumprimento;</w:t>
       </w:r>
@@ -1340,24 +1498,43 @@
         </w:numPr>
         <w:spacing w:after="120" w:line="360" w:lineRule="auto"/>
         <w:jc w:val="both"/>
-      </w:pPr>
-      <w:r>
-        <w:rPr>
-          <w:rFonts w:cs="Times New Roman"/>
+        <w:rPr>
+          <w:rFonts w:ascii="Poppins" w:hAnsi="Poppins" w:cs="Poppins"/>
+          <w:sz w:val="20"/>
+          <w:szCs w:val="20"/>
+        </w:rPr>
+      </w:pPr>
+      <w:r>
+        <w:rPr>
+          <w:rFonts w:ascii="Poppins" w:hAnsi="Poppins" w:cs="Poppins"/>
+          <w:sz w:val="20"/>
+          <w:szCs w:val="20"/>
         </w:rPr>
         <w:t xml:space="preserve">No âmbito da assinatura com Chave Móvel Digital, disponibilizar à </w:t>
       </w:r>
       <w:r>
         <w:rPr>
-          <w:rFonts w:cs="Times New Roman"/>
+          <w:rFonts w:ascii="Poppins" w:hAnsi="Poppins" w:cs="Poppins"/>
+          <w:sz w:val="20"/>
+          <w:szCs w:val="20"/>
         </w:rPr>
         <w:t>ARTE</w:t>
       </w:r>
       <w:r>
         <w:rPr>
-          <w:rFonts w:cs="Times New Roman"/>
-        </w:rPr>
-        <w:t xml:space="preserve"> a seguinte informação: nome da aplicação, versão, fornecedor da aplicação (nome, email, telefone geral e direto), tipos suportados de documento a assinar, URL onde está disponível, sistemas operativos, contexto transacional e a aplicação implementada (executável e código fonte);</w:t>
+          <w:rFonts w:ascii="Poppins" w:hAnsi="Poppins" w:cs="Poppins"/>
+          <w:sz w:val="20"/>
+          <w:szCs w:val="20"/>
+        </w:rPr>
+        <w:t xml:space="preserve"> a seguinte informação: nome da</w:t>
+      </w:r>
+      <w:r>
+        <w:rPr>
+          <w:rFonts w:ascii="Poppins" w:hAnsi="Poppins" w:cs="Poppins"/>
+          <w:sz w:val="20"/>
+          <w:szCs w:val="20"/>
+        </w:rPr>
+        <w:t xml:space="preserve"> aplicação, versão, fornecedor da aplicação (nome, email, telefone geral e direto), tipos suportados de documento a assinar, URL onde está disponível, sistemas operativos, contexto transacional e a aplicação implementada (executável e código fonte);</w:t>
       </w:r>
     </w:p>
     <w:p>
@@ -1370,22 +1547,33 @@
         </w:numPr>
         <w:spacing w:after="120" w:line="360" w:lineRule="auto"/>
         <w:jc w:val="both"/>
-      </w:pPr>
-      <w:r>
-        <w:rPr>
-          <w:rFonts w:cs="Times New Roman"/>
-        </w:rPr>
-        <w:t xml:space="preserve">No âmbito da assinatura com Chave Móvel Digital, comunicar à </w:t>
-      </w:r>
-      <w:r>
-        <w:rPr>
-          <w:rFonts w:cs="Times New Roman"/>
-        </w:rPr>
-        <w:t>ARTE</w:t>
-      </w:r>
-      <w:r>
-        <w:rPr>
-          <w:rFonts w:cs="Times New Roman"/>
+        <w:rPr>
+          <w:rFonts w:ascii="Poppins" w:hAnsi="Poppins" w:cs="Poppins"/>
+          <w:sz w:val="20"/>
+          <w:szCs w:val="20"/>
+        </w:rPr>
+      </w:pPr>
+      <w:r>
+        <w:rPr>
+          <w:rFonts w:ascii="Poppins" w:hAnsi="Poppins" w:cs="Poppins"/>
+          <w:sz w:val="20"/>
+          <w:szCs w:val="20"/>
+        </w:rPr>
+        <w:t>No âmbito da assinatura com Chave Móvel Digital, comunicar à A</w:t>
+      </w:r>
+      <w:r>
+        <w:rPr>
+          <w:rFonts w:ascii="Poppins" w:hAnsi="Poppins" w:cs="Poppins"/>
+          <w:sz w:val="20"/>
+          <w:szCs w:val="20"/>
+        </w:rPr>
+        <w:t>RTE</w:t>
+      </w:r>
+      <w:r>
+        <w:rPr>
+          <w:rFonts w:ascii="Poppins" w:hAnsi="Poppins" w:cs="Poppins"/>
+          <w:sz w:val="20"/>
+          <w:szCs w:val="20"/>
         </w:rPr>
         <w:t xml:space="preserve"> quaisquer novas versões da aplicação de assinatura com CMD e aguardar a sua aprovação para disponibilização ao público;</w:t>
       </w:r>
@@ -1402,25 +1590,32 @@
         <w:ind w:left="284" w:hanging="284"/>
         <w:jc w:val="both"/>
         <w:rPr>
-          <w:rFonts w:cs="Times New Roman"/>
-        </w:rPr>
-      </w:pPr>
-      <w:r>
-        <w:rPr>
-          <w:rFonts w:cs="Times New Roman"/>
-        </w:rPr>
-        <w:lastRenderedPageBreak/>
+          <w:rFonts w:ascii="Poppins" w:hAnsi="Poppins" w:cs="Poppins"/>
+          <w:sz w:val="20"/>
+          <w:szCs w:val="20"/>
+        </w:rPr>
+      </w:pPr>
+      <w:r>
+        <w:rPr>
+          <w:rFonts w:ascii="Poppins" w:hAnsi="Poppins" w:cs="Poppins"/>
+          <w:sz w:val="20"/>
+          <w:szCs w:val="20"/>
+        </w:rPr>
         <w:t xml:space="preserve">A </w:t>
       </w:r>
       <w:r>
         <w:rPr>
-          <w:rFonts w:cs="Times New Roman"/>
+          <w:rFonts w:ascii="Poppins" w:hAnsi="Poppins" w:cs="Poppins"/>
+          <w:sz w:val="20"/>
+          <w:szCs w:val="20"/>
         </w:rPr>
         <w:t>ARTE</w:t>
       </w:r>
       <w:r>
         <w:rPr>
-          <w:rFonts w:cs="Times New Roman"/>
+          <w:rFonts w:ascii="Poppins" w:hAnsi="Poppins" w:cs="Poppins"/>
+          <w:sz w:val="20"/>
+          <w:szCs w:val="20"/>
         </w:rPr>
         <w:t xml:space="preserve"> tem a faculdade de fiscalizar o funcionamento da aplicação, e dos sistemas envolvidos na sua operação, para verificação do cumprimento das obrigações assumidas no presente Protocolo.</w:t>
       </w:r>
@@ -1436,7 +1631,9 @@
         <w:contextualSpacing/>
         <w:jc w:val="both"/>
         <w:rPr>
-          <w:rFonts w:cs="Times New Roman"/>
+          <w:rFonts w:ascii="Poppins" w:hAnsi="Poppins" w:cs="Poppins"/>
+          <w:sz w:val="20"/>
+          <w:szCs w:val="20"/>
         </w:rPr>
       </w:pPr>
     </w:p>
@@ -1447,12 +1644,18 @@
         <w:ind w:left="-284"/>
         <w:jc w:val="center"/>
         <w:rPr>
+          <w:rFonts w:ascii="Poppins" w:hAnsi="Poppins" w:cs="Poppins"/>
           <w:b/>
-        </w:rPr>
-      </w:pPr>
-      <w:r>
-        <w:rPr>
+          <w:sz w:val="20"/>
+          <w:szCs w:val="20"/>
+        </w:rPr>
+      </w:pPr>
+      <w:r>
+        <w:rPr>
+          <w:rFonts w:ascii="Poppins" w:hAnsi="Poppins" w:cs="Poppins"/>
           <w:b/>
+          <w:sz w:val="20"/>
+          <w:szCs w:val="20"/>
         </w:rPr>
         <w:t>Cláusula 4.ª</w:t>
       </w:r>
@@ -1464,12 +1667,18 @@
         <w:ind w:left="-283"/>
         <w:jc w:val="center"/>
         <w:rPr>
+          <w:rFonts w:ascii="Poppins" w:hAnsi="Poppins" w:cs="Poppins"/>
           <w:b/>
-        </w:rPr>
-      </w:pPr>
-      <w:r>
-        <w:rPr>
+          <w:sz w:val="20"/>
+          <w:szCs w:val="20"/>
+        </w:rPr>
+      </w:pPr>
+      <w:r>
+        <w:rPr>
+          <w:rFonts w:ascii="Poppins" w:hAnsi="Poppins" w:cs="Poppins"/>
           <w:b/>
+          <w:sz w:val="20"/>
+          <w:szCs w:val="20"/>
         </w:rPr>
         <w:t>Custos de utilização do serviço</w:t>
       </w:r>
@@ -1480,51 +1689,19 @@
         <w:spacing w:after="120" w:line="360" w:lineRule="auto"/>
         <w:ind w:left="-283"/>
         <w:jc w:val="both"/>
-      </w:pPr>
-      <w:r>
-        <w:t xml:space="preserve">A implementação e utilização </w:t>
-      </w:r>
-      <w:r>
-        <w:t xml:space="preserve">da autenticação </w:t>
-      </w:r>
-      <w:r>
-        <w:t xml:space="preserve">e assinatura </w:t>
-      </w:r>
-      <w:r>
-        <w:t xml:space="preserve">através da Chave Móvel Digital </w:t>
-      </w:r>
-      <w:r>
-        <w:t xml:space="preserve">não </w:t>
-      </w:r>
-      <w:r>
-        <w:t>tem qualquer custo</w:t>
-      </w:r>
-      <w:r>
-        <w:t xml:space="preserve"> para </w:t>
-      </w:r>
-      <w:r>
-        <w:t>o</w:t>
-      </w:r>
-      <w:r>
-        <w:t xml:space="preserve"> Segund</w:t>
-      </w:r>
-      <w:r>
-        <w:t>o</w:t>
-      </w:r>
-      <w:r>
-        <w:t xml:space="preserve"> Outorgante, salvo se outro for o modelo de sustentabilidade aquando da revisão </w:t>
-      </w:r>
-      <w:r>
-        <w:t>da</w:t>
-      </w:r>
-      <w:r>
-        <w:t xml:space="preserve"> regulamentação</w:t>
-      </w:r>
-      <w:r>
-        <w:t xml:space="preserve"> da</w:t>
-      </w:r>
-      <w:r>
-        <w:t xml:space="preserve"> Lei n.º 37/2014, de 26 de junho.</w:t>
+        <w:rPr>
+          <w:rFonts w:ascii="Poppins" w:hAnsi="Poppins" w:cs="Poppins"/>
+          <w:sz w:val="20"/>
+          <w:szCs w:val="20"/>
+        </w:rPr>
+      </w:pPr>
+      <w:r>
+        <w:rPr>
+          <w:rFonts w:ascii="Poppins" w:hAnsi="Poppins" w:cs="Poppins"/>
+          <w:sz w:val="20"/>
+          <w:szCs w:val="20"/>
+        </w:rPr>
+        <w:t>A implementação e utilização da autenticação e assinatura através da Chave Móvel Digital não tem qualquer custo para o Segundo Outorgante, salvo se outro for o modelo de sustentabilidade aquando da revisão da regulamentação da Lei n.º 37/2014, de 26 de junho.</w:t>
       </w:r>
     </w:p>
     <w:p>
@@ -1533,6 +1710,11 @@
         <w:spacing w:after="120" w:line="360" w:lineRule="auto"/>
         <w:ind w:left="-283"/>
         <w:jc w:val="both"/>
+        <w:rPr>
+          <w:rFonts w:ascii="Poppins" w:hAnsi="Poppins" w:cs="Poppins"/>
+          <w:sz w:val="20"/>
+          <w:szCs w:val="20"/>
+        </w:rPr>
       </w:pPr>
     </w:p>
     <w:p>
@@ -1542,12 +1724,18 @@
         <w:ind w:left="-284"/>
         <w:jc w:val="center"/>
         <w:rPr>
+          <w:rFonts w:ascii="Poppins" w:hAnsi="Poppins" w:cs="Poppins"/>
           <w:b/>
-        </w:rPr>
-      </w:pPr>
-      <w:r>
-        <w:rPr>
+          <w:sz w:val="20"/>
+          <w:szCs w:val="20"/>
+        </w:rPr>
+      </w:pPr>
+      <w:r>
+        <w:rPr>
+          <w:rFonts w:ascii="Poppins" w:hAnsi="Poppins" w:cs="Poppins"/>
           <w:b/>
+          <w:sz w:val="20"/>
+          <w:szCs w:val="20"/>
         </w:rPr>
         <w:t>Cláusula 5.ª</w:t>
       </w:r>
@@ -1559,12 +1747,18 @@
         <w:ind w:left="-283"/>
         <w:jc w:val="center"/>
         <w:rPr>
+          <w:rFonts w:ascii="Poppins" w:hAnsi="Poppins" w:cs="Poppins"/>
           <w:b/>
-        </w:rPr>
-      </w:pPr>
-      <w:r>
-        <w:rPr>
+          <w:sz w:val="20"/>
+          <w:szCs w:val="20"/>
+        </w:rPr>
+      </w:pPr>
+      <w:r>
+        <w:rPr>
+          <w:rFonts w:ascii="Poppins" w:hAnsi="Poppins" w:cs="Poppins"/>
           <w:b/>
+          <w:sz w:val="20"/>
+          <w:szCs w:val="20"/>
         </w:rPr>
         <w:t>Comunicações entre as partes</w:t>
       </w:r>
@@ -1575,15 +1769,28 @@
         <w:spacing w:after="120" w:line="360" w:lineRule="auto"/>
         <w:ind w:left="-283"/>
         <w:jc w:val="both"/>
-      </w:pPr>
-      <w:r>
-        <w:t>As comunicações a que haja lugar entre as Partes Outorgantes serão efetuadas por correio eletrónico para os endereços</w:t>
-      </w:r>
-      <w:r>
-        <w:t xml:space="preserve"> dos gestores do presente protocolo, indicados em seguida</w:t>
-      </w:r>
-      <w:r>
-        <w:t>:</w:t>
+        <w:rPr>
+          <w:rFonts w:ascii="Poppins" w:hAnsi="Poppins" w:cs="Poppins"/>
+          <w:sz w:val="20"/>
+          <w:szCs w:val="20"/>
+        </w:rPr>
+      </w:pPr>
+      <w:r>
+        <w:rPr>
+          <w:rFonts w:ascii="Poppins" w:hAnsi="Poppins" w:cs="Poppins"/>
+          <w:sz w:val="20"/>
+          <w:szCs w:val="20"/>
+        </w:rPr>
+        <w:t xml:space="preserve">As comunicações a que haja lugar entre as Partes Outorgantes serão efetuadas por correio </w:t>
+      </w:r>
+      <w:r>
+        <w:rPr>
+          <w:rFonts w:ascii="Poppins" w:hAnsi="Poppins" w:cs="Poppins"/>
+          <w:sz w:val="20"/>
+          <w:szCs w:val="20"/>
+        </w:rPr>
+        <w:lastRenderedPageBreak/>
+        <w:t>eletrónico para os endereços dos gestores do presente protocolo, indicados em seguida:</w:t>
       </w:r>
     </w:p>
     <w:p>
@@ -1592,73 +1799,92 @@
         <w:spacing w:after="120" w:line="360" w:lineRule="auto"/>
         <w:ind w:left="284" w:hanging="284"/>
         <w:jc w:val="both"/>
-      </w:pPr>
-      <w:r>
+        <w:rPr>
+          <w:rFonts w:ascii="Poppins" w:hAnsi="Poppins" w:cs="Poppins"/>
+          <w:sz w:val="20"/>
+          <w:szCs w:val="20"/>
+        </w:rPr>
+      </w:pPr>
+      <w:r>
+        <w:rPr>
+          <w:rFonts w:ascii="Poppins" w:hAnsi="Poppins" w:cs="Poppins"/>
+          <w:sz w:val="20"/>
+          <w:szCs w:val="20"/>
+        </w:rPr>
         <w:t>a)</w:t>
       </w:r>
       <w:r>
+        <w:rPr>
+          <w:rFonts w:ascii="Poppins" w:hAnsi="Poppins" w:cs="Poppins"/>
+          <w:sz w:val="20"/>
+          <w:szCs w:val="20"/>
+        </w:rPr>
         <w:tab/>
       </w:r>
       <w:r>
+        <w:rPr>
+          <w:rFonts w:ascii="Poppins" w:hAnsi="Poppins" w:cs="Poppins"/>
+          <w:sz w:val="20"/>
+          <w:szCs w:val="20"/>
+        </w:rPr>
         <w:t>ARTE</w:t>
       </w:r>
       <w:r>
-        <w:t xml:space="preserve">: </w:t>
-      </w:r>
-      <w:r>
-        <w:t xml:space="preserve">E-mail: </w:t>
+        <w:rPr>
+          <w:rFonts w:ascii="Poppins" w:hAnsi="Poppins" w:cs="Poppins"/>
+          <w:sz w:val="20"/>
+          <w:szCs w:val="20"/>
+        </w:rPr>
+        <w:t xml:space="preserve">: E-mail: </w:t>
+      </w:r>
+      <w:hyperlink r:id="rId11" w:history="1">
+        <w:r>
+          <w:rPr>
+            <w:rStyle w:val="Hyperlink"/>
+            <w:rFonts w:ascii="Poppins" w:hAnsi="Poppins" w:cs="Poppins"/>
+            <w:sz w:val="20"/>
+            <w:szCs w:val="20"/>
+          </w:rPr>
+          <w:t>protocolos@arte.pt</w:t>
+        </w:r>
+      </w:hyperlink>
+    </w:p>
+    <w:p>
+      <w:pPr>
+        <w:widowControl w:val="0"/>
+        <w:spacing w:after="120" w:line="360" w:lineRule="auto"/>
+        <w:ind w:left="284" w:hanging="284"/>
+        <w:jc w:val="both"/>
+        <w:rPr>
+          <w:rFonts w:ascii="Poppins" w:hAnsi="Poppins" w:cs="Poppins"/>
+          <w:sz w:val="20"/>
+          <w:szCs w:val="20"/>
+        </w:rPr>
+      </w:pPr>
+      <w:r>
+        <w:rPr>
+          <w:rFonts w:ascii="Poppins" w:hAnsi="Poppins" w:cs="Poppins"/>
+          <w:sz w:val="20"/>
+          <w:szCs w:val="20"/>
+        </w:rPr>
+        <w:t>b)</w:t>
+      </w:r>
+      <w:r>
+        <w:rPr>
+          <w:rFonts w:ascii="Poppins" w:hAnsi="Poppins" w:cs="Poppins"/>
+          <w:sz w:val="20"/>
+          <w:szCs w:val="20"/>
+        </w:rPr>
+        <w:tab/>
+        <w:t xml:space="preserve">________: E-mail: </w:t>
       </w:r>
       <w:hyperlink r:id="rId12" w:history="1">
         <w:r>
           <w:rPr>
             <w:rStyle w:val="Hyperlink"/>
-          </w:rPr>
-          <w:t>protocolos@</w:t>
-        </w:r>
-        <w:r>
-          <w:rPr>
-            <w:rStyle w:val="Hyperlink"/>
-          </w:rPr>
-          <w:t>ARTE</w:t>
-        </w:r>
-        <w:r>
-          <w:rPr>
-            <w:rStyle w:val="Hyperlink"/>
-          </w:rPr>
-          <w:t>.gov.pt</w:t>
-        </w:r>
-      </w:hyperlink>
-    </w:p>
-    <w:p>
-      <w:pPr>
-        <w:widowControl w:val="0"/>
-        <w:spacing w:after="120" w:line="360" w:lineRule="auto"/>
-        <w:ind w:left="284" w:hanging="284"/>
-        <w:jc w:val="both"/>
-      </w:pPr>
-      <w:r>
-        <w:t>b)</w:t>
-      </w:r>
-      <w:r>
-        <w:tab/>
-      </w:r>
-      <w:r>
-        <w:t>________</w:t>
-      </w:r>
-      <w:r>
-        <w:t xml:space="preserve">: </w:t>
-      </w:r>
-      <w:r>
-        <w:t>E-mail:</w:t>
-      </w:r>
-      <w:r>
-        <w:t xml:space="preserve"> </w:t>
-      </w:r>
-      <w:hyperlink r:id="rId13" w:history="1">
-        <w:r>
-          <w:rPr>
-            <w:rStyle w:val="Hyperlink"/>
-            <w:rFonts w:cs="Calibri"/>
+            <w:rFonts w:ascii="Poppins" w:hAnsi="Poppins" w:cs="Poppins"/>
+            <w:sz w:val="20"/>
+            <w:szCs w:val="20"/>
           </w:rPr>
           <w:t>______________</w:t>
         </w:r>
@@ -1671,7 +1897,10 @@
         <w:ind w:left="-284"/>
         <w:jc w:val="center"/>
         <w:rPr>
+          <w:rFonts w:ascii="Poppins" w:hAnsi="Poppins" w:cs="Poppins"/>
           <w:b/>
+          <w:sz w:val="20"/>
+          <w:szCs w:val="20"/>
         </w:rPr>
       </w:pPr>
     </w:p>
@@ -1682,12 +1911,18 @@
         <w:ind w:left="-284"/>
         <w:jc w:val="center"/>
         <w:rPr>
+          <w:rFonts w:ascii="Poppins" w:hAnsi="Poppins" w:cs="Poppins"/>
           <w:b/>
-        </w:rPr>
-      </w:pPr>
-      <w:r>
-        <w:rPr>
+          <w:sz w:val="20"/>
+          <w:szCs w:val="20"/>
+        </w:rPr>
+      </w:pPr>
+      <w:r>
+        <w:rPr>
+          <w:rFonts w:ascii="Poppins" w:hAnsi="Poppins" w:cs="Poppins"/>
           <w:b/>
+          <w:sz w:val="20"/>
+          <w:szCs w:val="20"/>
         </w:rPr>
         <w:t>Cláusula 6.ª</w:t>
       </w:r>
@@ -1699,12 +1934,18 @@
         <w:ind w:left="-284"/>
         <w:jc w:val="center"/>
         <w:rPr>
+          <w:rFonts w:ascii="Poppins" w:hAnsi="Poppins" w:cs="Poppins"/>
           <w:b/>
-        </w:rPr>
-      </w:pPr>
-      <w:r>
-        <w:rPr>
+          <w:sz w:val="20"/>
+          <w:szCs w:val="20"/>
+        </w:rPr>
+      </w:pPr>
+      <w:r>
+        <w:rPr>
+          <w:rFonts w:ascii="Poppins" w:hAnsi="Poppins" w:cs="Poppins"/>
           <w:b/>
+          <w:sz w:val="20"/>
+          <w:szCs w:val="20"/>
         </w:rPr>
         <w:t>Dados pessoais e sigilo</w:t>
       </w:r>
@@ -1720,12 +1961,44 @@
         <w:spacing w:after="120" w:line="360" w:lineRule="auto"/>
         <w:contextualSpacing w:val="0"/>
         <w:jc w:val="both"/>
-      </w:pPr>
-      <w:r>
-        <w:t>Os Outorgantes devem observar, sendo da sua inteira responsabilidade, o cumprimento das disposições legais vigentes em matéria de proteção de dados pessoais constantes do Regulamento (UE) 2016/679 do Parlamento Europeu e do Conselho de 27 de abril de 2016 relativo à proteção das pessoas singulares no que diz respeito ao tratamento de dados pessoais e à livre circulação desses dados</w:t>
-      </w:r>
-      <w:r>
-        <w:t>, e da Lei n.º 58/2019, de 8 de agosto, ou qualquer legislação de proteção de dados que venha a ser aplicável, designadamente:</w:t>
+        <w:rPr>
+          <w:rFonts w:ascii="Poppins" w:hAnsi="Poppins" w:cs="Poppins"/>
+          <w:sz w:val="20"/>
+          <w:szCs w:val="20"/>
+        </w:rPr>
+      </w:pPr>
+      <w:r>
+        <w:rPr>
+          <w:rFonts w:ascii="Poppins" w:hAnsi="Poppins" w:cs="Poppins"/>
+          <w:sz w:val="20"/>
+          <w:szCs w:val="20"/>
+        </w:rPr>
+        <w:t>Os Outorgantes devem observar, sendo da sua inteira responsabilidade, o cumprimento das disposições legais vigentes em matéria de proteção de dados pessoais constantes do Regulamento (UE) 2016/679 do Parlamento Europeu e do Conselho de 27 de abril de 2016 relativo à proteção das pessoas singulares no que diz respeito ao tratamento de dados pessoais e à livre circulação desses dados, e da Lei n.º 58/2019, de 8 de agosto, ou qualquer legislação de proteção de dados que venha a ser aplicável, designadamente:</w:t>
+      </w:r>
+    </w:p>
+    <w:p>
+      <w:pPr>
+        <w:pStyle w:val="ListParagraph"/>
+        <w:widowControl w:val="0"/>
+        <w:numPr>
+          <w:ilvl w:val="0"/>
+          <w:numId w:val="6"/>
+        </w:numPr>
+        <w:spacing w:after="120" w:line="360" w:lineRule="auto"/>
+        <w:jc w:val="both"/>
+        <w:rPr>
+          <w:rFonts w:ascii="Poppins" w:hAnsi="Poppins" w:cs="Poppins"/>
+          <w:sz w:val="20"/>
+          <w:szCs w:val="20"/>
+        </w:rPr>
+      </w:pPr>
+      <w:r>
+        <w:rPr>
+          <w:rFonts w:ascii="Poppins" w:hAnsi="Poppins" w:cs="Poppins"/>
+          <w:sz w:val="20"/>
+          <w:szCs w:val="20"/>
+        </w:rPr>
+        <w:t>Respeitar a finalidade para que foi autorizada a consulta, que deverá limitar-se ao estritamente necessário, não utilizando a informação para outros fins;</w:t>
       </w:r>
     </w:p>
     <w:p>
@@ -1739,9 +2012,27 @@
         <w:ind w:left="426" w:hanging="349"/>
         <w:contextualSpacing w:val="0"/>
         <w:jc w:val="both"/>
-      </w:pPr>
-      <w:r>
-        <w:t>Respeitar a finalidade para que foi autorizada a consulta, que deverá limitar-se ao estritamente necessário, não utilizando a informação para outros fins;</w:t>
+        <w:rPr>
+          <w:rFonts w:ascii="Poppins" w:hAnsi="Poppins" w:cs="Poppins"/>
+          <w:sz w:val="20"/>
+          <w:szCs w:val="20"/>
+        </w:rPr>
+      </w:pPr>
+      <w:r>
+        <w:rPr>
+          <w:rFonts w:ascii="Poppins" w:hAnsi="Poppins" w:cs="Poppins"/>
+          <w:sz w:val="20"/>
+          <w:szCs w:val="20"/>
+        </w:rPr>
+        <w:t xml:space="preserve">      </w:t>
+      </w:r>
+      <w:r>
+        <w:rPr>
+          <w:rFonts w:ascii="Poppins" w:hAnsi="Poppins" w:cs="Poppins"/>
+          <w:sz w:val="20"/>
+          <w:szCs w:val="20"/>
+        </w:rPr>
+        <w:t>Não transmitir a informação a terceiros, salvo no estrito cumprimento de obrigações legais;</w:t>
       </w:r>
     </w:p>
     <w:p>
@@ -1755,25 +2046,18 @@
         <w:ind w:left="426" w:hanging="349"/>
         <w:contextualSpacing w:val="0"/>
         <w:jc w:val="both"/>
-      </w:pPr>
-      <w:r>
-        <w:lastRenderedPageBreak/>
-        <w:t>Não transmitir a informação a terceiros, salvo no estrito cumprimento de obrigações legais;</w:t>
-      </w:r>
-    </w:p>
-    <w:p>
-      <w:pPr>
-        <w:pStyle w:val="ListParagraph"/>
-        <w:numPr>
-          <w:ilvl w:val="0"/>
-          <w:numId w:val="6"/>
-        </w:numPr>
-        <w:spacing w:after="120" w:line="360" w:lineRule="auto"/>
-        <w:ind w:left="426" w:hanging="349"/>
-        <w:contextualSpacing w:val="0"/>
-        <w:jc w:val="both"/>
-      </w:pPr>
-      <w:r>
+        <w:rPr>
+          <w:rFonts w:ascii="Poppins" w:hAnsi="Poppins" w:cs="Poppins"/>
+          <w:sz w:val="20"/>
+          <w:szCs w:val="20"/>
+        </w:rPr>
+      </w:pPr>
+      <w:r>
+        <w:rPr>
+          <w:rFonts w:ascii="Poppins" w:hAnsi="Poppins" w:cs="Poppins"/>
+          <w:sz w:val="20"/>
+          <w:szCs w:val="20"/>
+        </w:rPr>
         <w:t>Tomar as medidas de segurança necessárias à prevenção de qualquer ato que vise alterar o conteúdo da base de dados ou interferir de qualquer forma no seu bom funcionamento.</w:t>
       </w:r>
     </w:p>
@@ -1788,8 +2072,18 @@
         <w:spacing w:after="120" w:line="360" w:lineRule="auto"/>
         <w:contextualSpacing w:val="0"/>
         <w:jc w:val="both"/>
-      </w:pPr>
-      <w:r>
+        <w:rPr>
+          <w:rFonts w:ascii="Poppins" w:hAnsi="Poppins" w:cs="Poppins"/>
+          <w:sz w:val="20"/>
+          <w:szCs w:val="20"/>
+        </w:rPr>
+      </w:pPr>
+      <w:r>
+        <w:rPr>
+          <w:rFonts w:ascii="Poppins" w:hAnsi="Poppins" w:cs="Poppins"/>
+          <w:sz w:val="20"/>
+          <w:szCs w:val="20"/>
+        </w:rPr>
         <w:t>Para os efeitos legais e os que decorrerem da execução do presente Protocolo, são identificados pelas Partes os respetivos encarregados de proteção de dados, responsáveis, nomeadamente:</w:t>
       </w:r>
     </w:p>
@@ -1804,37 +2098,53 @@
         <w:ind w:left="426" w:hanging="349"/>
         <w:contextualSpacing w:val="0"/>
         <w:jc w:val="both"/>
-      </w:pPr>
-      <w:r>
+        <w:rPr>
+          <w:rFonts w:ascii="Poppins" w:hAnsi="Poppins" w:cs="Poppins"/>
+          <w:sz w:val="20"/>
+          <w:szCs w:val="20"/>
+        </w:rPr>
+      </w:pPr>
+      <w:r>
+        <w:rPr>
+          <w:rFonts w:ascii="Poppins" w:hAnsi="Poppins" w:cs="Poppins"/>
+          <w:sz w:val="20"/>
+          <w:szCs w:val="20"/>
+        </w:rPr>
         <w:t xml:space="preserve">Pela </w:t>
       </w:r>
       <w:r>
+        <w:rPr>
+          <w:rFonts w:ascii="Poppins" w:hAnsi="Poppins" w:cs="Poppins"/>
+          <w:sz w:val="20"/>
+          <w:szCs w:val="20"/>
+        </w:rPr>
         <w:t>ARTE</w:t>
       </w:r>
       <w:r>
+        <w:rPr>
+          <w:rFonts w:ascii="Poppins" w:hAnsi="Poppins" w:cs="Poppins"/>
+          <w:sz w:val="20"/>
+          <w:szCs w:val="20"/>
+        </w:rPr>
         <w:t xml:space="preserve">, </w:t>
       </w:r>
-      <w:hyperlink r:id="rId14" w:history="1">
+      <w:hyperlink r:id="rId13" w:history="1">
         <w:r>
           <w:rPr>
             <w:rStyle w:val="Hyperlink"/>
+            <w:rFonts w:ascii="Poppins" w:hAnsi="Poppins" w:cs="Poppins"/>
+            <w:sz w:val="20"/>
+            <w:szCs w:val="20"/>
           </w:rPr>
-          <w:t>dpo@</w:t>
-        </w:r>
-        <w:r>
-          <w:rPr>
-            <w:rStyle w:val="Hyperlink"/>
-          </w:rPr>
-          <w:t>ARTE</w:t>
-        </w:r>
-        <w:r>
-          <w:rPr>
-            <w:rStyle w:val="Hyperlink"/>
-          </w:rPr>
-          <w:t>.pt</w:t>
+          <w:t>dpo@arte.pt</w:t>
         </w:r>
       </w:hyperlink>
       <w:r>
+        <w:rPr>
+          <w:rFonts w:ascii="Poppins" w:hAnsi="Poppins" w:cs="Poppins"/>
+          <w:sz w:val="20"/>
+          <w:szCs w:val="20"/>
+        </w:rPr>
         <w:t>;</w:t>
       </w:r>
     </w:p>
@@ -1849,17 +2159,35 @@
         <w:ind w:left="426" w:hanging="349"/>
         <w:contextualSpacing w:val="0"/>
         <w:jc w:val="both"/>
-      </w:pPr>
-      <w:r>
+        <w:rPr>
+          <w:rFonts w:ascii="Poppins" w:hAnsi="Poppins" w:cs="Poppins"/>
+          <w:sz w:val="20"/>
+          <w:szCs w:val="20"/>
+        </w:rPr>
+      </w:pPr>
+      <w:r>
+        <w:rPr>
+          <w:rFonts w:ascii="Poppins" w:hAnsi="Poppins" w:cs="Poppins"/>
+          <w:sz w:val="20"/>
+          <w:szCs w:val="20"/>
+        </w:rPr>
         <w:t xml:space="preserve">Pelo Segundo Outorgante, </w:t>
       </w:r>
       <w:r>
         <w:rPr>
           <w:rStyle w:val="Hyperlink"/>
+          <w:rFonts w:ascii="Poppins" w:hAnsi="Poppins" w:cs="Poppins"/>
+          <w:sz w:val="20"/>
+          <w:szCs w:val="20"/>
         </w:rPr>
         <w:t>______________</w:t>
       </w:r>
       <w:r>
+        <w:rPr>
+          <w:rFonts w:ascii="Poppins" w:hAnsi="Poppins" w:cs="Poppins"/>
+          <w:sz w:val="20"/>
+          <w:szCs w:val="20"/>
+        </w:rPr>
         <w:t xml:space="preserve"> (E-Mail)</w:t>
       </w:r>
     </w:p>
@@ -1874,9 +2202,28 @@
         <w:spacing w:after="120" w:line="360" w:lineRule="auto"/>
         <w:contextualSpacing w:val="0"/>
         <w:jc w:val="both"/>
-      </w:pPr>
-      <w:r>
-        <w:t>Qualquer alteração dos responsáveis referidos no número anterior deve ser comunicada à outra parte no prazo de 15 (quinze) dias a contar da respetiva alteração.</w:t>
+        <w:rPr>
+          <w:rFonts w:ascii="Poppins" w:hAnsi="Poppins" w:cs="Poppins"/>
+          <w:sz w:val="20"/>
+          <w:szCs w:val="20"/>
+        </w:rPr>
+      </w:pPr>
+      <w:r>
+        <w:rPr>
+          <w:rFonts w:ascii="Poppins" w:hAnsi="Poppins" w:cs="Poppins"/>
+          <w:sz w:val="20"/>
+          <w:szCs w:val="20"/>
+        </w:rPr>
+        <w:t xml:space="preserve">Qualquer alteração dos responsáveis referidos no número anterior deve ser comunicada à </w:t>
+      </w:r>
+      <w:r>
+        <w:rPr>
+          <w:rFonts w:ascii="Poppins" w:hAnsi="Poppins" w:cs="Poppins"/>
+          <w:sz w:val="20"/>
+          <w:szCs w:val="20"/>
+        </w:rPr>
+        <w:lastRenderedPageBreak/>
+        <w:t>outra parte no prazo de 15 (quinze) dias a contar da respetiva alteração.</w:t>
       </w:r>
     </w:p>
     <w:p>
@@ -1891,16 +2238,34 @@
         <w:contextualSpacing w:val="0"/>
         <w:jc w:val="both"/>
         <w:rPr>
+          <w:rFonts w:ascii="Poppins" w:hAnsi="Poppins" w:cs="Poppins"/>
           <w:b/>
-        </w:rPr>
-      </w:pPr>
-      <w:r>
+          <w:sz w:val="20"/>
+          <w:szCs w:val="20"/>
+        </w:rPr>
+      </w:pPr>
+      <w:r>
+        <w:rPr>
+          <w:rFonts w:ascii="Poppins" w:hAnsi="Poppins" w:cs="Poppins"/>
+          <w:sz w:val="20"/>
+          <w:szCs w:val="20"/>
+        </w:rPr>
         <w:t xml:space="preserve">Os Outorgantes obrigam-se a garantir o sigilo quanto à informação e elementos de que o seu pessoal ou subcontratados venham a ter conhecimento em virtude do presente Protocolo, devendo ser tratada como estritamente confidencial toda a informação escrita, verbal ou constante de suporte informático que contenha dados de natureza organizativa, técnica, comercial ou financeira, listas de clientes, de fornecedores, de equipamentos ou de  produtos ou qualquer outra informação relativa aos serviços e à atividade da </w:t>
       </w:r>
       <w:r>
+        <w:rPr>
+          <w:rFonts w:ascii="Poppins" w:hAnsi="Poppins" w:cs="Poppins"/>
+          <w:sz w:val="20"/>
+          <w:szCs w:val="20"/>
+        </w:rPr>
         <w:t>ARTE</w:t>
       </w:r>
       <w:r>
+        <w:rPr>
+          <w:rFonts w:ascii="Poppins" w:hAnsi="Poppins" w:cs="Poppins"/>
+          <w:sz w:val="20"/>
+          <w:szCs w:val="20"/>
+        </w:rPr>
         <w:t xml:space="preserve"> e do ______________, prevalecendo sempre e em qualquer caso o dever de salvaguardar a confidencialidade dos factos e elementos sujeitos ao dever de segredo.</w:t>
       </w:r>
     </w:p>
@@ -1911,7 +2276,10 @@
         <w:ind w:left="-283"/>
         <w:jc w:val="center"/>
         <w:rPr>
+          <w:rFonts w:ascii="Poppins" w:hAnsi="Poppins" w:cs="Poppins"/>
           <w:b/>
+          <w:sz w:val="20"/>
+          <w:szCs w:val="20"/>
         </w:rPr>
       </w:pPr>
     </w:p>
@@ -1922,26 +2290,20 @@
         <w:ind w:left="-283"/>
         <w:jc w:val="center"/>
         <w:rPr>
+          <w:rFonts w:ascii="Poppins" w:hAnsi="Poppins" w:cs="Poppins"/>
           <w:b/>
-        </w:rPr>
-      </w:pPr>
-      <w:r>
-        <w:rPr>
+          <w:sz w:val="20"/>
+          <w:szCs w:val="20"/>
+        </w:rPr>
+      </w:pPr>
+      <w:r>
+        <w:rPr>
+          <w:rFonts w:ascii="Poppins" w:hAnsi="Poppins" w:cs="Poppins"/>
           <w:b/>
-        </w:rPr>
-        <w:t xml:space="preserve">Cláusula </w:t>
-      </w:r>
-      <w:r>
-        <w:rPr>
-          <w:b/>
-        </w:rPr>
-        <w:t>7</w:t>
-      </w:r>
-      <w:r>
-        <w:rPr>
-          <w:b/>
-        </w:rPr>
-        <w:t>.ª</w:t>
+          <w:sz w:val="20"/>
+          <w:szCs w:val="20"/>
+        </w:rPr>
+        <w:t>Cláusula 7.ª</w:t>
       </w:r>
     </w:p>
     <w:p>
@@ -1951,12 +2313,18 @@
         <w:ind w:left="-283"/>
         <w:jc w:val="center"/>
         <w:rPr>
+          <w:rFonts w:ascii="Poppins" w:hAnsi="Poppins" w:cs="Poppins"/>
           <w:b/>
-        </w:rPr>
-      </w:pPr>
-      <w:r>
-        <w:rPr>
+          <w:sz w:val="20"/>
+          <w:szCs w:val="20"/>
+        </w:rPr>
+      </w:pPr>
+      <w:r>
+        <w:rPr>
+          <w:rFonts w:ascii="Poppins" w:hAnsi="Poppins" w:cs="Poppins"/>
           <w:b/>
+          <w:sz w:val="20"/>
+          <w:szCs w:val="20"/>
         </w:rPr>
         <w:t>Legislação aplicável</w:t>
       </w:r>
@@ -1967,15 +2335,19 @@
         <w:spacing w:after="120" w:line="360" w:lineRule="auto"/>
         <w:ind w:left="-283"/>
         <w:jc w:val="both"/>
-      </w:pPr>
-      <w:r>
-        <w:t xml:space="preserve">O exercício das competências a que se refere o presente protocolo obedece estritamente às disposições da Lei n.º 37/2014, de 26 de junho, </w:t>
-      </w:r>
-      <w:r>
-        <w:t>na redação vigente</w:t>
-      </w:r>
-      <w:r>
-        <w:t>, e à respetiva regulamentação, nomeadamente as que se referem às garantias de segurança dos dados.</w:t>
+        <w:rPr>
+          <w:rFonts w:ascii="Poppins" w:hAnsi="Poppins" w:cs="Poppins"/>
+          <w:sz w:val="20"/>
+          <w:szCs w:val="20"/>
+        </w:rPr>
+      </w:pPr>
+      <w:r>
+        <w:rPr>
+          <w:rFonts w:ascii="Poppins" w:hAnsi="Poppins" w:cs="Poppins"/>
+          <w:sz w:val="20"/>
+          <w:szCs w:val="20"/>
+        </w:rPr>
+        <w:t>O exercício das competências a que se refere o presente protocolo obedece estritamente às disposições da Lei n.º 37/2014, de 26 de junho, na redação vigente, e à respetiva regulamentação, nomeadamente as que se referem às garantias de segurança dos dados.</w:t>
       </w:r>
     </w:p>
     <w:p>
@@ -1984,6 +2356,11 @@
         <w:spacing w:after="120" w:line="360" w:lineRule="auto"/>
         <w:ind w:left="-283"/>
         <w:jc w:val="center"/>
+        <w:rPr>
+          <w:rFonts w:ascii="Poppins" w:hAnsi="Poppins" w:cs="Poppins"/>
+          <w:sz w:val="20"/>
+          <w:szCs w:val="20"/>
+        </w:rPr>
       </w:pPr>
     </w:p>
     <w:p>
@@ -1993,26 +2370,20 @@
         <w:ind w:left="-284"/>
         <w:jc w:val="center"/>
         <w:rPr>
+          <w:rFonts w:ascii="Poppins" w:hAnsi="Poppins" w:cs="Poppins"/>
           <w:b/>
-        </w:rPr>
-      </w:pPr>
-      <w:r>
-        <w:rPr>
+          <w:sz w:val="20"/>
+          <w:szCs w:val="20"/>
+        </w:rPr>
+      </w:pPr>
+      <w:r>
+        <w:rPr>
+          <w:rFonts w:ascii="Poppins" w:hAnsi="Poppins" w:cs="Poppins"/>
           <w:b/>
-        </w:rPr>
-        <w:t xml:space="preserve">Cláusula </w:t>
-      </w:r>
-      <w:r>
-        <w:rPr>
-          <w:b/>
-        </w:rPr>
-        <w:t>8</w:t>
-      </w:r>
-      <w:r>
-        <w:rPr>
-          <w:b/>
-        </w:rPr>
-        <w:t>.ª</w:t>
+          <w:sz w:val="20"/>
+          <w:szCs w:val="20"/>
+        </w:rPr>
+        <w:t>Cláusula 8.ª</w:t>
       </w:r>
     </w:p>
     <w:p>
@@ -2022,14 +2393,19 @@
         <w:ind w:left="-283"/>
         <w:jc w:val="center"/>
         <w:rPr>
+          <w:rFonts w:ascii="Poppins" w:hAnsi="Poppins" w:cs="Poppins"/>
           <w:b/>
-        </w:rPr>
-      </w:pPr>
-      <w:r>
-        <w:rPr>
+          <w:sz w:val="20"/>
+          <w:szCs w:val="20"/>
+        </w:rPr>
+      </w:pPr>
+      <w:r>
+        <w:rPr>
+          <w:rFonts w:ascii="Poppins" w:hAnsi="Poppins" w:cs="Poppins"/>
           <w:b/>
-        </w:rPr>
-        <w:lastRenderedPageBreak/>
+          <w:sz w:val="20"/>
+          <w:szCs w:val="20"/>
+        </w:rPr>
         <w:t>Prazo</w:t>
       </w:r>
     </w:p>
@@ -2044,15 +2420,19 @@
         <w:spacing w:after="120" w:line="360" w:lineRule="auto"/>
         <w:ind w:left="0"/>
         <w:jc w:val="both"/>
-      </w:pPr>
-      <w:r>
-        <w:t xml:space="preserve">O presente protocolo produz efeitos </w:t>
-      </w:r>
-      <w:r>
-        <w:t>a partir da data da disponibilização ao público da autenticação com Chave Móvel Digital</w:t>
-      </w:r>
-      <w:r>
-        <w:t xml:space="preserve"> e é válido pelo período de um ano, renovando-se por períodos iguais e sucessivos, se não for denunciado por qualquer das Partes Outorgantes, com a antecedência mínima de 30 dias relativamente ao termo do período em curso, sem prejuízo da sua revisão nos termos da Cláusula 4.ª.</w:t>
+        <w:rPr>
+          <w:rFonts w:ascii="Poppins" w:hAnsi="Poppins" w:cs="Poppins"/>
+          <w:sz w:val="20"/>
+          <w:szCs w:val="20"/>
+        </w:rPr>
+      </w:pPr>
+      <w:r>
+        <w:rPr>
+          <w:rFonts w:ascii="Poppins" w:hAnsi="Poppins" w:cs="Poppins"/>
+          <w:sz w:val="20"/>
+          <w:szCs w:val="20"/>
+        </w:rPr>
+        <w:t>O presente protocolo produz efeitos a partir da data da disponibilização ao público da autenticação com Chave Móvel Digital e é válido pelo período de um ano, renovando-se por períodos iguais e sucessivos, se não for denunciado por qualquer das Partes Outorgantes, com a antecedência mínima de 30 dias relativamente ao termo do período em curso, sem prejuízo da sua revisão nos termos da Cláusula 4.ª.</w:t>
       </w:r>
     </w:p>
     <w:p>
@@ -2064,156 +2444,176 @@
           <w:numId w:val="1"/>
         </w:numPr>
         <w:spacing w:after="120" w:line="360" w:lineRule="auto"/>
-        <w:ind w:left="0" w:hanging="284"/>
-        <w:jc w:val="both"/>
-      </w:pPr>
-      <w:r>
-        <w:t>Qualquer alteração ou cláusula adicional ao presente Protocolo só será válida se constar de documento assinado pelas Partes Outorgantes.</w:t>
-      </w:r>
-    </w:p>
-    <w:p>
-      <w:pPr>
-        <w:pStyle w:val="ListParagraph"/>
-        <w:widowControl w:val="0"/>
-        <w:spacing w:after="120" w:line="360" w:lineRule="auto"/>
         <w:ind w:left="0"/>
         <w:jc w:val="both"/>
-      </w:pPr>
-    </w:p>
-    <w:p>
-      <w:pPr>
+        <w:rPr>
+          <w:rFonts w:ascii="Poppins" w:hAnsi="Poppins" w:cs="Poppins"/>
+          <w:sz w:val="20"/>
+          <w:szCs w:val="20"/>
+        </w:rPr>
+      </w:pPr>
+      <w:r>
+        <w:rPr>
+          <w:rFonts w:ascii="Poppins" w:hAnsi="Poppins" w:cs="Poppins"/>
+          <w:sz w:val="20"/>
+          <w:szCs w:val="20"/>
+        </w:rPr>
+        <w:t xml:space="preserve">Qualquer alteração ou cláusula adicional ao presente Protocolo só será válida se constar de documento assinado </w:t>
+      </w:r>
+      <w:r>
+        <w:rPr>
+          <w:rFonts w:ascii="Poppins" w:hAnsi="Poppins" w:cs="Poppins"/>
+          <w:sz w:val="20"/>
+          <w:szCs w:val="20"/>
+        </w:rPr>
+        <w:t>pelas Partes Outorgantes.</w:t>
+      </w:r>
+    </w:p>
+    <w:p>
+      <w:pPr>
+        <w:pStyle w:val="ListParagraph"/>
         <w:widowControl w:val="0"/>
         <w:spacing w:after="0" w:line="360" w:lineRule="auto"/>
-        <w:jc w:val="center"/>
-        <w:rPr>
-          <w:rFonts w:cs="Times New Roman"/>
+        <w:ind w:left="3706" w:firstLine="542"/>
+        <w:rPr>
+          <w:rFonts w:ascii="Poppins" w:hAnsi="Poppins" w:cs="Poppins"/>
           <w:b/>
-        </w:rPr>
-      </w:pPr>
-      <w:r>
-        <w:rPr>
-          <w:rFonts w:cs="Times New Roman"/>
+          <w:sz w:val="20"/>
+          <w:szCs w:val="20"/>
+        </w:rPr>
+      </w:pPr>
+      <w:r>
+        <w:rPr>
+          <w:rFonts w:ascii="Poppins" w:hAnsi="Poppins" w:cs="Poppins"/>
           <w:b/>
+          <w:sz w:val="20"/>
+          <w:szCs w:val="20"/>
         </w:rPr>
         <w:t>Cláusula 9.ª</w:t>
       </w:r>
     </w:p>
     <w:p>
       <w:pPr>
+        <w:pStyle w:val="ListParagraph"/>
         <w:widowControl w:val="0"/>
         <w:spacing w:after="0" w:line="360" w:lineRule="auto"/>
-        <w:jc w:val="center"/>
-        <w:rPr>
-          <w:rFonts w:cs="Times New Roman"/>
+        <w:ind w:left="3269" w:firstLine="271"/>
+        <w:rPr>
+          <w:rFonts w:ascii="Poppins" w:hAnsi="Poppins" w:cs="Poppins"/>
           <w:b/>
-        </w:rPr>
-      </w:pPr>
-      <w:r>
-        <w:rPr>
-          <w:rFonts w:cs="Times New Roman"/>
+          <w:sz w:val="20"/>
+          <w:szCs w:val="20"/>
+        </w:rPr>
+      </w:pPr>
+      <w:r>
+        <w:rPr>
+          <w:rFonts w:ascii="Poppins" w:hAnsi="Poppins" w:cs="Poppins"/>
           <w:b/>
-        </w:rPr>
+          <w:sz w:val="20"/>
+          <w:szCs w:val="20"/>
+        </w:rPr>
+        <w:lastRenderedPageBreak/>
         <w:t>Resolução de diferendos</w:t>
       </w:r>
     </w:p>
     <w:p>
       <w:pPr>
         <w:spacing w:after="0" w:line="360" w:lineRule="auto"/>
-        <w:ind w:left="-284"/>
         <w:jc w:val="both"/>
         <w:rPr>
-          <w:rFonts w:cs="Times New Roman"/>
+          <w:rFonts w:ascii="Poppins" w:hAnsi="Poppins" w:cs="Poppins"/>
+          <w:sz w:val="20"/>
+          <w:szCs w:val="20"/>
           <w:u w:color="000000"/>
         </w:rPr>
       </w:pPr>
       <w:r>
         <w:rPr>
-          <w:rFonts w:cs="Times New Roman"/>
+          <w:rFonts w:ascii="Poppins" w:hAnsi="Poppins" w:cs="Poppins"/>
+          <w:sz w:val="20"/>
+          <w:szCs w:val="20"/>
           <w:u w:color="000000"/>
         </w:rPr>
-        <w:t xml:space="preserve">Para todo e qualquer litígio emergente do presente Protocolo, sua interpretação e execução, as Partes elegem como foro convencional, com exclusão de qualquer outro, o do Tribunal Administrativo de </w:t>
-      </w:r>
-      <w:r>
-        <w:rPr>
-          <w:rFonts w:cs="Times New Roman"/>
-          <w:u w:color="000000"/>
-        </w:rPr>
-        <w:t>Círculo</w:t>
-      </w:r>
-      <w:r>
-        <w:rPr>
-          <w:rFonts w:cs="Times New Roman"/>
-          <w:u w:color="000000"/>
-        </w:rPr>
-        <w:t xml:space="preserve"> de Lisboa.</w:t>
+        <w:t>Para todo e qualquer litígio emergente do presente Protocolo, sua interpretação e execução, as Partes elegem como foro convencional, com exclusão de qualquer outro, o do Tribunal Administrativo de Círculo de Lisboa</w:t>
       </w:r>
     </w:p>
     <w:p>
       <w:pPr>
         <w:widowControl w:val="0"/>
         <w:spacing w:after="120" w:line="360" w:lineRule="auto"/>
-        <w:ind w:left="-283"/>
-        <w:jc w:val="center"/>
-      </w:pPr>
-    </w:p>
-    <w:p>
-      <w:pPr>
-        <w:widowControl w:val="0"/>
-        <w:spacing w:after="120" w:line="360" w:lineRule="auto"/>
-        <w:ind w:left="-283"/>
-        <w:jc w:val="center"/>
-      </w:pPr>
-    </w:p>
-    <w:p>
-      <w:pPr>
-        <w:widowControl w:val="0"/>
-        <w:spacing w:after="120" w:line="360" w:lineRule="auto"/>
-        <w:ind w:left="-283"/>
-        <w:jc w:val="both"/>
-      </w:pPr>
-      <w:r>
-        <w:t>O presente Protocolo foi escrito em</w:t>
-      </w:r>
-      <w:r>
-        <w:t xml:space="preserve"> </w:t>
-      </w:r>
-      <w:r>
-        <w:t>__</w:t>
-      </w:r>
-      <w:r>
-        <w:t xml:space="preserve"> </w:t>
-      </w:r>
-      <w:r>
-        <w:t>páginas, num único exemplar, e vai ser assinado com certificado de assinatura digital qualificado.</w:t>
-      </w:r>
+        <w:ind w:left="77"/>
+        <w:rPr>
+          <w:rFonts w:ascii="Poppins" w:hAnsi="Poppins" w:cs="Poppins"/>
+          <w:sz w:val="20"/>
+          <w:szCs w:val="20"/>
+        </w:rPr>
+      </w:pPr>
     </w:p>
     <w:p>
       <w:pPr>
         <w:widowControl w:val="0"/>
         <w:spacing w:after="120" w:line="360" w:lineRule="auto"/>
         <w:jc w:val="both"/>
-      </w:pPr>
+        <w:rPr>
+          <w:rFonts w:ascii="Poppins" w:hAnsi="Poppins" w:cs="Poppins"/>
+          <w:sz w:val="20"/>
+          <w:szCs w:val="20"/>
+        </w:rPr>
+      </w:pPr>
+      <w:r>
+        <w:rPr>
+          <w:rFonts w:ascii="Poppins" w:hAnsi="Poppins" w:cs="Poppins"/>
+          <w:sz w:val="20"/>
+          <w:szCs w:val="20"/>
+        </w:rPr>
+        <w:t>O presente Protocolo foi escrito em __ páginas, num único exemplar, e vai ser assinado com certificado de assinatura digital qualificado.</w:t>
+      </w:r>
     </w:p>
     <w:p>
       <w:pPr>
         <w:widowControl w:val="0"/>
         <w:spacing w:after="120" w:line="360" w:lineRule="auto"/>
-        <w:ind w:left="-283"/>
+        <w:ind w:left="77"/>
         <w:jc w:val="both"/>
-      </w:pPr>
-      <w:r>
-        <w:t>Celebrado em L</w:t>
-      </w:r>
-      <w:r>
-        <w:t>isboa,</w:t>
-      </w:r>
+        <w:rPr>
+          <w:rFonts w:ascii="Poppins" w:hAnsi="Poppins" w:cs="Poppins"/>
+          <w:sz w:val="20"/>
+          <w:szCs w:val="20"/>
+        </w:rPr>
+      </w:pPr>
     </w:p>
     <w:p>
       <w:pPr>
         <w:widowControl w:val="0"/>
         <w:spacing w:after="120" w:line="360" w:lineRule="auto"/>
-        <w:ind w:left="-283"/>
+        <w:ind w:left="77"/>
         <w:jc w:val="both"/>
+        <w:rPr>
+          <w:rFonts w:ascii="Poppins" w:hAnsi="Poppins" w:cs="Poppins"/>
+          <w:sz w:val="20"/>
+          <w:szCs w:val="20"/>
+        </w:rPr>
+      </w:pPr>
+      <w:r>
+        <w:rPr>
+          <w:rFonts w:ascii="Poppins" w:hAnsi="Poppins" w:cs="Poppins"/>
+          <w:sz w:val="20"/>
+          <w:szCs w:val="20"/>
+        </w:rPr>
+        <w:t>Celebrado em Lisboa, a …… de ………….. de 20..</w:t>
+      </w:r>
+    </w:p>
+    <w:p>
+      <w:pPr>
+        <w:widowControl w:val="0"/>
+        <w:spacing w:after="120" w:line="360" w:lineRule="auto"/>
+        <w:ind w:left="77"/>
+        <w:jc w:val="both"/>
+        <w:rPr>
+          <w:rFonts w:ascii="Poppins" w:hAnsi="Poppins" w:cs="Poppins"/>
+          <w:sz w:val="20"/>
+          <w:szCs w:val="20"/>
+        </w:rPr>
       </w:pPr>
     </w:p>
     <w:tbl>
@@ -2238,20 +2638,18 @@
               <w:spacing w:after="0" w:line="360" w:lineRule="auto"/>
               <w:jc w:val="center"/>
               <w:rPr>
-                <w:rFonts w:cs="Times New Roman"/>
+                <w:rFonts w:ascii="Poppins" w:hAnsi="Poppins" w:cs="Poppins"/>
+                <w:sz w:val="20"/>
+                <w:szCs w:val="20"/>
               </w:rPr>
             </w:pPr>
             <w:r>
               <w:rPr>
-                <w:rFonts w:cs="Times New Roman"/>
+                <w:rFonts w:ascii="Poppins" w:hAnsi="Poppins" w:cs="Poppins"/>
+                <w:sz w:val="20"/>
+                <w:szCs w:val="20"/>
               </w:rPr>
-              <w:t xml:space="preserve">Pela </w:t>
-            </w:r>
-            <w:r>
-              <w:rPr>
-                <w:rFonts w:cs="Times New Roman"/>
-              </w:rPr>
-              <w:t>ARTE</w:t>
+              <w:t>A Primeira Outorgante</w:t>
             </w:r>
           </w:p>
         </w:tc>
@@ -2266,14 +2664,18 @@
               <w:spacing w:after="0" w:line="360" w:lineRule="auto"/>
               <w:jc w:val="center"/>
               <w:rPr>
-                <w:rFonts w:cs="Times New Roman"/>
+                <w:rFonts w:ascii="Poppins" w:hAnsi="Poppins" w:cs="Poppins"/>
+                <w:sz w:val="20"/>
+                <w:szCs w:val="20"/>
               </w:rPr>
             </w:pPr>
             <w:r>
               <w:rPr>
-                <w:rFonts w:cs="Times New Roman"/>
+                <w:rFonts w:ascii="Poppins" w:hAnsi="Poppins" w:cs="Poppins"/>
+                <w:sz w:val="20"/>
+                <w:szCs w:val="20"/>
               </w:rPr>
-              <w:t>Pelo (a)</w:t>
+              <w:t>O Segundo Outorgante</w:t>
             </w:r>
           </w:p>
         </w:tc>
@@ -2290,6 +2692,8 @@
               <w:jc w:val="center"/>
               <w:rPr>
                 <w:rFonts w:cs="Times New Roman"/>
+                <w:sz w:val="20"/>
+                <w:szCs w:val="20"/>
               </w:rPr>
             </w:pPr>
           </w:p>
@@ -2304,11 +2708,66 @@
               <w:spacing w:after="0" w:line="360" w:lineRule="auto"/>
               <w:rPr>
                 <w:rFonts w:cs="Times New Roman"/>
+                <w:sz w:val="20"/>
+                <w:szCs w:val="20"/>
               </w:rPr>
             </w:pPr>
           </w:p>
         </w:tc>
       </w:tr>
+    </w:tbl>
+    <w:p>
+      <w:pPr>
+        <w:widowControl w:val="0"/>
+        <w:spacing w:after="120" w:line="360" w:lineRule="auto"/>
+        <w:ind w:left="284" w:hanging="284"/>
+        <w:jc w:val="both"/>
+        <w:rPr>
+          <w:sz w:val="20"/>
+          <w:szCs w:val="20"/>
+        </w:rPr>
+      </w:pPr>
+    </w:p>
+    <w:p>
+      <w:pPr>
+        <w:spacing w:after="0"/>
+        <w:rPr>
+          <w:rFonts w:ascii="Poppins" w:hAnsi="Poppins" w:cs="Poppins"/>
+          <w:b/>
+          <w:bCs/>
+          <w:caps/>
+          <w:color w:val="1A65FA"/>
+          <w:sz w:val="24"/>
+          <w:szCs w:val="24"/>
+          <w:lang w:eastAsia="pt-PT"/>
+        </w:rPr>
+      </w:pPr>
+    </w:p>
+    <w:p>
+      <w:pPr>
+        <w:spacing w:after="0" w:line="240" w:lineRule="auto"/>
+        <w:jc w:val="center"/>
+        <w:rPr>
+          <w:rFonts w:ascii="Poppins" w:hAnsi="Poppins" w:cs="Poppins"/>
+          <w:b/>
+          <w:bCs/>
+          <w:caps/>
+          <w:color w:val="1A65FA"/>
+          <w:lang w:eastAsia="pt-PT"/>
+        </w:rPr>
+      </w:pPr>
+    </w:p>
+    <w:bookmarkEnd w:id="0"/>
+    <w:tbl>
+      <w:tblPr>
+        <w:tblW w:w="0" w:type="auto"/>
+        <w:tblInd w:w="198" w:type="dxa"/>
+        <w:tblLook w:val="04A0" w:firstRow="1" w:lastRow="0" w:firstColumn="1" w:lastColumn="0" w:noHBand="0" w:noVBand="1"/>
+      </w:tblPr>
+      <w:tblGrid>
+        <w:gridCol w:w="4230"/>
+        <w:gridCol w:w="4025"/>
+      </w:tblGrid>
       <w:tr>
         <w:tc>
           <w:tcPr>
@@ -2316,12 +2775,11 @@
           </w:tcPr>
           <w:p>
             <w:pPr>
-              <w:widowControl w:val="0"/>
-              <w:spacing w:after="0" w:line="360" w:lineRule="auto"/>
-              <w:jc w:val="center"/>
               <w:rPr>
-                <w:rFonts w:ascii="Arial Narrow" w:hAnsi="Arial Narrow" w:cs="Times New Roman"/>
+                <w:rFonts w:ascii="Poppins" w:hAnsi="Poppins" w:cs="Poppins"/>
                 <w:b/>
+                <w:sz w:val="20"/>
+                <w:szCs w:val="20"/>
               </w:rPr>
             </w:pPr>
           </w:p>
@@ -2336,7 +2794,9 @@
               <w:spacing w:after="0" w:line="360" w:lineRule="auto"/>
               <w:jc w:val="center"/>
               <w:rPr>
-                <w:rFonts w:ascii="Arial Narrow" w:hAnsi="Arial Narrow" w:cs="Times New Roman"/>
+                <w:rFonts w:ascii="Poppins" w:hAnsi="Poppins" w:cs="Poppins"/>
+                <w:sz w:val="20"/>
+                <w:szCs w:val="20"/>
               </w:rPr>
             </w:pPr>
           </w:p>
@@ -2346,14 +2806,19 @@
     <w:p>
       <w:pPr>
         <w:widowControl w:val="0"/>
-        <w:spacing w:after="120" w:line="360" w:lineRule="auto"/>
+        <w:spacing w:after="0" w:line="360" w:lineRule="auto"/>
+        <w:rPr>
+          <w:rFonts w:ascii="Poppins" w:hAnsi="Poppins" w:cs="Poppins"/>
+        </w:rPr>
         <w:sectPr>
+          <w:headerReference w:type="even" r:id="rId14"/>
           <w:headerReference w:type="default" r:id="rId15"/>
-          <w:footerReference w:type="default" r:id="rId16"/>
-          <w:headerReference w:type="first" r:id="rId17"/>
-          <w:footerReference w:type="first" r:id="rId18"/>
+          <w:footerReference w:type="even" r:id="rId16"/>
+          <w:footerReference w:type="default" r:id="rId17"/>
+          <w:headerReference w:type="first" r:id="rId18"/>
+          <w:footerReference w:type="first" r:id="rId19"/>
           <w:pgSz w:w="11906" w:h="16838" w:code="9"/>
-          <w:pgMar w:top="1418" w:right="1134" w:bottom="1418" w:left="1418" w:header="709" w:footer="709" w:gutter="0"/>
+          <w:pgMar w:top="1701" w:right="1134" w:bottom="1418" w:left="1418" w:header="709" w:footer="902" w:gutter="0"/>
           <w:cols w:space="708"/>
           <w:docGrid w:linePitch="360"/>
         </w:sectPr>
@@ -2362,7 +2827,10 @@
     <w:p>
       <w:pPr>
         <w:widowControl w:val="0"/>
-        <w:spacing w:after="120" w:line="360" w:lineRule="auto"/>
+        <w:spacing w:after="0" w:line="360" w:lineRule="auto"/>
+        <w:rPr>
+          <w:rFonts w:ascii="Poppins" w:hAnsi="Poppins" w:cs="Poppins"/>
+        </w:rPr>
       </w:pPr>
     </w:p>
     <w:sectPr>
@@ -2402,6 +2870,392 @@
 </file>
 
 <file path=word/footer1.xml><?xml version="1.0" encoding="utf-8"?>
+<w:ftr xmlns:wpc="http://schemas.microsoft.com/office/word/2010/wordprocessingCanvas" xmlns:cx="http://schemas.microsoft.com/office/drawing/2014/chartex" xmlns:cx1="http://schemas.microsoft.com/office/drawing/2015/9/8/chartex" xmlns:cx2="http://schemas.microsoft.com/office/drawing/2015/10/21/chartex" xmlns:cx3="http://schemas.microsoft.com/office/drawing/2016/5/9/chartex" xmlns:cx4="http://schemas.microsoft.com/office/drawing/2016/5/10/chartex" xmlns:cx5="http://schemas.microsoft.com/office/drawing/2016/5/11/chartex" xmlns:cx6="http://schemas.microsoft.com/office/drawing/2016/5/12/chartex" xmlns:cx7="http://schemas.microsoft.com/office/drawing/2016/5/13/chartex" xmlns:cx8="http://schemas.microsoft.com/office/drawing/2016/5/14/chartex" xmlns:mc="http://schemas.openxmlformats.org/markup-compatibility/2006" xmlns:aink="http://schemas.microsoft.com/office/drawing/2016/ink" xmlns:am3d="http://schemas.microsoft.com/office/drawing/2017/model3d" xmlns:o="urn:schemas-microsoft-com:office:office" xmlns:oel="http://schemas.microsoft.com/office/2019/extlst" xmlns:r="http://schemas.openxmlformats.org/officeDocument/2006/relationships" xmlns:m="http://schemas.openxmlformats.org/officeDocument/2006/math" xmlns:v="urn:schemas-microsoft-com:vml" xmlns:wp14="http://schemas.microsoft.com/office/word/2010/wordprocessingDrawing" xmlns:wp="http://schemas.openxmlformats.org/drawingml/2006/wordprocessingDrawing" xmlns:w10="urn:schemas-microsoft-com:office:word" xmlns:w="http://schemas.openxmlformats.org/wordprocessingml/2006/main" xmlns:w14="http://schemas.microsoft.com/office/word/2010/wordml" xmlns:w15="http://schemas.microsoft.com/office/word/2012/wordml" xmlns:w16cex="http://schemas.microsoft.com/office/word/2018/wordml/cex" xmlns:w16cid="http://schemas.microsoft.com/office/word/2016/wordml/cid" xmlns:w16="http://schemas.microsoft.com/office/word/2018/wordml" xmlns:w16du="http://schemas.microsoft.com/office/word/2023/wordml/word16du" xmlns:w16sdtdh="http://schemas.microsoft.com/office/word/2020/wordml/sdtdatahash" xmlns:w16sdtfl="http://schemas.microsoft.com/office/word/2024/wordml/sdtformatlock" xmlns:w16se="http://schemas.microsoft.com/office/word/2015/wordml/symex" xmlns:wpg="http://schemas.microsoft.com/office/word/2010/wordprocessingGroup" xmlns:wpi="http://schemas.microsoft.com/office/word/2010/wordprocessingInk" xmlns:wne="http://schemas.microsoft.com/office/word/2006/wordml" xmlns:wps="http://schemas.microsoft.com/office/word/2010/wordprocessingShape" mc:Ignorable="w14 w15 w16se w16cid w16 w16cex w16sdtdh w16sdtfl w16du wp14">
+  <w:p>
+    <w:pPr>
+      <w:pStyle w:val="Footer"/>
+    </w:pPr>
+  </w:p>
+</w:ftr>
+</file>
+
+<file path=word/footer2.xml><?xml version="1.0" encoding="utf-8"?>
+<w:ftr xmlns:wpc="http://schemas.microsoft.com/office/word/2010/wordprocessingCanvas" xmlns:cx="http://schemas.microsoft.com/office/drawing/2014/chartex" xmlns:cx1="http://schemas.microsoft.com/office/drawing/2015/9/8/chartex" xmlns:cx2="http://schemas.microsoft.com/office/drawing/2015/10/21/chartex" xmlns:cx3="http://schemas.microsoft.com/office/drawing/2016/5/9/chartex" xmlns:cx4="http://schemas.microsoft.com/office/drawing/2016/5/10/chartex" xmlns:cx5="http://schemas.microsoft.com/office/drawing/2016/5/11/chartex" xmlns:cx6="http://schemas.microsoft.com/office/drawing/2016/5/12/chartex" xmlns:cx7="http://schemas.microsoft.com/office/drawing/2016/5/13/chartex" xmlns:cx8="http://schemas.microsoft.com/office/drawing/2016/5/14/chartex" xmlns:mc="http://schemas.openxmlformats.org/markup-compatibility/2006" xmlns:aink="http://schemas.microsoft.com/office/drawing/2016/ink" xmlns:am3d="http://schemas.microsoft.com/office/drawing/2017/model3d" xmlns:o="urn:schemas-microsoft-com:office:office" xmlns:oel="http://schemas.microsoft.com/office/2019/extlst" xmlns:r="http://schemas.openxmlformats.org/officeDocument/2006/relationships" xmlns:m="http://schemas.openxmlformats.org/officeDocument/2006/math" xmlns:v="urn:schemas-microsoft-com:vml" xmlns:wp14="http://schemas.microsoft.com/office/word/2010/wordprocessingDrawing" xmlns:wp="http://schemas.openxmlformats.org/drawingml/2006/wordprocessingDrawing" xmlns:w10="urn:schemas-microsoft-com:office:word" xmlns:w="http://schemas.openxmlformats.org/wordprocessingml/2006/main" xmlns:w14="http://schemas.microsoft.com/office/word/2010/wordml" xmlns:w15="http://schemas.microsoft.com/office/word/2012/wordml" xmlns:w16cex="http://schemas.microsoft.com/office/word/2018/wordml/cex" xmlns:w16cid="http://schemas.microsoft.com/office/word/2016/wordml/cid" xmlns:w16="http://schemas.microsoft.com/office/word/2018/wordml" xmlns:w16du="http://schemas.microsoft.com/office/word/2023/wordml/word16du" xmlns:w16sdtdh="http://schemas.microsoft.com/office/word/2020/wordml/sdtdatahash" xmlns:w16sdtfl="http://schemas.microsoft.com/office/word/2024/wordml/sdtformatlock" xmlns:w16se="http://schemas.microsoft.com/office/word/2015/wordml/symex" xmlns:wpg="http://schemas.microsoft.com/office/word/2010/wordprocessingGroup" xmlns:wpi="http://schemas.microsoft.com/office/word/2010/wordprocessingInk" xmlns:wne="http://schemas.microsoft.com/office/word/2006/wordml" xmlns:wps="http://schemas.microsoft.com/office/word/2010/wordprocessingShape" mc:Ignorable="w14 w15 w16se w16cid w16 w16cex w16sdtdh w16sdtfl w16du wp14">
+  <w:p>
+    <w:pPr>
+      <w:spacing w:after="0" w:line="240" w:lineRule="auto"/>
+      <w:rPr>
+        <w:rFonts w:ascii="Arial" w:hAnsi="Arial" w:cs="Arial"/>
+        <w:color w:val="1B50C4"/>
+        <w:sz w:val="15"/>
+        <w:szCs w:val="15"/>
+        <w:lang w:eastAsia="pt-PT"/>
+      </w:rPr>
+    </w:pPr>
+    <w:r>
+      <w:rPr>
+        <w:noProof/>
+      </w:rPr>
+      <mc:AlternateContent>
+        <mc:Choice Requires="wps">
+          <w:drawing>
+            <wp:anchor distT="0" distB="0" distL="114300" distR="114300" simplePos="0" relativeHeight="251658246" behindDoc="0" locked="0" layoutInCell="1" allowOverlap="1" wp14:anchorId="4DC9CE5D" wp14:editId="1844CB68">
+              <wp:simplePos x="0" y="0"/>
+              <wp:positionH relativeFrom="column">
+                <wp:posOffset>-93606</wp:posOffset>
+              </wp:positionH>
+              <wp:positionV relativeFrom="paragraph">
+                <wp:posOffset>82667</wp:posOffset>
+              </wp:positionV>
+              <wp:extent cx="3904342" cy="361150"/>
+              <wp:effectExtent l="0" t="0" r="0" b="1270"/>
+              <wp:wrapNone/>
+              <wp:docPr id="1362229521" name="Caixa de Texto 2"/>
+              <wp:cNvGraphicFramePr>
+                <a:graphicFrameLocks xmlns:a="http://schemas.openxmlformats.org/drawingml/2006/main"/>
+              </wp:cNvGraphicFramePr>
+              <a:graphic xmlns:a="http://schemas.openxmlformats.org/drawingml/2006/main">
+                <a:graphicData uri="http://schemas.microsoft.com/office/word/2010/wordprocessingShape">
+                  <wps:wsp>
+                    <wps:cNvSpPr txBox="1">
+                      <a:spLocks noChangeArrowheads="1"/>
+                    </wps:cNvSpPr>
+                    <wps:spPr bwMode="auto">
+                      <a:xfrm>
+                        <a:off x="0" y="0"/>
+                        <a:ext cx="3904342" cy="361150"/>
+                      </a:xfrm>
+                      <a:prstGeom prst="rect">
+                        <a:avLst/>
+                      </a:prstGeom>
+                      <a:noFill/>
+                      <a:ln w="9525">
+                        <a:noFill/>
+                        <a:miter lim="800000"/>
+                        <a:headEnd/>
+                        <a:tailEnd/>
+                      </a:ln>
+                    </wps:spPr>
+                    <wps:txbx>
+                      <w:txbxContent>
+                        <w:p>
+                          <w:pPr>
+                            <w:spacing w:after="0" w:line="240" w:lineRule="auto"/>
+                            <w:rPr>
+                              <w:rFonts w:ascii="Poppins" w:hAnsi="Poppins" w:cs="Poppins"/>
+                              <w:sz w:val="8"/>
+                              <w:szCs w:val="8"/>
+                            </w:rPr>
+                          </w:pPr>
+                          <w:r>
+                            <w:rPr>
+                              <w:rFonts w:ascii="Poppins Light" w:hAnsi="Poppins Light" w:cs="Poppins Light"/>
+                              <w:sz w:val="14"/>
+                              <w:szCs w:val="14"/>
+                            </w:rPr>
+                            <w:t xml:space="preserve">MD </w:t>
+                          </w:r>
+                          <w:r>
+                            <w:rPr>
+                              <w:rFonts w:ascii="Poppins Light" w:hAnsi="Poppins Light" w:cs="Poppins Light"/>
+                              <w:sz w:val="14"/>
+                              <w:szCs w:val="14"/>
+                            </w:rPr>
+                            <w:t>-125_PDAAACMDP</w:t>
+                          </w:r>
+                          <w:r>
+                            <w:rPr>
+                              <w:rFonts w:ascii="Poppins Light" w:hAnsi="Poppins Light" w:cs="Poppins Light"/>
+                              <w:sz w:val="14"/>
+                              <w:szCs w:val="14"/>
+                            </w:rPr>
+                            <w:t>_</w:t>
+                          </w:r>
+                          <w:r>
+                            <w:rPr>
+                              <w:rFonts w:ascii="Poppins Light" w:hAnsi="Poppins Light" w:cs="Poppins Light"/>
+                              <w:sz w:val="14"/>
+                              <w:szCs w:val="14"/>
+                            </w:rPr>
+                            <w:t>D</w:t>
+                          </w:r>
+                          <w:r>
+                            <w:rPr>
+                              <w:rFonts w:ascii="Poppins Light" w:hAnsi="Poppins Light" w:cs="Poppins Light"/>
+                              <w:sz w:val="14"/>
+                              <w:szCs w:val="14"/>
+                            </w:rPr>
+                            <w:t>J_</w:t>
+                          </w:r>
+                          <w:r>
+                            <w:rPr>
+                              <w:rFonts w:ascii="Poppins Light" w:hAnsi="Poppins Light" w:cs="Poppins Light"/>
+                              <w:sz w:val="14"/>
+                              <w:szCs w:val="14"/>
+                            </w:rPr>
+                            <w:t>20260</w:t>
+                          </w:r>
+                          <w:r>
+                            <w:rPr>
+                              <w:rFonts w:ascii="Poppins Light" w:hAnsi="Poppins Light" w:cs="Poppins Light"/>
+                              <w:sz w:val="14"/>
+                              <w:szCs w:val="14"/>
+                            </w:rPr>
+                            <w:t>408</w:t>
+                          </w:r>
+                        </w:p>
+                      </w:txbxContent>
+                    </wps:txbx>
+                    <wps:bodyPr rot="0" vert="horz" wrap="square" lIns="91440" tIns="45720" rIns="91440" bIns="45720" anchor="t" anchorCtr="0">
+                      <a:noAutofit/>
+                    </wps:bodyPr>
+                  </wps:wsp>
+                </a:graphicData>
+              </a:graphic>
+              <wp14:sizeRelH relativeFrom="margin">
+                <wp14:pctWidth>0</wp14:pctWidth>
+              </wp14:sizeRelH>
+              <wp14:sizeRelV relativeFrom="margin">
+                <wp14:pctHeight>0</wp14:pctHeight>
+              </wp14:sizeRelV>
+            </wp:anchor>
+          </w:drawing>
+        </mc:Choice>
+        <mc:Fallback>
+          <w:pict>
+            <v:shapetype w14:anchorId="4DC9CE5D" id="_x0000_t202" coordsize="21600,21600" o:spt="202" path="m,l,21600r21600,l21600,xe">
+              <v:stroke joinstyle="miter"/>
+              <v:path gradientshapeok="t" o:connecttype="rect"/>
+            </v:shapetype>
+            <v:shape id="Caixa de Texto 2" o:spid="_x0000_s1027" type="#_x0000_t202" style="position:absolute;margin-left:-7.35pt;margin-top:6.5pt;width:307.45pt;height:28.45pt;z-index:251658246;visibility:visible;mso-wrap-style:square;mso-width-percent:0;mso-height-percent:0;mso-wrap-distance-left:9pt;mso-wrap-distance-top:0;mso-wrap-distance-right:9pt;mso-wrap-distance-bottom:0;mso-position-horizontal:absolute;mso-position-horizontal-relative:text;mso-position-vertical:absolute;mso-position-vertical-relative:text;mso-width-percent:0;mso-height-percent:0;mso-width-relative:margin;mso-height-relative:margin;v-text-anchor:top" o:gfxdata="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" filled="f" stroked="f">
+              <v:textbox>
+                <w:txbxContent>
+                  <w:p>
+                    <w:pPr>
+                      <w:spacing w:after="0" w:line="240" w:lineRule="auto"/>
+                      <w:rPr>
+                        <w:rFonts w:ascii="Poppins" w:hAnsi="Poppins" w:cs="Poppins"/>
+                        <w:sz w:val="8"/>
+                        <w:szCs w:val="8"/>
+                      </w:rPr>
+                    </w:pPr>
+                    <w:r>
+                      <w:rPr>
+                        <w:rFonts w:ascii="Poppins Light" w:hAnsi="Poppins Light" w:cs="Poppins Light"/>
+                        <w:sz w:val="14"/>
+                        <w:szCs w:val="14"/>
+                      </w:rPr>
+                      <w:t xml:space="preserve">MD </w:t>
+                    </w:r>
+                    <w:r>
+                      <w:rPr>
+                        <w:rFonts w:ascii="Poppins Light" w:hAnsi="Poppins Light" w:cs="Poppins Light"/>
+                        <w:sz w:val="14"/>
+                        <w:szCs w:val="14"/>
+                      </w:rPr>
+                      <w:t>-125_PDAAACMDP</w:t>
+                    </w:r>
+                    <w:r>
+                      <w:rPr>
+                        <w:rFonts w:ascii="Poppins Light" w:hAnsi="Poppins Light" w:cs="Poppins Light"/>
+                        <w:sz w:val="14"/>
+                        <w:szCs w:val="14"/>
+                      </w:rPr>
+                      <w:t>_</w:t>
+                    </w:r>
+                    <w:r>
+                      <w:rPr>
+                        <w:rFonts w:ascii="Poppins Light" w:hAnsi="Poppins Light" w:cs="Poppins Light"/>
+                        <w:sz w:val="14"/>
+                        <w:szCs w:val="14"/>
+                      </w:rPr>
+                      <w:t>D</w:t>
+                    </w:r>
+                    <w:r>
+                      <w:rPr>
+                        <w:rFonts w:ascii="Poppins Light" w:hAnsi="Poppins Light" w:cs="Poppins Light"/>
+                        <w:sz w:val="14"/>
+                        <w:szCs w:val="14"/>
+                      </w:rPr>
+                      <w:t>J_</w:t>
+                    </w:r>
+                    <w:r>
+                      <w:rPr>
+                        <w:rFonts w:ascii="Poppins Light" w:hAnsi="Poppins Light" w:cs="Poppins Light"/>
+                        <w:sz w:val="14"/>
+                        <w:szCs w:val="14"/>
+                      </w:rPr>
+                      <w:t>20260</w:t>
+                    </w:r>
+                    <w:r>
+                      <w:rPr>
+                        <w:rFonts w:ascii="Poppins Light" w:hAnsi="Poppins Light" w:cs="Poppins Light"/>
+                        <w:sz w:val="14"/>
+                        <w:szCs w:val="14"/>
+                      </w:rPr>
+                      <w:t>408</w:t>
+                    </w:r>
+                  </w:p>
+                </w:txbxContent>
+              </v:textbox>
+            </v:shape>
+          </w:pict>
+        </mc:Fallback>
+      </mc:AlternateContent>
+    </w:r>
+  </w:p>
+  <w:p>
+    <w:pPr>
+      <w:pBdr>
+        <w:top w:val="single" w:sz="4" w:space="1" w:color="auto"/>
+      </w:pBdr>
+      <w:spacing w:after="0"/>
+      <w:jc w:val="right"/>
+      <w:rPr>
+        <w:rFonts w:ascii="Poppins Light" w:hAnsi="Poppins Light" w:cs="Poppins Light"/>
+        <w:noProof/>
+        <w:sz w:val="18"/>
+        <w:szCs w:val="16"/>
+      </w:rPr>
+    </w:pPr>
+    <w:bookmarkStart w:id="2" w:name="_Hlk178774014"/>
+    <w:bookmarkStart w:id="3" w:name="_Hlk178774015"/>
+    <w:r>
+      <w:rPr>
+        <w:rFonts w:ascii="Montserrat Medium" w:hAnsi="Montserrat Medium"/>
+        <w:sz w:val="16"/>
+        <w:szCs w:val="16"/>
+      </w:rPr>
+      <w:t xml:space="preserve">            </w:t>
+    </w:r>
+    <w:r>
+      <w:rPr>
+        <w:rFonts w:ascii="Montserrat Medium" w:hAnsi="Montserrat Medium"/>
+        <w:sz w:val="16"/>
+        <w:szCs w:val="16"/>
+      </w:rPr>
+      <w:t xml:space="preserve">                                                                         </w:t>
+    </w:r>
+    <w:sdt>
+      <w:sdtPr>
+        <w:rPr>
+          <w:rFonts w:ascii="Poppins Light" w:hAnsi="Poppins Light" w:cs="Poppins Light"/>
+          <w:sz w:val="14"/>
+          <w:szCs w:val="14"/>
+        </w:rPr>
+        <w:id w:val="947821963"/>
+        <w:docPartObj>
+          <w:docPartGallery w:val="Page Numbers (Top of Page)"/>
+          <w:docPartUnique/>
+        </w:docPartObj>
+      </w:sdtPr>
+      <w:sdtEndPr/>
+      <w:sdtContent>
+        <w:r>
+          <w:rPr>
+            <w:rFonts w:ascii="Poppins Light" w:hAnsi="Poppins Light" w:cs="Poppins Light"/>
+            <w:sz w:val="14"/>
+            <w:szCs w:val="14"/>
+          </w:rPr>
+          <w:t xml:space="preserve">Pág. </w:t>
+        </w:r>
+        <w:r>
+          <w:rPr>
+            <w:rFonts w:ascii="Poppins Light" w:hAnsi="Poppins Light" w:cs="Poppins Light"/>
+            <w:sz w:val="14"/>
+            <w:szCs w:val="14"/>
+          </w:rPr>
+          <w:fldChar w:fldCharType="begin"/>
+        </w:r>
+        <w:r>
+          <w:rPr>
+            <w:rFonts w:ascii="Poppins Light" w:hAnsi="Poppins Light" w:cs="Poppins Light"/>
+            <w:sz w:val="14"/>
+            <w:szCs w:val="14"/>
+          </w:rPr>
+          <w:instrText>PAGE</w:instrText>
+        </w:r>
+        <w:r>
+          <w:rPr>
+            <w:rFonts w:ascii="Poppins Light" w:hAnsi="Poppins Light" w:cs="Poppins Light"/>
+            <w:sz w:val="14"/>
+            <w:szCs w:val="14"/>
+          </w:rPr>
+          <w:fldChar w:fldCharType="separate"/>
+        </w:r>
+        <w:r>
+          <w:rPr>
+            <w:rFonts w:ascii="Poppins Light" w:hAnsi="Poppins Light" w:cs="Poppins Light"/>
+            <w:sz w:val="14"/>
+            <w:szCs w:val="14"/>
+          </w:rPr>
+          <w:t>1</w:t>
+        </w:r>
+        <w:r>
+          <w:rPr>
+            <w:rFonts w:ascii="Poppins Light" w:hAnsi="Poppins Light" w:cs="Poppins Light"/>
+            <w:sz w:val="14"/>
+            <w:szCs w:val="14"/>
+          </w:rPr>
+          <w:fldChar w:fldCharType="end"/>
+        </w:r>
+        <w:r>
+          <w:rPr>
+            <w:rFonts w:ascii="Poppins Light" w:hAnsi="Poppins Light" w:cs="Poppins Light"/>
+            <w:sz w:val="14"/>
+            <w:szCs w:val="14"/>
+          </w:rPr>
+          <w:t xml:space="preserve"> de </w:t>
+        </w:r>
+        <w:r>
+          <w:rPr>
+            <w:rFonts w:ascii="Poppins Light" w:hAnsi="Poppins Light" w:cs="Poppins Light"/>
+            <w:sz w:val="14"/>
+            <w:szCs w:val="14"/>
+          </w:rPr>
+          <w:fldChar w:fldCharType="begin"/>
+        </w:r>
+        <w:r>
+          <w:rPr>
+            <w:rFonts w:ascii="Poppins Light" w:hAnsi="Poppins Light" w:cs="Poppins Light"/>
+            <w:sz w:val="14"/>
+            <w:szCs w:val="14"/>
+          </w:rPr>
+          <w:instrText>NUMPAGES</w:instrText>
+        </w:r>
+        <w:r>
+          <w:rPr>
+            <w:rFonts w:ascii="Poppins Light" w:hAnsi="Poppins Light" w:cs="Poppins Light"/>
+            <w:sz w:val="14"/>
+            <w:szCs w:val="14"/>
+          </w:rPr>
+          <w:fldChar w:fldCharType="separate"/>
+        </w:r>
+        <w:r>
+          <w:rPr>
+            <w:rFonts w:ascii="Poppins Light" w:hAnsi="Poppins Light" w:cs="Poppins Light"/>
+            <w:sz w:val="14"/>
+            <w:szCs w:val="14"/>
+          </w:rPr>
+          <w:t>4</w:t>
+        </w:r>
+        <w:r>
+          <w:rPr>
+            <w:rFonts w:ascii="Poppins Light" w:hAnsi="Poppins Light" w:cs="Poppins Light"/>
+            <w:sz w:val="14"/>
+            <w:szCs w:val="14"/>
+          </w:rPr>
+          <w:fldChar w:fldCharType="end"/>
+        </w:r>
+      </w:sdtContent>
+    </w:sdt>
+    <w:bookmarkEnd w:id="2"/>
+    <w:bookmarkEnd w:id="3"/>
+  </w:p>
+</w:ftr>
+</file>
+
+<file path=word/footer3.xml><?xml version="1.0" encoding="utf-8"?>
 <w:ftr xmlns:wpc="http://schemas.microsoft.com/office/word/2010/wordprocessingCanvas" xmlns:cx="http://schemas.microsoft.com/office/drawing/2014/chartex" xmlns:cx1="http://schemas.microsoft.com/office/drawing/2015/9/8/chartex" xmlns:cx2="http://schemas.microsoft.com/office/drawing/2015/10/21/chartex" xmlns:cx3="http://schemas.microsoft.com/office/drawing/2016/5/9/chartex" xmlns:cx4="http://schemas.microsoft.com/office/drawing/2016/5/10/chartex" xmlns:cx5="http://schemas.microsoft.com/office/drawing/2016/5/11/chartex" xmlns:cx6="http://schemas.microsoft.com/office/drawing/2016/5/12/chartex" xmlns:cx7="http://schemas.microsoft.com/office/drawing/2016/5/13/chartex" xmlns:cx8="http://schemas.microsoft.com/office/drawing/2016/5/14/chartex" xmlns:mc="http://schemas.openxmlformats.org/markup-compatibility/2006" xmlns:aink="http://schemas.microsoft.com/office/drawing/2016/ink" xmlns:am3d="http://schemas.microsoft.com/office/drawing/2017/model3d" xmlns:o="urn:schemas-microsoft-com:office:office" xmlns:oel="http://schemas.microsoft.com/office/2019/extlst" xmlns:r="http://schemas.openxmlformats.org/officeDocument/2006/relationships" xmlns:m="http://schemas.openxmlformats.org/officeDocument/2006/math" xmlns:v="urn:schemas-microsoft-com:vml" xmlns:wp14="http://schemas.microsoft.com/office/word/2010/wordprocessingDrawing" xmlns:wp="http://schemas.openxmlformats.org/drawingml/2006/wordprocessingDrawing" xmlns:w10="urn:schemas-microsoft-com:office:word" xmlns:w="http://schemas.openxmlformats.org/wordprocessingml/2006/main" xmlns:w14="http://schemas.microsoft.com/office/word/2010/wordml" xmlns:w15="http://schemas.microsoft.com/office/word/2012/wordml" xmlns:w16cex="http://schemas.microsoft.com/office/word/2018/wordml/cex" xmlns:w16cid="http://schemas.microsoft.com/office/word/2016/wordml/cid" xmlns:w16="http://schemas.microsoft.com/office/word/2018/wordml" xmlns:w16du="http://schemas.microsoft.com/office/word/2023/wordml/word16du" xmlns:w16sdtdh="http://schemas.microsoft.com/office/word/2020/wordml/sdtdatahash" xmlns:w16sdtfl="http://schemas.microsoft.com/office/word/2024/wordml/sdtformatlock" xmlns:w16se="http://schemas.microsoft.com/office/word/2015/wordml/symex" xmlns:wpg="http://schemas.microsoft.com/office/word/2010/wordprocessingGroup" xmlns:wpi="http://schemas.microsoft.com/office/word/2010/wordprocessingInk" xmlns:wne="http://schemas.microsoft.com/office/word/2006/wordml" xmlns:wps="http://schemas.microsoft.com/office/word/2010/wordprocessingShape" mc:Ignorable="w14 w15 w16se w16cid w16 w16cex w16sdtdh w16sdtfl w16du wp14">
   <w:p>
     <w:pPr>
@@ -2426,745 +3280,7 @@
       <mc:AlternateContent>
         <mc:Choice Requires="wps">
           <w:drawing>
-            <wp:anchor distT="4294967295" distB="4294967295" distL="114300" distR="114300" simplePos="0" relativeHeight="251671552" behindDoc="0" locked="0" layoutInCell="1" allowOverlap="1" wp14:anchorId="0279FBB3" wp14:editId="1CB9AF10">
-              <wp:simplePos x="0" y="0"/>
-              <wp:positionH relativeFrom="column">
-                <wp:posOffset>-165544</wp:posOffset>
-              </wp:positionH>
-              <wp:positionV relativeFrom="paragraph">
-                <wp:posOffset>67337</wp:posOffset>
-              </wp:positionV>
-              <wp:extent cx="6036512" cy="0"/>
-              <wp:effectExtent l="0" t="0" r="21590" b="19050"/>
-              <wp:wrapNone/>
-              <wp:docPr id="18" name="Straight Connector 18"/>
-              <wp:cNvGraphicFramePr>
-                <a:graphicFrameLocks xmlns:a="http://schemas.openxmlformats.org/drawingml/2006/main"/>
-              </wp:cNvGraphicFramePr>
-              <a:graphic xmlns:a="http://schemas.openxmlformats.org/drawingml/2006/main">
-                <a:graphicData uri="http://schemas.microsoft.com/office/word/2010/wordprocessingShape">
-                  <wps:wsp>
-                    <wps:cNvCnPr>
-                      <a:cxnSpLocks/>
-                    </wps:cNvCnPr>
-                    <wps:spPr>
-                      <a:xfrm>
-                        <a:off x="0" y="0"/>
-                        <a:ext cx="6036512" cy="0"/>
-                      </a:xfrm>
-                      <a:prstGeom prst="line">
-                        <a:avLst/>
-                      </a:prstGeom>
-                      <a:noFill/>
-                      <a:ln w="3175" cap="flat" cmpd="sng" algn="ctr">
-                        <a:solidFill>
-                          <a:sysClr val="windowText" lastClr="000000">
-                            <a:shade val="95000"/>
-                            <a:satMod val="105000"/>
-                          </a:sysClr>
-                        </a:solidFill>
-                        <a:prstDash val="solid"/>
-                      </a:ln>
-                      <a:effectLst/>
-                    </wps:spPr>
-                    <wps:bodyPr/>
-                  </wps:wsp>
-                </a:graphicData>
-              </a:graphic>
-              <wp14:sizeRelH relativeFrom="margin">
-                <wp14:pctWidth>0</wp14:pctWidth>
-              </wp14:sizeRelH>
-              <wp14:sizeRelV relativeFrom="page">
-                <wp14:pctHeight>0</wp14:pctHeight>
-              </wp14:sizeRelV>
-            </wp:anchor>
-          </w:drawing>
-        </mc:Choice>
-        <mc:Fallback>
-          <w:pict>
-            <v:line w14:anchorId="5B6DB81D" id="Straight Connector 18" o:spid="_x0000_s1026" style="position:absolute;z-index:251671552;visibility:visible;mso-wrap-style:square;mso-width-percent:0;mso-height-percent:0;mso-wrap-distance-left:9pt;mso-wrap-distance-top:-3e-5mm;mso-wrap-distance-right:9pt;mso-wrap-distance-bottom:-3e-5mm;mso-position-horizontal:absolute;mso-position-horizontal-relative:text;mso-position-vertical:absolute;mso-position-vertical-relative:text;mso-width-percent:0;mso-height-percent:0;mso-width-relative:margin;mso-height-relative:page" from="-13.05pt,5.3pt" to="462.25pt,5.3pt" o:gfxdata="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" strokeweight=".25pt">
-              <o:lock v:ext="edit" shapetype="f"/>
-            </v:line>
-          </w:pict>
-        </mc:Fallback>
-      </mc:AlternateContent>
-    </w:r>
-  </w:p>
-  <w:p>
-    <w:pPr>
-      <w:spacing w:after="0" w:line="200" w:lineRule="exact"/>
-      <w:ind w:left="-283"/>
-      <w:rPr>
-        <w:rFonts w:ascii="Arial" w:hAnsi="Arial" w:cs="Arial"/>
-        <w:b/>
-        <w:bCs/>
-        <w:color w:val="595959"/>
-        <w:sz w:val="14"/>
-        <w:szCs w:val="14"/>
-        <w:lang w:eastAsia="pt-PT"/>
-      </w:rPr>
-    </w:pPr>
-  </w:p>
-  <w:p>
-    <w:pPr>
-      <w:spacing w:after="0" w:line="240" w:lineRule="auto"/>
-      <w:ind w:left="-283"/>
-      <w:rPr>
-        <w:rFonts w:ascii="Arial" w:hAnsi="Arial" w:cs="Arial"/>
-        <w:bCs/>
-        <w:color w:val="4F81BD"/>
-        <w:sz w:val="14"/>
-        <w:szCs w:val="14"/>
-        <w:lang w:eastAsia="pt-PT"/>
-      </w:rPr>
-    </w:pPr>
-    <w:r>
-      <w:rPr>
-        <w:rFonts w:ascii="Calibri" w:hAnsi="Calibri" w:cs="Times New Roman"/>
-        <w:noProof/>
-        <w:color w:val="1F497D"/>
-        <w:sz w:val="14"/>
-        <w:szCs w:val="14"/>
-        <w:lang w:eastAsia="pt-PT"/>
-      </w:rPr>
-      <mc:AlternateContent>
-        <mc:Choice Requires="wps">
-          <w:drawing>
-            <wp:anchor distT="0" distB="0" distL="114300" distR="114300" simplePos="0" relativeHeight="251674624" behindDoc="0" locked="0" layoutInCell="1" allowOverlap="1" wp14:anchorId="08BD15FB" wp14:editId="590106B7">
-              <wp:simplePos x="0" y="0"/>
-              <wp:positionH relativeFrom="column">
-                <wp:posOffset>3095625</wp:posOffset>
-              </wp:positionH>
-              <wp:positionV relativeFrom="paragraph">
-                <wp:posOffset>64770</wp:posOffset>
-              </wp:positionV>
-              <wp:extent cx="2376170" cy="215265"/>
-              <wp:effectExtent l="0" t="0" r="5080" b="4445"/>
-              <wp:wrapNone/>
-              <wp:docPr id="5" name="Text Box 2"/>
-              <wp:cNvGraphicFramePr>
-                <a:graphicFrameLocks xmlns:a="http://schemas.openxmlformats.org/drawingml/2006/main"/>
-              </wp:cNvGraphicFramePr>
-              <a:graphic xmlns:a="http://schemas.openxmlformats.org/drawingml/2006/main">
-                <a:graphicData uri="http://schemas.microsoft.com/office/word/2010/wordprocessingShape">
-                  <wps:wsp>
-                    <wps:cNvSpPr txBox="1">
-                      <a:spLocks noChangeArrowheads="1"/>
-                    </wps:cNvSpPr>
-                    <wps:spPr bwMode="auto">
-                      <a:xfrm>
-                        <a:off x="0" y="0"/>
-                        <a:ext cx="2376170" cy="215265"/>
-                      </a:xfrm>
-                      <a:prstGeom prst="rect">
-                        <a:avLst/>
-                      </a:prstGeom>
-                      <a:solidFill>
-                        <a:srgbClr val="FFFFFF"/>
-                      </a:solidFill>
-                      <a:ln w="9525">
-                        <a:noFill/>
-                        <a:miter lim="800000"/>
-                        <a:headEnd/>
-                        <a:tailEnd/>
-                      </a:ln>
-                    </wps:spPr>
-                    <wps:txbx>
-                      <w:txbxContent>
-                        <w:p>
-                          <w:pPr>
-                            <w:spacing w:after="0" w:line="240" w:lineRule="auto"/>
-                            <w:jc w:val="right"/>
-                            <w:rPr>
-                              <w:rFonts w:ascii="Calibri" w:hAnsi="Calibri" w:cs="Times New Roman"/>
-                              <w:b/>
-                              <w:bCs/>
-                              <w:color w:val="4F81BD"/>
-                              <w:sz w:val="16"/>
-                              <w:szCs w:val="16"/>
-                              <w:u w:val="single"/>
-                              <w:lang w:eastAsia="pt-PT"/>
-                            </w:rPr>
-                          </w:pPr>
-                          <w:r>
-                            <w:rPr>
-                              <w:rFonts w:ascii="Arial" w:hAnsi="Arial" w:cs="Arial"/>
-                              <w:color w:val="595959"/>
-                              <w:sz w:val="15"/>
-                              <w:szCs w:val="15"/>
-                              <w:lang w:eastAsia="pt-PT"/>
-                            </w:rPr>
-                            <w:t xml:space="preserve">PÁGINA </w:t>
-                          </w:r>
-                          <w:r>
-                            <w:rPr>
-                              <w:rFonts w:ascii="Calibri" w:hAnsi="Calibri" w:cs="Times New Roman"/>
-                              <w:bCs/>
-                              <w:color w:val="4F81BD"/>
-                              <w:sz w:val="16"/>
-                              <w:szCs w:val="16"/>
-                              <w:lang w:eastAsia="pt-PT"/>
-                            </w:rPr>
-                            <w:fldChar w:fldCharType="begin"/>
-                          </w:r>
-                          <w:r>
-                            <w:rPr>
-                              <w:rFonts w:ascii="Calibri" w:hAnsi="Calibri" w:cs="Times New Roman"/>
-                              <w:bCs/>
-                              <w:color w:val="4F81BD"/>
-                              <w:sz w:val="16"/>
-                              <w:szCs w:val="16"/>
-                              <w:lang w:eastAsia="pt-PT"/>
-                            </w:rPr>
-                            <w:instrText>PAGE  \* Arabic  \* MERGEFORMAT</w:instrText>
-                          </w:r>
-                          <w:r>
-                            <w:rPr>
-                              <w:rFonts w:ascii="Calibri" w:hAnsi="Calibri" w:cs="Times New Roman"/>
-                              <w:bCs/>
-                              <w:color w:val="4F81BD"/>
-                              <w:sz w:val="16"/>
-                              <w:szCs w:val="16"/>
-                              <w:lang w:eastAsia="pt-PT"/>
-                            </w:rPr>
-                            <w:fldChar w:fldCharType="separate"/>
-                          </w:r>
-                          <w:r>
-                            <w:rPr>
-                              <w:rFonts w:ascii="Calibri" w:hAnsi="Calibri" w:cs="Times New Roman"/>
-                              <w:bCs/>
-                              <w:noProof/>
-                              <w:color w:val="4F81BD"/>
-                              <w:sz w:val="16"/>
-                              <w:szCs w:val="16"/>
-                              <w:lang w:eastAsia="pt-PT"/>
-                            </w:rPr>
-                            <w:t>2</w:t>
-                          </w:r>
-                          <w:r>
-                            <w:rPr>
-                              <w:rFonts w:ascii="Calibri" w:hAnsi="Calibri" w:cs="Times New Roman"/>
-                              <w:bCs/>
-                              <w:color w:val="4F81BD"/>
-                              <w:sz w:val="16"/>
-                              <w:szCs w:val="16"/>
-                              <w:lang w:eastAsia="pt-PT"/>
-                            </w:rPr>
-                            <w:fldChar w:fldCharType="end"/>
-                          </w:r>
-                          <w:r>
-                            <w:rPr>
-                              <w:rFonts w:ascii="Calibri" w:hAnsi="Calibri" w:cs="Times New Roman"/>
-                              <w:b/>
-                              <w:bCs/>
-                              <w:color w:val="4F81BD"/>
-                              <w:sz w:val="16"/>
-                              <w:szCs w:val="16"/>
-                              <w:lang w:eastAsia="pt-PT"/>
-                            </w:rPr>
-                            <w:t xml:space="preserve"> </w:t>
-                          </w:r>
-                          <w:r>
-                            <w:rPr>
-                              <w:rFonts w:ascii="Calibri" w:hAnsi="Calibri" w:cs="Times New Roman"/>
-                              <w:bCs/>
-                              <w:color w:val="4F81BD"/>
-                              <w:sz w:val="16"/>
-                              <w:szCs w:val="16"/>
-                              <w:lang w:eastAsia="pt-PT"/>
-                            </w:rPr>
-                            <w:t xml:space="preserve">de </w:t>
-                          </w:r>
-                          <w:r>
-                            <w:rPr>
-                              <w:rFonts w:ascii="Calibri" w:hAnsi="Calibri" w:cs="Times New Roman"/>
-                            </w:rPr>
-                            <w:fldChar w:fldCharType="begin"/>
-                          </w:r>
-                          <w:r>
-                            <w:rPr>
-                              <w:rFonts w:ascii="Calibri" w:hAnsi="Calibri" w:cs="Times New Roman"/>
-                            </w:rPr>
-                            <w:instrText>NUMPAGES  \* Arabic  \* MERGEFORMAT</w:instrText>
-                          </w:r>
-                          <w:r>
-                            <w:rPr>
-                              <w:rFonts w:ascii="Calibri" w:hAnsi="Calibri" w:cs="Times New Roman"/>
-                            </w:rPr>
-                            <w:fldChar w:fldCharType="separate"/>
-                          </w:r>
-                          <w:r>
-                            <w:rPr>
-                              <w:rFonts w:ascii="Calibri" w:hAnsi="Calibri" w:cs="Times New Roman"/>
-                              <w:bCs/>
-                              <w:noProof/>
-                              <w:color w:val="4F81BD"/>
-                              <w:sz w:val="16"/>
-                              <w:szCs w:val="16"/>
-                              <w:lang w:eastAsia="pt-PT"/>
-                            </w:rPr>
-                            <w:t>6</w:t>
-                          </w:r>
-                          <w:r>
-                            <w:rPr>
-                              <w:rFonts w:ascii="Calibri" w:hAnsi="Calibri" w:cs="Times New Roman"/>
-                              <w:bCs/>
-                              <w:noProof/>
-                              <w:color w:val="4F81BD"/>
-                              <w:sz w:val="16"/>
-                              <w:szCs w:val="16"/>
-                              <w:lang w:eastAsia="pt-PT"/>
-                            </w:rPr>
-                            <w:fldChar w:fldCharType="end"/>
-                          </w:r>
-                        </w:p>
-                        <w:p>
-                          <w:pPr>
-                            <w:jc w:val="right"/>
-                            <w:rPr>
-                              <w:rStyle w:val="Hyperlink"/>
-                              <w:b/>
-                              <w:bCs/>
-                              <w:color w:val="4F81BD"/>
-                              <w:lang w:eastAsia="pt-PT"/>
-                            </w:rPr>
-                          </w:pPr>
-                        </w:p>
-                      </w:txbxContent>
-                    </wps:txbx>
-                    <wps:bodyPr rot="0" vert="horz" wrap="square" lIns="91440" tIns="45720" rIns="91440" bIns="45720" anchor="t" anchorCtr="0">
-                      <a:spAutoFit/>
-                    </wps:bodyPr>
-                  </wps:wsp>
-                </a:graphicData>
-              </a:graphic>
-              <wp14:sizeRelH relativeFrom="margin">
-                <wp14:pctWidth>40000</wp14:pctWidth>
-              </wp14:sizeRelH>
-              <wp14:sizeRelV relativeFrom="margin">
-                <wp14:pctHeight>20000</wp14:pctHeight>
-              </wp14:sizeRelV>
-            </wp:anchor>
-          </w:drawing>
-        </mc:Choice>
-        <mc:Fallback>
-          <w:pict>
-            <v:shapetype w14:anchorId="08BD15FB" id="_x0000_t202" coordsize="21600,21600" o:spt="202" path="m,l,21600r21600,l21600,xe">
-              <v:stroke joinstyle="miter"/>
-              <v:path gradientshapeok="t" o:connecttype="rect"/>
-            </v:shapetype>
-            <v:shape id="Text Box 2" o:spid="_x0000_s1026" type="#_x0000_t202" style="position:absolute;left:0;text-align:left;margin-left:243.75pt;margin-top:5.1pt;width:187.1pt;height:16.95pt;z-index:251674624;visibility:visible;mso-wrap-style:square;mso-width-percent:400;mso-height-percent:200;mso-wrap-distance-left:9pt;mso-wrap-distance-top:0;mso-wrap-distance-right:9pt;mso-wrap-distance-bottom:0;mso-position-horizontal:absolute;mso-position-horizontal-relative:text;mso-position-vertical:absolute;mso-position-vertical-relative:text;mso-width-percent:400;mso-height-percent:200;mso-width-relative:margin;mso-height-relative:margin;v-text-anchor:top" o:gfxdata="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" stroked="f">
-              <v:textbox style="mso-fit-shape-to-text:t">
-                <w:txbxContent>
-                  <w:p>
-                    <w:pPr>
-                      <w:spacing w:after="0" w:line="240" w:lineRule="auto"/>
-                      <w:jc w:val="right"/>
-                      <w:rPr>
-                        <w:rFonts w:ascii="Calibri" w:hAnsi="Calibri" w:cs="Times New Roman"/>
-                        <w:b/>
-                        <w:bCs/>
-                        <w:color w:val="4F81BD"/>
-                        <w:sz w:val="16"/>
-                        <w:szCs w:val="16"/>
-                        <w:u w:val="single"/>
-                        <w:lang w:eastAsia="pt-PT"/>
-                      </w:rPr>
-                    </w:pPr>
-                    <w:r>
-                      <w:rPr>
-                        <w:rFonts w:ascii="Arial" w:hAnsi="Arial" w:cs="Arial"/>
-                        <w:color w:val="595959"/>
-                        <w:sz w:val="15"/>
-                        <w:szCs w:val="15"/>
-                        <w:lang w:eastAsia="pt-PT"/>
-                      </w:rPr>
-                      <w:t xml:space="preserve">PÁGINA </w:t>
-                    </w:r>
-                    <w:r>
-                      <w:rPr>
-                        <w:rFonts w:ascii="Calibri" w:hAnsi="Calibri" w:cs="Times New Roman"/>
-                        <w:bCs/>
-                        <w:color w:val="4F81BD"/>
-                        <w:sz w:val="16"/>
-                        <w:szCs w:val="16"/>
-                        <w:lang w:eastAsia="pt-PT"/>
-                      </w:rPr>
-                      <w:fldChar w:fldCharType="begin"/>
-                    </w:r>
-                    <w:r>
-                      <w:rPr>
-                        <w:rFonts w:ascii="Calibri" w:hAnsi="Calibri" w:cs="Times New Roman"/>
-                        <w:bCs/>
-                        <w:color w:val="4F81BD"/>
-                        <w:sz w:val="16"/>
-                        <w:szCs w:val="16"/>
-                        <w:lang w:eastAsia="pt-PT"/>
-                      </w:rPr>
-                      <w:instrText>PAGE  \* Arabic  \* MERGEFORMAT</w:instrText>
-                    </w:r>
-                    <w:r>
-                      <w:rPr>
-                        <w:rFonts w:ascii="Calibri" w:hAnsi="Calibri" w:cs="Times New Roman"/>
-                        <w:bCs/>
-                        <w:color w:val="4F81BD"/>
-                        <w:sz w:val="16"/>
-                        <w:szCs w:val="16"/>
-                        <w:lang w:eastAsia="pt-PT"/>
-                      </w:rPr>
-                      <w:fldChar w:fldCharType="separate"/>
-                    </w:r>
-                    <w:r>
-                      <w:rPr>
-                        <w:rFonts w:ascii="Calibri" w:hAnsi="Calibri" w:cs="Times New Roman"/>
-                        <w:bCs/>
-                        <w:noProof/>
-                        <w:color w:val="4F81BD"/>
-                        <w:sz w:val="16"/>
-                        <w:szCs w:val="16"/>
-                        <w:lang w:eastAsia="pt-PT"/>
-                      </w:rPr>
-                      <w:t>2</w:t>
-                    </w:r>
-                    <w:r>
-                      <w:rPr>
-                        <w:rFonts w:ascii="Calibri" w:hAnsi="Calibri" w:cs="Times New Roman"/>
-                        <w:bCs/>
-                        <w:color w:val="4F81BD"/>
-                        <w:sz w:val="16"/>
-                        <w:szCs w:val="16"/>
-                        <w:lang w:eastAsia="pt-PT"/>
-                      </w:rPr>
-                      <w:fldChar w:fldCharType="end"/>
-                    </w:r>
-                    <w:r>
-                      <w:rPr>
-                        <w:rFonts w:ascii="Calibri" w:hAnsi="Calibri" w:cs="Times New Roman"/>
-                        <w:b/>
-                        <w:bCs/>
-                        <w:color w:val="4F81BD"/>
-                        <w:sz w:val="16"/>
-                        <w:szCs w:val="16"/>
-                        <w:lang w:eastAsia="pt-PT"/>
-                      </w:rPr>
-                      <w:t xml:space="preserve"> </w:t>
-                    </w:r>
-                    <w:r>
-                      <w:rPr>
-                        <w:rFonts w:ascii="Calibri" w:hAnsi="Calibri" w:cs="Times New Roman"/>
-                        <w:bCs/>
-                        <w:color w:val="4F81BD"/>
-                        <w:sz w:val="16"/>
-                        <w:szCs w:val="16"/>
-                        <w:lang w:eastAsia="pt-PT"/>
-                      </w:rPr>
-                      <w:t xml:space="preserve">de </w:t>
-                    </w:r>
-                    <w:r>
-                      <w:rPr>
-                        <w:rFonts w:ascii="Calibri" w:hAnsi="Calibri" w:cs="Times New Roman"/>
-                      </w:rPr>
-                      <w:fldChar w:fldCharType="begin"/>
-                    </w:r>
-                    <w:r>
-                      <w:rPr>
-                        <w:rFonts w:ascii="Calibri" w:hAnsi="Calibri" w:cs="Times New Roman"/>
-                      </w:rPr>
-                      <w:instrText>NUMPAGES  \* Arabic  \* MERGEFORMAT</w:instrText>
-                    </w:r>
-                    <w:r>
-                      <w:rPr>
-                        <w:rFonts w:ascii="Calibri" w:hAnsi="Calibri" w:cs="Times New Roman"/>
-                      </w:rPr>
-                      <w:fldChar w:fldCharType="separate"/>
-                    </w:r>
-                    <w:r>
-                      <w:rPr>
-                        <w:rFonts w:ascii="Calibri" w:hAnsi="Calibri" w:cs="Times New Roman"/>
-                        <w:bCs/>
-                        <w:noProof/>
-                        <w:color w:val="4F81BD"/>
-                        <w:sz w:val="16"/>
-                        <w:szCs w:val="16"/>
-                        <w:lang w:eastAsia="pt-PT"/>
-                      </w:rPr>
-                      <w:t>6</w:t>
-                    </w:r>
-                    <w:r>
-                      <w:rPr>
-                        <w:rFonts w:ascii="Calibri" w:hAnsi="Calibri" w:cs="Times New Roman"/>
-                        <w:bCs/>
-                        <w:noProof/>
-                        <w:color w:val="4F81BD"/>
-                        <w:sz w:val="16"/>
-                        <w:szCs w:val="16"/>
-                        <w:lang w:eastAsia="pt-PT"/>
-                      </w:rPr>
-                      <w:fldChar w:fldCharType="end"/>
-                    </w:r>
-                  </w:p>
-                  <w:p>
-                    <w:pPr>
-                      <w:jc w:val="right"/>
-                      <w:rPr>
-                        <w:rStyle w:val="Hyperlink"/>
-                        <w:b/>
-                        <w:bCs/>
-                        <w:color w:val="4F81BD"/>
-                        <w:lang w:eastAsia="pt-PT"/>
-                      </w:rPr>
-                    </w:pPr>
-                  </w:p>
-                </w:txbxContent>
-              </v:textbox>
-            </v:shape>
-          </w:pict>
-        </mc:Fallback>
-      </mc:AlternateContent>
-    </w:r>
-    <w:r>
-      <w:rPr>
-        <w:rFonts w:ascii="Arial" w:hAnsi="Arial" w:cs="Arial"/>
-        <w:bCs/>
-        <w:color w:val="4F81BD"/>
-        <w:sz w:val="14"/>
-        <w:szCs w:val="14"/>
-        <w:lang w:eastAsia="pt-PT"/>
-      </w:rPr>
-      <w:t xml:space="preserve"> </w:t>
-    </w:r>
-  </w:p>
-  <w:p>
-    <w:pPr>
-      <w:spacing w:after="0" w:line="240" w:lineRule="auto"/>
-      <w:ind w:left="-283"/>
-      <w:rPr>
-        <w:rFonts w:ascii="Arial" w:hAnsi="Arial" w:cs="Arial"/>
-        <w:b/>
-        <w:bCs/>
-        <w:color w:val="4F81BD"/>
-        <w:sz w:val="15"/>
-        <w:szCs w:val="15"/>
-        <w:lang w:eastAsia="pt-PT"/>
-      </w:rPr>
-    </w:pPr>
-  </w:p>
-  <w:p>
-    <w:pPr>
-      <w:spacing w:after="0" w:line="240" w:lineRule="auto"/>
-      <w:ind w:left="-283"/>
-      <w:rPr>
-        <w:rFonts w:ascii="Calibri" w:hAnsi="Calibri" w:cs="Times New Roman"/>
-      </w:rPr>
-    </w:pPr>
-    <w:r>
-      <w:rPr>
-        <w:noProof/>
-        <w:lang w:eastAsia="pt-PT"/>
-      </w:rPr>
-      <mc:AlternateContent>
-        <mc:Choice Requires="wps">
-          <w:drawing>
-            <wp:anchor distT="45720" distB="45720" distL="114300" distR="114300" simplePos="0" relativeHeight="251676672" behindDoc="0" locked="0" layoutInCell="1" allowOverlap="1" wp14:anchorId="350CC4BF" wp14:editId="21916894">
-              <wp:simplePos x="0" y="0"/>
-              <wp:positionH relativeFrom="margin">
-                <wp:posOffset>-240665</wp:posOffset>
-              </wp:positionH>
-              <wp:positionV relativeFrom="paragraph">
-                <wp:posOffset>146050</wp:posOffset>
-              </wp:positionV>
-              <wp:extent cx="4428490" cy="248285"/>
-              <wp:effectExtent l="0" t="0" r="0" b="0"/>
-              <wp:wrapSquare wrapText="bothSides"/>
-              <wp:docPr id="217" name="Caixa de Texto 2"/>
-              <wp:cNvGraphicFramePr>
-                <a:graphicFrameLocks xmlns:a="http://schemas.openxmlformats.org/drawingml/2006/main"/>
-              </wp:cNvGraphicFramePr>
-              <a:graphic xmlns:a="http://schemas.openxmlformats.org/drawingml/2006/main">
-                <a:graphicData uri="http://schemas.microsoft.com/office/word/2010/wordprocessingShape">
-                  <wps:wsp>
-                    <wps:cNvSpPr txBox="1">
-                      <a:spLocks noChangeArrowheads="1"/>
-                    </wps:cNvSpPr>
-                    <wps:spPr bwMode="auto">
-                      <a:xfrm>
-                        <a:off x="0" y="0"/>
-                        <a:ext cx="4428490" cy="248285"/>
-                      </a:xfrm>
-                      <a:prstGeom prst="rect">
-                        <a:avLst/>
-                      </a:prstGeom>
-                      <a:solidFill>
-                        <a:srgbClr val="FFFFFF"/>
-                      </a:solidFill>
-                      <a:ln w="9525">
-                        <a:noFill/>
-                        <a:miter lim="800000"/>
-                        <a:headEnd/>
-                        <a:tailEnd/>
-                      </a:ln>
-                    </wps:spPr>
-                    <wps:txbx>
-                      <w:txbxContent>
-                        <w:p>
-                          <w:pPr>
-                            <w:rPr>
-                              <w:color w:val="808080" w:themeColor="background1" w:themeShade="80"/>
-                              <w:sz w:val="15"/>
-                              <w:szCs w:val="15"/>
-                            </w:rPr>
-                          </w:pPr>
-                          <w:r>
-                            <w:rPr>
-                              <w:rFonts w:ascii="Arial" w:hAnsi="Arial" w:cs="Arial"/>
-                              <w:sz w:val="15"/>
-                              <w:szCs w:val="15"/>
-                            </w:rPr>
-                            <w:t>MD - 011_Protocolo_CMD_Autenticacao_Assinatura_</w:t>
-                          </w:r>
-                          <w:r>
-                            <w:rPr>
-                              <w:rFonts w:ascii="Arial" w:hAnsi="Arial" w:cs="Arial"/>
-                              <w:sz w:val="15"/>
-                              <w:szCs w:val="15"/>
-                            </w:rPr>
-                            <w:t>Públicos_</w:t>
-                          </w:r>
-                          <w:r>
-                            <w:rPr>
-                              <w:rFonts w:ascii="Arial" w:hAnsi="Arial" w:cs="Arial"/>
-                              <w:sz w:val="15"/>
-                              <w:szCs w:val="15"/>
-                            </w:rPr>
-                            <w:t>GJ_2021</w:t>
-                          </w:r>
-                          <w:r>
-                            <w:rPr>
-                              <w:rFonts w:ascii="Arial" w:hAnsi="Arial" w:cs="Arial"/>
-                              <w:sz w:val="15"/>
-                              <w:szCs w:val="15"/>
-                            </w:rPr>
-                            <w:t>1213</w:t>
-                          </w:r>
-                        </w:p>
-                      </w:txbxContent>
-                    </wps:txbx>
-                    <wps:bodyPr rot="0" vert="horz" wrap="square" lIns="91440" tIns="45720" rIns="91440" bIns="45720" anchor="t" anchorCtr="0">
-                      <a:noAutofit/>
-                    </wps:bodyPr>
-                  </wps:wsp>
-                </a:graphicData>
-              </a:graphic>
-              <wp14:sizeRelH relativeFrom="margin">
-                <wp14:pctWidth>0</wp14:pctWidth>
-              </wp14:sizeRelH>
-              <wp14:sizeRelV relativeFrom="margin">
-                <wp14:pctHeight>0</wp14:pctHeight>
-              </wp14:sizeRelV>
-            </wp:anchor>
-          </w:drawing>
-        </mc:Choice>
-        <mc:Fallback>
-          <w:pict>
-            <v:shape w14:anchorId="350CC4BF" id="Caixa de Texto 2" o:spid="_x0000_s1027" type="#_x0000_t202" style="position:absolute;left:0;text-align:left;margin-left:-18.95pt;margin-top:11.5pt;width:348.7pt;height:19.55pt;z-index:251676672;visibility:visible;mso-wrap-style:square;mso-width-percent:0;mso-height-percent:0;mso-wrap-distance-left:9pt;mso-wrap-distance-top:3.6pt;mso-wrap-distance-right:9pt;mso-wrap-distance-bottom:3.6pt;mso-position-horizontal:absolute;mso-position-horizontal-relative:margin;mso-position-vertical:absolute;mso-position-vertical-relative:text;mso-width-percent:0;mso-height-percent:0;mso-width-relative:margin;mso-height-relative:margin;v-text-anchor:top" o:gfxdata="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" stroked="f">
-              <v:textbox>
-                <w:txbxContent>
-                  <w:p>
-                    <w:pPr>
-                      <w:rPr>
-                        <w:color w:val="808080" w:themeColor="background1" w:themeShade="80"/>
-                        <w:sz w:val="15"/>
-                        <w:szCs w:val="15"/>
-                      </w:rPr>
-                    </w:pPr>
-                    <w:r>
-                      <w:rPr>
-                        <w:rFonts w:ascii="Arial" w:hAnsi="Arial" w:cs="Arial"/>
-                        <w:sz w:val="15"/>
-                        <w:szCs w:val="15"/>
-                      </w:rPr>
-                      <w:t>MD - 011_Protocolo_CMD_Autenticacao_Assinatura_</w:t>
-                    </w:r>
-                    <w:r>
-                      <w:rPr>
-                        <w:rFonts w:ascii="Arial" w:hAnsi="Arial" w:cs="Arial"/>
-                        <w:sz w:val="15"/>
-                        <w:szCs w:val="15"/>
-                      </w:rPr>
-                      <w:t>Públicos_</w:t>
-                    </w:r>
-                    <w:r>
-                      <w:rPr>
-                        <w:rFonts w:ascii="Arial" w:hAnsi="Arial" w:cs="Arial"/>
-                        <w:sz w:val="15"/>
-                        <w:szCs w:val="15"/>
-                      </w:rPr>
-                      <w:t>GJ_2021</w:t>
-                    </w:r>
-                    <w:r>
-                      <w:rPr>
-                        <w:rFonts w:ascii="Arial" w:hAnsi="Arial" w:cs="Arial"/>
-                        <w:sz w:val="15"/>
-                        <w:szCs w:val="15"/>
-                      </w:rPr>
-                      <w:t>1213</w:t>
-                    </w:r>
-                  </w:p>
-                </w:txbxContent>
-              </v:textbox>
-              <w10:wrap type="square" anchorx="margin"/>
-            </v:shape>
-          </w:pict>
-        </mc:Fallback>
-      </mc:AlternateContent>
-    </w:r>
-    <w:r>
-      <w:rPr>
-        <w:rFonts w:ascii="Calibri" w:hAnsi="Calibri" w:cs="Times New Roman"/>
-        <w:color w:val="1F497D"/>
-        <w:lang w:eastAsia="pt-PT"/>
-      </w:rPr>
-      <w:t>    </w:t>
-    </w:r>
-  </w:p>
-  <w:p>
-    <w:pPr>
-      <w:spacing w:after="0" w:line="200" w:lineRule="exact"/>
-      <w:ind w:left="-283"/>
-      <w:rPr>
-        <w:rFonts w:ascii="Calibri" w:hAnsi="Calibri" w:cs="Times New Roman"/>
-      </w:rPr>
-    </w:pPr>
-  </w:p>
-</w:ftr>
-</file>
-
-<file path=word/footer2.xml><?xml version="1.0" encoding="utf-8"?>
-<w:ftr xmlns:wpc="http://schemas.microsoft.com/office/word/2010/wordprocessingCanvas" xmlns:cx="http://schemas.microsoft.com/office/drawing/2014/chartex" xmlns:cx1="http://schemas.microsoft.com/office/drawing/2015/9/8/chartex" xmlns:cx2="http://schemas.microsoft.com/office/drawing/2015/10/21/chartex" xmlns:cx3="http://schemas.microsoft.com/office/drawing/2016/5/9/chartex" xmlns:cx4="http://schemas.microsoft.com/office/drawing/2016/5/10/chartex" xmlns:cx5="http://schemas.microsoft.com/office/drawing/2016/5/11/chartex" xmlns:cx6="http://schemas.microsoft.com/office/drawing/2016/5/12/chartex" xmlns:cx7="http://schemas.microsoft.com/office/drawing/2016/5/13/chartex" xmlns:cx8="http://schemas.microsoft.com/office/drawing/2016/5/14/chartex" xmlns:mc="http://schemas.openxmlformats.org/markup-compatibility/2006" xmlns:aink="http://schemas.microsoft.com/office/drawing/2016/ink" xmlns:am3d="http://schemas.microsoft.com/office/drawing/2017/model3d" xmlns:o="urn:schemas-microsoft-com:office:office" xmlns:oel="http://schemas.microsoft.com/office/2019/extlst" xmlns:r="http://schemas.openxmlformats.org/officeDocument/2006/relationships" xmlns:m="http://schemas.openxmlformats.org/officeDocument/2006/math" xmlns:v="urn:schemas-microsoft-com:vml" xmlns:wp14="http://schemas.microsoft.com/office/word/2010/wordprocessingDrawing" xmlns:wp="http://schemas.openxmlformats.org/drawingml/2006/wordprocessingDrawing" xmlns:w10="urn:schemas-microsoft-com:office:word" xmlns:w="http://schemas.openxmlformats.org/wordprocessingml/2006/main" xmlns:w14="http://schemas.microsoft.com/office/word/2010/wordml" xmlns:w15="http://schemas.microsoft.com/office/word/2012/wordml" xmlns:w16cex="http://schemas.microsoft.com/office/word/2018/wordml/cex" xmlns:w16cid="http://schemas.microsoft.com/office/word/2016/wordml/cid" xmlns:w16="http://schemas.microsoft.com/office/word/2018/wordml" xmlns:w16du="http://schemas.microsoft.com/office/word/2023/wordml/word16du" xmlns:w16sdtdh="http://schemas.microsoft.com/office/word/2020/wordml/sdtdatahash" xmlns:w16sdtfl="http://schemas.microsoft.com/office/word/2024/wordml/sdtformatlock" xmlns:w16se="http://schemas.microsoft.com/office/word/2015/wordml/symex" xmlns:wpg="http://schemas.microsoft.com/office/word/2010/wordprocessingGroup" xmlns:wpi="http://schemas.microsoft.com/office/word/2010/wordprocessingInk" xmlns:wne="http://schemas.microsoft.com/office/word/2006/wordml" xmlns:wps="http://schemas.microsoft.com/office/word/2010/wordprocessingShape" mc:Ignorable="w14 w15 w16se w16cid w16 w16cex w16sdtdh w16sdtfl w16du wp14">
-  <w:p>
-    <w:pPr>
-      <w:spacing w:after="0" w:line="240" w:lineRule="auto"/>
-      <w:rPr>
-        <w:rFonts w:ascii="Arial" w:hAnsi="Arial" w:cs="Arial"/>
-        <w:color w:val="595959"/>
-        <w:sz w:val="15"/>
-        <w:szCs w:val="15"/>
-        <w:lang w:eastAsia="pt-PT"/>
-      </w:rPr>
-    </w:pPr>
-    <w:r>
-      <w:rPr>
-        <w:rFonts w:ascii="Arial" w:hAnsi="Arial" w:cs="Arial"/>
-        <w:noProof/>
-        <w:color w:val="000000" w:themeColor="text1"/>
-        <w:sz w:val="24"/>
-        <w:szCs w:val="24"/>
-        <w:lang w:eastAsia="pt-PT"/>
-      </w:rPr>
-      <mc:AlternateContent>
-        <mc:Choice Requires="wps">
-          <w:drawing>
-            <wp:anchor distT="4294967295" distB="4294967295" distL="114300" distR="114300" simplePos="0" relativeHeight="251664384" behindDoc="0" locked="0" layoutInCell="1" allowOverlap="1" wp14:anchorId="2F758E22" wp14:editId="4BDA7CA7">
+            <wp:anchor distT="4294967295" distB="4294967295" distL="114300" distR="114300" simplePos="0" relativeHeight="251658243" behindDoc="0" locked="0" layoutInCell="1" allowOverlap="1" wp14:anchorId="2F758E22" wp14:editId="4CA6C60A">
               <wp:simplePos x="0" y="0"/>
               <wp:positionH relativeFrom="column">
                 <wp:posOffset>-165544</wp:posOffset>
@@ -3220,7 +3336,7 @@
         </mc:Choice>
         <mc:Fallback>
           <w:pict>
-            <v:line w14:anchorId="733B4476" id="Straight Connector 9" o:spid="_x0000_s1026" style="position:absolute;z-index:251664384;visibility:visible;mso-wrap-style:square;mso-width-percent:0;mso-height-percent:0;mso-wrap-distance-left:9pt;mso-wrap-distance-top:-3e-5mm;mso-wrap-distance-right:9pt;mso-wrap-distance-bottom:-3e-5mm;mso-position-horizontal:absolute;mso-position-horizontal-relative:text;mso-position-vertical:absolute;mso-position-vertical-relative:text;mso-width-percent:0;mso-height-percent:0;mso-width-relative:margin;mso-height-relative:page" from="-13.05pt,5.3pt" to="462.25pt,5.3pt" o:gfxdata="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" strokeweight=".25pt">
+            <v:line w14:anchorId="7435B161" id="Straight Connector 9" o:spid="_x0000_s1026" style="position:absolute;z-index:251663360;visibility:visible;mso-wrap-style:square;mso-width-percent:0;mso-height-percent:0;mso-wrap-distance-left:9pt;mso-wrap-distance-top:-3e-5mm;mso-wrap-distance-right:9pt;mso-wrap-distance-bottom:-3e-5mm;mso-position-horizontal:absolute;mso-position-horizontal-relative:text;mso-position-vertical:absolute;mso-position-vertical-relative:text;mso-width-percent:0;mso-height-percent:0;mso-width-relative:margin;mso-height-relative:page" from="-13.05pt,5.3pt" to="462.25pt,5.3pt" o:gfxdata="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" strokeweight=".25pt">
               <o:lock v:ext="edit" shapetype="f"/>
             </v:line>
           </w:pict>
@@ -3251,7 +3367,7 @@
         <w:lang w:eastAsia="pt-PT"/>
       </w:rPr>
       <w:drawing>
-        <wp:anchor distT="0" distB="0" distL="114300" distR="114300" simplePos="0" relativeHeight="251663360" behindDoc="1" locked="0" layoutInCell="1" allowOverlap="1" wp14:anchorId="17ECE564" wp14:editId="7628F52E">
+        <wp:anchor distT="0" distB="0" distL="114300" distR="114300" simplePos="0" relativeHeight="251658242" behindDoc="1" locked="0" layoutInCell="1" allowOverlap="1" wp14:anchorId="17ECE564" wp14:editId="24FB02CA">
           <wp:simplePos x="0" y="0"/>
           <wp:positionH relativeFrom="column">
             <wp:posOffset>5095558</wp:posOffset>
@@ -3262,7 +3378,7 @@
           <wp:extent cx="781050" cy="552450"/>
           <wp:effectExtent l="0" t="0" r="0" b="0"/>
           <wp:wrapNone/>
-          <wp:docPr id="2" name="Picture 2"/>
+          <wp:docPr id="2016109460" name="Picture 2"/>
           <wp:cNvGraphicFramePr>
             <a:graphicFrameLocks xmlns:a="http://schemas.openxmlformats.org/drawingml/2006/main" noChangeAspect="1"/>
           </wp:cNvGraphicFramePr>
@@ -3358,7 +3474,7 @@
       <mc:AlternateContent>
         <mc:Choice Requires="wps">
           <w:drawing>
-            <wp:anchor distT="0" distB="0" distL="114300" distR="114300" simplePos="0" relativeHeight="251662336" behindDoc="0" locked="0" layoutInCell="1" allowOverlap="1" wp14:anchorId="1C52ED55" wp14:editId="3467A707">
+            <wp:anchor distT="0" distB="0" distL="114300" distR="114300" simplePos="0" relativeHeight="251658241" behindDoc="0" locked="0" layoutInCell="1" allowOverlap="1" wp14:anchorId="1C52ED55" wp14:editId="2FC49E55">
               <wp:simplePos x="0" y="0"/>
               <wp:positionH relativeFrom="column">
                 <wp:posOffset>3095625</wp:posOffset>
@@ -3401,153 +3517,6 @@
                       <w:txbxContent>
                         <w:p>
                           <w:pPr>
-                            <w:spacing w:after="0" w:line="240" w:lineRule="auto"/>
-                            <w:jc w:val="right"/>
-                            <w:rPr>
-                              <w:rFonts w:ascii="Calibri" w:hAnsi="Calibri" w:cs="Times New Roman"/>
-                              <w:b/>
-                              <w:bCs/>
-                              <w:color w:val="4F81BD"/>
-                              <w:sz w:val="16"/>
-                              <w:szCs w:val="16"/>
-                              <w:u w:val="single"/>
-                              <w:lang w:eastAsia="pt-PT"/>
-                            </w:rPr>
-                          </w:pPr>
-                          <w:r>
-                            <w:rPr>
-                              <w:rFonts w:ascii="Arial" w:hAnsi="Arial" w:cs="Arial"/>
-                              <w:color w:val="595959"/>
-                              <w:sz w:val="15"/>
-                              <w:szCs w:val="15"/>
-                              <w:lang w:eastAsia="pt-PT"/>
-                            </w:rPr>
-                            <w:t xml:space="preserve">PÁGINA </w:t>
-                          </w:r>
-                          <w:r>
-                            <w:rPr>
-                              <w:rFonts w:ascii="Calibri" w:hAnsi="Calibri" w:cs="Times New Roman"/>
-                              <w:bCs/>
-                              <w:color w:val="4F81BD"/>
-                              <w:sz w:val="16"/>
-                              <w:szCs w:val="16"/>
-                              <w:lang w:eastAsia="pt-PT"/>
-                            </w:rPr>
-                            <w:fldChar w:fldCharType="begin"/>
-                          </w:r>
-                          <w:r>
-                            <w:rPr>
-                              <w:rFonts w:ascii="Calibri" w:hAnsi="Calibri" w:cs="Times New Roman"/>
-                              <w:bCs/>
-                              <w:color w:val="4F81BD"/>
-                              <w:sz w:val="16"/>
-                              <w:szCs w:val="16"/>
-                              <w:lang w:eastAsia="pt-PT"/>
-                            </w:rPr>
-                            <w:instrText>PAGE  \* Arabic  \* MERGEFORMAT</w:instrText>
-                          </w:r>
-                          <w:r>
-                            <w:rPr>
-                              <w:rFonts w:ascii="Calibri" w:hAnsi="Calibri" w:cs="Times New Roman"/>
-                              <w:bCs/>
-                              <w:color w:val="4F81BD"/>
-                              <w:sz w:val="16"/>
-                              <w:szCs w:val="16"/>
-                              <w:lang w:eastAsia="pt-PT"/>
-                            </w:rPr>
-                            <w:fldChar w:fldCharType="separate"/>
-                          </w:r>
-                          <w:r>
-                            <w:rPr>
-                              <w:rFonts w:ascii="Calibri" w:hAnsi="Calibri" w:cs="Times New Roman"/>
-                              <w:bCs/>
-                              <w:noProof/>
-                              <w:color w:val="4F81BD"/>
-                              <w:sz w:val="16"/>
-                              <w:szCs w:val="16"/>
-                              <w:lang w:eastAsia="pt-PT"/>
-                            </w:rPr>
-                            <w:t>1</w:t>
-                          </w:r>
-                          <w:r>
-                            <w:rPr>
-                              <w:rFonts w:ascii="Calibri" w:hAnsi="Calibri" w:cs="Times New Roman"/>
-                              <w:bCs/>
-                              <w:color w:val="4F81BD"/>
-                              <w:sz w:val="16"/>
-                              <w:szCs w:val="16"/>
-                              <w:lang w:eastAsia="pt-PT"/>
-                            </w:rPr>
-                            <w:fldChar w:fldCharType="end"/>
-                          </w:r>
-                          <w:r>
-                            <w:rPr>
-                              <w:rFonts w:ascii="Calibri" w:hAnsi="Calibri" w:cs="Times New Roman"/>
-                              <w:b/>
-                              <w:bCs/>
-                              <w:color w:val="4F81BD"/>
-                              <w:sz w:val="16"/>
-                              <w:szCs w:val="16"/>
-                              <w:lang w:eastAsia="pt-PT"/>
-                            </w:rPr>
-                            <w:t xml:space="preserve"> </w:t>
-                          </w:r>
-                          <w:r>
-                            <w:rPr>
-                              <w:rFonts w:ascii="Calibri" w:hAnsi="Calibri" w:cs="Times New Roman"/>
-                              <w:bCs/>
-                              <w:color w:val="4F81BD"/>
-                              <w:sz w:val="16"/>
-                              <w:szCs w:val="16"/>
-                              <w:lang w:eastAsia="pt-PT"/>
-                            </w:rPr>
-                            <w:t xml:space="preserve">de </w:t>
-                          </w:r>
-                          <w:r>
-                            <w:rPr>
-                              <w:rFonts w:ascii="Calibri" w:hAnsi="Calibri" w:cs="Times New Roman"/>
-                            </w:rPr>
-                            <w:fldChar w:fldCharType="begin"/>
-                          </w:r>
-                          <w:r>
-                            <w:rPr>
-                              <w:rFonts w:ascii="Calibri" w:hAnsi="Calibri" w:cs="Times New Roman"/>
-                            </w:rPr>
-                            <w:instrText>NUMPAGES  \* Arabic  \* MERGEFORMAT</w:instrText>
-                          </w:r>
-                          <w:r>
-                            <w:rPr>
-                              <w:rFonts w:ascii="Calibri" w:hAnsi="Calibri" w:cs="Times New Roman"/>
-                            </w:rPr>
-                            <w:fldChar w:fldCharType="separate"/>
-                          </w:r>
-                          <w:r>
-                            <w:rPr>
-                              <w:rFonts w:ascii="Calibri" w:hAnsi="Calibri" w:cs="Times New Roman"/>
-                              <w:bCs/>
-                              <w:noProof/>
-                              <w:color w:val="4F81BD"/>
-                              <w:sz w:val="16"/>
-                              <w:szCs w:val="16"/>
-                              <w:lang w:eastAsia="pt-PT"/>
-                            </w:rPr>
-                            <w:t>6</w:t>
-                          </w:r>
-                          <w:r>
-                            <w:rPr>
-                              <w:rFonts w:ascii="Calibri" w:hAnsi="Calibri" w:cs="Times New Roman"/>
-                              <w:bCs/>
-                              <w:noProof/>
-                              <w:color w:val="4F81BD"/>
-                              <w:sz w:val="16"/>
-                              <w:szCs w:val="16"/>
-                              <w:lang w:eastAsia="pt-PT"/>
-                            </w:rPr>
-                            <w:fldChar w:fldCharType="end"/>
-                          </w:r>
-                        </w:p>
-                        <w:p>
-                          <w:pPr>
                             <w:jc w:val="right"/>
                             <w:rPr>
                               <w:rStyle w:val="Hyperlink"/>
@@ -3581,161 +3550,14 @@
               <v:stroke joinstyle="miter"/>
               <v:path gradientshapeok="t" o:connecttype="rect"/>
             </v:shapetype>
-            <v:shape id="_x0000_s1028" type="#_x0000_t202" style="position:absolute;left:0;text-align:left;margin-left:243.75pt;margin-top:5.1pt;width:187.1pt;height:16.95pt;z-index:251662336;visibility:visible;mso-wrap-style:square;mso-width-percent:400;mso-height-percent:200;mso-wrap-distance-left:9pt;mso-wrap-distance-top:0;mso-wrap-distance-right:9pt;mso-wrap-distance-bottom:0;mso-position-horizontal:absolute;mso-position-horizontal-relative:text;mso-position-vertical:absolute;mso-position-vertical-relative:text;mso-width-percent:400;mso-height-percent:200;mso-width-relative:margin;mso-height-relative:margin;v-text-anchor:top" o:gfxdata="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" stroked="f">
+            <v:shape id="Text Box 2" o:spid="_x0000_s1028" type="#_x0000_t202" style="position:absolute;left:0;text-align:left;margin-left:243.75pt;margin-top:5.1pt;width:187.1pt;height:16.95pt;z-index:251658241;visibility:visible;mso-wrap-style:square;mso-width-percent:400;mso-height-percent:200;mso-wrap-distance-left:9pt;mso-wrap-distance-top:0;mso-wrap-distance-right:9pt;mso-wrap-distance-bottom:0;mso-position-horizontal:absolute;mso-position-horizontal-relative:text;mso-position-vertical:absolute;mso-position-vertical-relative:text;mso-width-percent:400;mso-height-percent:200;mso-width-relative:margin;mso-height-relative:margin;v-text-anchor:top" o:gfxdata="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" stroked="f">
               <v:textbox style="mso-fit-shape-to-text:t">
                 <w:txbxContent>
                   <w:p>
                     <w:pPr>
-                      <w:spacing w:after="0" w:line="240" w:lineRule="auto"/>
                       <w:jc w:val="right"/>
                       <w:rPr>
-                        <w:rFonts w:ascii="Calibri" w:hAnsi="Calibri" w:cs="Times New Roman"/>
-                        <w:b/>
-                        <w:bCs/>
-                        <w:color w:val="4F81BD"/>
-                        <w:sz w:val="16"/>
-                        <w:szCs w:val="16"/>
-                        <w:u w:val="single"/>
-                        <w:lang w:eastAsia="pt-PT"/>
-                      </w:rPr>
-                    </w:pPr>
-                    <w:r>
-                      <w:rPr>
-                        <w:rFonts w:ascii="Arial" w:hAnsi="Arial" w:cs="Arial"/>
-                        <w:color w:val="595959"/>
-                        <w:sz w:val="15"/>
-                        <w:szCs w:val="15"/>
-                        <w:lang w:eastAsia="pt-PT"/>
-                      </w:rPr>
-                      <w:t xml:space="preserve">PÁGINA </w:t>
-                    </w:r>
-                    <w:r>
-                      <w:rPr>
-                        <w:rFonts w:ascii="Calibri" w:hAnsi="Calibri" w:cs="Times New Roman"/>
-                        <w:bCs/>
-                        <w:color w:val="4F81BD"/>
-                        <w:sz w:val="16"/>
-                        <w:szCs w:val="16"/>
-                        <w:lang w:eastAsia="pt-PT"/>
-                      </w:rPr>
-                      <w:fldChar w:fldCharType="begin"/>
-                    </w:r>
-                    <w:r>
-                      <w:rPr>
-                        <w:rFonts w:ascii="Calibri" w:hAnsi="Calibri" w:cs="Times New Roman"/>
-                        <w:bCs/>
-                        <w:color w:val="4F81BD"/>
-                        <w:sz w:val="16"/>
-                        <w:szCs w:val="16"/>
-                        <w:lang w:eastAsia="pt-PT"/>
-                      </w:rPr>
-                      <w:instrText>PAGE  \* Arabic  \* MERGEFORMAT</w:instrText>
-                    </w:r>
-                    <w:r>
-                      <w:rPr>
-                        <w:rFonts w:ascii="Calibri" w:hAnsi="Calibri" w:cs="Times New Roman"/>
-                        <w:bCs/>
-                        <w:color w:val="4F81BD"/>
-                        <w:sz w:val="16"/>
-                        <w:szCs w:val="16"/>
-                        <w:lang w:eastAsia="pt-PT"/>
-                      </w:rPr>
-                      <w:fldChar w:fldCharType="separate"/>
-                    </w:r>
-                    <w:r>
-                      <w:rPr>
-                        <w:rFonts w:ascii="Calibri" w:hAnsi="Calibri" w:cs="Times New Roman"/>
-                        <w:bCs/>
-                        <w:noProof/>
-                        <w:color w:val="4F81BD"/>
-                        <w:sz w:val="16"/>
-                        <w:szCs w:val="16"/>
-                        <w:lang w:eastAsia="pt-PT"/>
-                      </w:rPr>
-                      <w:t>1</w:t>
-                    </w:r>
-                    <w:r>
-                      <w:rPr>
-                        <w:rFonts w:ascii="Calibri" w:hAnsi="Calibri" w:cs="Times New Roman"/>
-                        <w:bCs/>
-                        <w:color w:val="4F81BD"/>
-                        <w:sz w:val="16"/>
-                        <w:szCs w:val="16"/>
-                        <w:lang w:eastAsia="pt-PT"/>
-                      </w:rPr>
-                      <w:fldChar w:fldCharType="end"/>
-                    </w:r>
-                    <w:r>
-                      <w:rPr>
-                        <w:rFonts w:ascii="Calibri" w:hAnsi="Calibri" w:cs="Times New Roman"/>
-                        <w:b/>
-                        <w:bCs/>
-                        <w:color w:val="4F81BD"/>
-                        <w:sz w:val="16"/>
-                        <w:szCs w:val="16"/>
-                        <w:lang w:eastAsia="pt-PT"/>
-                      </w:rPr>
-                      <w:t xml:space="preserve"> </w:t>
-                    </w:r>
-                    <w:r>
-                      <w:rPr>
-                        <w:rFonts w:ascii="Calibri" w:hAnsi="Calibri" w:cs="Times New Roman"/>
-                        <w:bCs/>
-                        <w:color w:val="4F81BD"/>
-                        <w:sz w:val="16"/>
-                        <w:szCs w:val="16"/>
-                        <w:lang w:eastAsia="pt-PT"/>
-                      </w:rPr>
-                      <w:t xml:space="preserve">de </w:t>
-                    </w:r>
-                    <w:r>
-                      <w:rPr>
-                        <w:rFonts w:ascii="Calibri" w:hAnsi="Calibri" w:cs="Times New Roman"/>
-                      </w:rPr>
-                      <w:fldChar w:fldCharType="begin"/>
-                    </w:r>
-                    <w:r>
-                      <w:rPr>
-                        <w:rFonts w:ascii="Calibri" w:hAnsi="Calibri" w:cs="Times New Roman"/>
-                      </w:rPr>
-                      <w:instrText>NUMPAGES  \* Arabic  \* MERGEFORMAT</w:instrText>
-                    </w:r>
-                    <w:r>
-                      <w:rPr>
-                        <w:rFonts w:ascii="Calibri" w:hAnsi="Calibri" w:cs="Times New Roman"/>
-                      </w:rPr>
-                      <w:fldChar w:fldCharType="separate"/>
-                    </w:r>
-                    <w:r>
-                      <w:rPr>
-                        <w:rFonts w:ascii="Calibri" w:hAnsi="Calibri" w:cs="Times New Roman"/>
-                        <w:bCs/>
-                        <w:noProof/>
-                        <w:color w:val="4F81BD"/>
-                        <w:sz w:val="16"/>
-                        <w:szCs w:val="16"/>
-                        <w:lang w:eastAsia="pt-PT"/>
-                      </w:rPr>
-                      <w:t>6</w:t>
-                    </w:r>
-                    <w:r>
-                      <w:rPr>
-                        <w:rFonts w:ascii="Calibri" w:hAnsi="Calibri" w:cs="Times New Roman"/>
-                        <w:bCs/>
-                        <w:noProof/>
-                        <w:color w:val="4F81BD"/>
-                        <w:sz w:val="16"/>
-                        <w:szCs w:val="16"/>
-                        <w:lang w:eastAsia="pt-PT"/>
-                      </w:rPr>
-                      <w:fldChar w:fldCharType="end"/>
-                    </w:r>
-                  </w:p>
-                  <w:p>
-                    <w:pPr>
-                      <w:jc w:val="right"/>
-                      <w:rPr>
-                        <w:rStyle w:val="Hyperlink"/>
+                        <w:rStyle w:val="Hiperligao"/>
                         <w:b/>
                         <w:bCs/>
                         <w:color w:val="4F81BD"/>
@@ -3827,26 +3649,42 @@
   <w:p>
     <w:pPr>
       <w:pStyle w:val="Header"/>
-      <w:tabs>
-        <w:tab w:val="clear" w:pos="8504"/>
-        <w:tab w:val="right" w:pos="9638"/>
-      </w:tabs>
-      <w:ind w:left="-284"/>
+    </w:pPr>
+  </w:p>
+</w:hdr>
+</file>
+
+<file path=word/header2.xml><?xml version="1.0" encoding="utf-8"?>
+<w:hdr xmlns:wpc="http://schemas.microsoft.com/office/word/2010/wordprocessingCanvas" xmlns:cx="http://schemas.microsoft.com/office/drawing/2014/chartex" xmlns:cx1="http://schemas.microsoft.com/office/drawing/2015/9/8/chartex" xmlns:cx2="http://schemas.microsoft.com/office/drawing/2015/10/21/chartex" xmlns:cx3="http://schemas.microsoft.com/office/drawing/2016/5/9/chartex" xmlns:cx4="http://schemas.microsoft.com/office/drawing/2016/5/10/chartex" xmlns:cx5="http://schemas.microsoft.com/office/drawing/2016/5/11/chartex" xmlns:cx6="http://schemas.microsoft.com/office/drawing/2016/5/12/chartex" xmlns:cx7="http://schemas.microsoft.com/office/drawing/2016/5/13/chartex" xmlns:cx8="http://schemas.microsoft.com/office/drawing/2016/5/14/chartex" xmlns:mc="http://schemas.openxmlformats.org/markup-compatibility/2006" xmlns:aink="http://schemas.microsoft.com/office/drawing/2016/ink" xmlns:am3d="http://schemas.microsoft.com/office/drawing/2017/model3d" xmlns:o="urn:schemas-microsoft-com:office:office" xmlns:oel="http://schemas.microsoft.com/office/2019/extlst" xmlns:r="http://schemas.openxmlformats.org/officeDocument/2006/relationships" xmlns:m="http://schemas.openxmlformats.org/officeDocument/2006/math" xmlns:v="urn:schemas-microsoft-com:vml" xmlns:wp14="http://schemas.microsoft.com/office/word/2010/wordprocessingDrawing" xmlns:wp="http://schemas.openxmlformats.org/drawingml/2006/wordprocessingDrawing" xmlns:w10="urn:schemas-microsoft-com:office:word" xmlns:w="http://schemas.openxmlformats.org/wordprocessingml/2006/main" xmlns:w14="http://schemas.microsoft.com/office/word/2010/wordml" xmlns:w15="http://schemas.microsoft.com/office/word/2012/wordml" xmlns:w16cex="http://schemas.microsoft.com/office/word/2018/wordml/cex" xmlns:w16cid="http://schemas.microsoft.com/office/word/2016/wordml/cid" xmlns:w16="http://schemas.microsoft.com/office/word/2018/wordml" xmlns:w16du="http://schemas.microsoft.com/office/word/2023/wordml/word16du" xmlns:w16sdtdh="http://schemas.microsoft.com/office/word/2020/wordml/sdtdatahash" xmlns:w16sdtfl="http://schemas.microsoft.com/office/word/2024/wordml/sdtformatlock" xmlns:w16se="http://schemas.microsoft.com/office/word/2015/wordml/symex" xmlns:wpg="http://schemas.microsoft.com/office/word/2010/wordprocessingGroup" xmlns:wpi="http://schemas.microsoft.com/office/word/2010/wordprocessingInk" xmlns:wne="http://schemas.microsoft.com/office/word/2006/wordml" xmlns:wps="http://schemas.microsoft.com/office/word/2010/wordprocessingShape" mc:Ignorable="w14 w15 w16se w16cid w16 w16cex w16sdtdh w16sdtfl w16du wp14">
+  <w:p>
+    <w:pPr>
+      <w:pStyle w:val="Header"/>
+      <w:jc w:val="right"/>
       <w:rPr>
-        <w:rFonts w:cstheme="minorHAnsi"/>
+        <w:rFonts w:ascii="Montserrat SemiBold" w:hAnsi="Montserrat SemiBold"/>
+        <w:noProof/>
+        <w:szCs w:val="20"/>
       </w:rPr>
     </w:pPr>
+    <w:bookmarkStart w:id="1" w:name="_Hlk178773935"/>
     <w:r>
       <w:rPr>
-        <w:rFonts w:cstheme="minorHAnsi"/>
+        <w:rFonts w:ascii="Montserrat" w:hAnsi="Montserrat"/>
         <w:noProof/>
-        <w:lang w:eastAsia="pt-PT"/>
       </w:rPr>
       <w:drawing>
-        <wp:inline distT="0" distB="0" distL="0" distR="0" wp14:anchorId="42D31C47" wp14:editId="37F0A2BD">
-          <wp:extent cx="1126772" cy="704850"/>
+        <wp:anchor distT="0" distB="0" distL="114300" distR="114300" simplePos="0" relativeHeight="251658245" behindDoc="0" locked="0" layoutInCell="1" allowOverlap="1" wp14:anchorId="11421125" wp14:editId="5D32D8A4">
+          <wp:simplePos x="0" y="0"/>
+          <wp:positionH relativeFrom="column">
+            <wp:posOffset>-94468</wp:posOffset>
+          </wp:positionH>
+          <wp:positionV relativeFrom="paragraph">
+            <wp:posOffset>48700</wp:posOffset>
+          </wp:positionV>
+          <wp:extent cx="2235639" cy="807738"/>
           <wp:effectExtent l="0" t="0" r="0" b="0"/>
-          <wp:docPr id="1667076744" name="Picture 1" descr="A black and white logo&#10;&#10;AI-generated content may be incorrect."/>
+          <wp:wrapNone/>
+          <wp:docPr id="1023340504" name="Imagem 7" descr="Uma imagem com preto, escuridão, captura de ecrã, preto e branco&#10;&#10;Os conteúdos gerados por IA podem estar incorretos."/>
           <wp:cNvGraphicFramePr>
             <a:graphicFrameLocks xmlns:a="http://schemas.openxmlformats.org/drawingml/2006/main" noChangeAspect="1"/>
           </wp:cNvGraphicFramePr>
@@ -3854,11 +3692,17 @@
             <a:graphicData uri="http://schemas.openxmlformats.org/drawingml/2006/picture">
               <pic:pic xmlns:pic="http://schemas.openxmlformats.org/drawingml/2006/picture">
                 <pic:nvPicPr>
-                  <pic:cNvPr id="1667076744" name="Picture 1" descr="A black and white logo&#10;&#10;AI-generated content may be incorrect."/>
+                  <pic:cNvPr id="1023340504" name="Imagem 7" descr="Uma imagem com preto, escuridão, captura de ecrã, preto e branco&#10;&#10;Os conteúdos gerados por IA podem estar incorretos."/>
                   <pic:cNvPicPr/>
                 </pic:nvPicPr>
                 <pic:blipFill>
-                  <a:blip r:embed="rId1"/>
+                  <a:blip r:embed="rId1">
+                    <a:extLst>
+                      <a:ext uri="{28A0092B-C50C-407E-A947-70E740481C1C}">
+                        <a14:useLocalDpi xmlns:a14="http://schemas.microsoft.com/office/drawing/2010/main" val="0"/>
+                      </a:ext>
+                    </a:extLst>
+                  </a:blip>
                   <a:stretch>
                     <a:fillRect/>
                   </a:stretch>
@@ -3866,7 +3710,7 @@
                 <pic:spPr>
                   <a:xfrm>
                     <a:off x="0" y="0"/>
-                    <a:ext cx="1196623" cy="748545"/>
+                    <a:ext cx="2235639" cy="807738"/>
                   </a:xfrm>
                   <a:prstGeom prst="rect">
                     <a:avLst/>
@@ -3875,285 +3719,153 @@
               </pic:pic>
             </a:graphicData>
           </a:graphic>
-        </wp:inline>
+          <wp14:sizeRelH relativeFrom="page">
+            <wp14:pctWidth>0</wp14:pctWidth>
+          </wp14:sizeRelH>
+          <wp14:sizeRelV relativeFrom="page">
+            <wp14:pctHeight>0</wp14:pctHeight>
+          </wp14:sizeRelV>
+        </wp:anchor>
       </w:drawing>
-    </w:r>
-    <w:r>
-      <w:rPr>
-        <w:rFonts w:cstheme="minorHAnsi"/>
-        <w:lang w:eastAsia="pt-PT"/>
-      </w:rPr>
-      <w:t xml:space="preserve">  </w:t>
-    </w:r>
-    <w:r>
-      <w:rPr>
-        <w:rFonts w:cstheme="minorHAnsi"/>
-        <w:lang w:eastAsia="pt-PT"/>
-      </w:rPr>
-      <w:tab/>
-    </w:r>
-    <w:r>
-      <w:rPr>
-        <w:rFonts w:cstheme="minorHAnsi"/>
-        <w:lang w:eastAsia="pt-PT"/>
-      </w:rPr>
-      <w:tab/>
-      <w:t xml:space="preserve">      [</w:t>
-    </w:r>
-    <w:r>
-      <w:rPr>
-        <w:rFonts w:cstheme="minorHAnsi"/>
-      </w:rPr>
-      <w:t>Espaço para logotipo do parceiro]</w:t>
     </w:r>
   </w:p>
   <w:p>
     <w:pPr>
       <w:pStyle w:val="Header"/>
-      <w:tabs>
-        <w:tab w:val="clear" w:pos="8504"/>
-        <w:tab w:val="right" w:pos="9638"/>
-      </w:tabs>
-      <w:ind w:left="-284"/>
+      <w:jc w:val="right"/>
       <w:rPr>
-        <w:rFonts w:cstheme="minorHAnsi"/>
-      </w:rPr>
-    </w:pPr>
-  </w:p>
-  <w:p>
-    <w:pPr>
-      <w:pStyle w:val="Header"/>
-      <w:tabs>
-        <w:tab w:val="clear" w:pos="8504"/>
-        <w:tab w:val="right" w:pos="9638"/>
-      </w:tabs>
-      <w:ind w:left="-284"/>
-      <w:rPr>
-        <w:rFonts w:cstheme="minorHAnsi"/>
-      </w:rPr>
-    </w:pPr>
-  </w:p>
-  <w:p>
-    <w:pPr>
-      <w:spacing w:after="0" w:line="240" w:lineRule="auto"/>
-      <w:ind w:left="-284"/>
-      <w:rPr>
-        <w:rFonts w:cs="Arial"/>
-        <w:b/>
-        <w:bCs/>
-        <w:caps/>
-        <w:color w:val="595959" w:themeColor="text1" w:themeTint="A6"/>
-        <w:lang w:eastAsia="pt-PT"/>
+        <w:rFonts w:ascii="Montserrat SemiBold" w:hAnsi="Montserrat SemiBold"/>
+        <w:noProof/>
+        <w:szCs w:val="20"/>
       </w:rPr>
     </w:pPr>
     <w:r>
       <w:rPr>
-        <w:rFonts w:cs="Arial"/>
-        <w:b/>
-        <w:bCs/>
-        <w:caps/>
-        <w:color w:val="595959" w:themeColor="text1" w:themeTint="A6"/>
-        <w:lang w:eastAsia="pt-PT"/>
-      </w:rPr>
-      <w:t>Protocolo</w:t>
-    </w:r>
-    <w:r>
-      <w:rPr>
-        <w:rFonts w:cs="Arial"/>
-        <w:b/>
-        <w:bCs/>
-        <w:caps/>
-        <w:color w:val="595959" w:themeColor="text1" w:themeTint="A6"/>
-        <w:lang w:eastAsia="pt-PT"/>
-      </w:rPr>
-      <w:t xml:space="preserve"> | n.º </w:t>
-    </w:r>
-    <w:r>
-      <w:rPr>
-        <w:rFonts w:cs="Arial"/>
-        <w:b/>
-        <w:bCs/>
-        <w:caps/>
-        <w:color w:val="595959" w:themeColor="text1" w:themeTint="A6"/>
-        <w:lang w:eastAsia="pt-PT"/>
-      </w:rPr>
-      <w:fldChar w:fldCharType="begin"/>
-    </w:r>
-    <w:r>
-      <w:rPr>
-        <w:rFonts w:cs="Arial"/>
-        <w:b/>
-        <w:bCs/>
-        <w:caps/>
-        <w:color w:val="595959" w:themeColor="text1" w:themeTint="A6"/>
-        <w:lang w:eastAsia="pt-PT"/>
-      </w:rPr>
-      <w:instrText xml:space="preserve"> DOCPROPERTY "FSC#CONFIGLOCALAMA@2305.100:DOC_NumeroProc" \* MERGEFORMAT </w:instrText>
-    </w:r>
-    <w:r>
-      <w:rPr>
-        <w:rFonts w:cs="Arial"/>
-        <w:b/>
-        <w:bCs/>
-        <w:caps/>
-        <w:color w:val="595959" w:themeColor="text1" w:themeTint="A6"/>
-        <w:lang w:eastAsia="pt-PT"/>
-      </w:rPr>
-      <w:fldChar w:fldCharType="end"/>
-    </w:r>
-    <w:r>
-      <w:rPr>
-        <w:rFonts w:cs="Arial"/>
-        <w:b/>
-        <w:bCs/>
-        <w:caps/>
-        <w:color w:val="595959" w:themeColor="text1" w:themeTint="A6"/>
-        <w:lang w:eastAsia="pt-PT"/>
-      </w:rPr>
-      <w:t>/</w:t>
-    </w:r>
-    <w:r>
-      <w:rPr>
-        <w:rFonts w:cs="Arial"/>
-        <w:b/>
-        <w:bCs/>
-        <w:caps/>
-        <w:color w:val="595959" w:themeColor="text1" w:themeTint="A6"/>
-        <w:lang w:eastAsia="pt-PT"/>
-      </w:rPr>
-      <w:fldChar w:fldCharType="begin"/>
-    </w:r>
-    <w:r>
-      <w:rPr>
-        <w:rFonts w:cs="Arial"/>
-        <w:b/>
-        <w:bCs/>
-        <w:caps/>
-        <w:color w:val="595959" w:themeColor="text1" w:themeTint="A6"/>
-        <w:lang w:eastAsia="pt-PT"/>
-      </w:rPr>
-      <w:instrText xml:space="preserve"> DOCPROPERTY "FSC#CONFIGLOCALAMA@2305.100:DOC_AnoProcesso" \* MERGEFORMAT </w:instrText>
-    </w:r>
-    <w:r>
-      <w:rPr>
-        <w:rFonts w:cs="Arial"/>
-        <w:b/>
-        <w:bCs/>
-        <w:caps/>
-        <w:color w:val="595959" w:themeColor="text1" w:themeTint="A6"/>
-        <w:lang w:eastAsia="pt-PT"/>
-      </w:rPr>
-      <w:fldChar w:fldCharType="end"/>
-    </w:r>
-    <w:r>
-      <w:rPr>
-        <w:rFonts w:cs="Arial"/>
-        <w:b/>
-        <w:bCs/>
-        <w:caps/>
-        <w:color w:val="595959" w:themeColor="text1" w:themeTint="A6"/>
-        <w:lang w:eastAsia="pt-PT"/>
-      </w:rPr>
-      <w:t>-</w:t>
-    </w:r>
-    <w:r>
-      <w:rPr>
-        <w:rFonts w:cs="Arial"/>
-        <w:b/>
-        <w:bCs/>
-        <w:caps/>
-        <w:color w:val="595959" w:themeColor="text1" w:themeTint="A6"/>
-        <w:lang w:eastAsia="pt-PT"/>
-      </w:rPr>
-      <w:t>ARTE</w:t>
-    </w:r>
-    <w:r>
-      <w:rPr>
-        <w:rFonts w:cs="Arial"/>
-        <w:b/>
-        <w:bCs/>
-        <w:caps/>
-        <w:color w:val="595959" w:themeColor="text1" w:themeTint="A6"/>
-        <w:lang w:eastAsia="pt-PT"/>
-      </w:rPr>
-      <w:t xml:space="preserve"> </w:t>
-    </w:r>
-  </w:p>
-  <w:p>
-    <w:pPr>
-      <w:spacing w:after="0" w:line="240" w:lineRule="auto"/>
-      <w:ind w:left="-284"/>
-      <w:rPr>
-        <w:rFonts w:cs="Arial"/>
-        <w:b/>
-        <w:bCs/>
-        <w:caps/>
-        <w:color w:val="595959" w:themeColor="text1" w:themeTint="A6"/>
-        <w:lang w:eastAsia="pt-PT"/>
-      </w:rPr>
-    </w:pPr>
-    <w:r>
-      <w:rPr>
-        <w:rFonts w:cs="Arial"/>
-        <w:b/>
-        <w:bCs/>
-        <w:caps/>
         <w:noProof/>
-        <w:color w:val="595959" w:themeColor="text1" w:themeTint="A6"/>
         <w:lang w:eastAsia="pt-PT"/>
       </w:rPr>
       <mc:AlternateContent>
         <mc:Choice Requires="wps">
           <w:drawing>
-            <wp:anchor distT="4294967295" distB="4294967295" distL="114300" distR="114300" simplePos="0" relativeHeight="251667456" behindDoc="0" locked="0" layoutInCell="1" allowOverlap="1" wp14:anchorId="16208CAB" wp14:editId="79C12A20">
+            <wp:anchor distT="0" distB="0" distL="114300" distR="114300" simplePos="0" relativeHeight="251658244" behindDoc="0" locked="0" layoutInCell="1" allowOverlap="1" wp14:anchorId="58BEC6AC" wp14:editId="644733EA">
               <wp:simplePos x="0" y="0"/>
               <wp:positionH relativeFrom="column">
-                <wp:posOffset>-167005</wp:posOffset>
+                <wp:posOffset>2389847</wp:posOffset>
               </wp:positionH>
               <wp:positionV relativeFrom="paragraph">
-                <wp:posOffset>81915</wp:posOffset>
+                <wp:posOffset>28282</wp:posOffset>
               </wp:positionV>
-              <wp:extent cx="6096000" cy="0"/>
-              <wp:effectExtent l="0" t="0" r="19050" b="19050"/>
+              <wp:extent cx="1422400" cy="452022"/>
+              <wp:effectExtent l="0" t="0" r="25400" b="24765"/>
               <wp:wrapNone/>
-              <wp:docPr id="1" name="Straight Connector 1"/>
-              <wp:cNvGraphicFramePr>
-                <a:graphicFrameLocks xmlns:a="http://schemas.openxmlformats.org/drawingml/2006/main"/>
-              </wp:cNvGraphicFramePr>
+              <wp:docPr id="766524600" name="Retângulo 15"/>
+              <wp:cNvGraphicFramePr/>
               <a:graphic xmlns:a="http://schemas.openxmlformats.org/drawingml/2006/main">
                 <a:graphicData uri="http://schemas.microsoft.com/office/word/2010/wordprocessingShape">
                   <wps:wsp>
-                    <wps:cNvCnPr>
-                      <a:cxnSpLocks/>
-                    </wps:cNvCnPr>
+                    <wps:cNvSpPr/>
                     <wps:spPr>
                       <a:xfrm>
                         <a:off x="0" y="0"/>
-                        <a:ext cx="6096000" cy="0"/>
+                        <a:ext cx="1422400" cy="452022"/>
                       </a:xfrm>
-                      <a:prstGeom prst="line">
+                      <a:prstGeom prst="rect">
                         <a:avLst/>
                       </a:prstGeom>
                       <a:noFill/>
-                      <a:ln w="3175" cap="flat" cmpd="sng" algn="ctr">
+                      <a:ln w="3175">
                         <a:solidFill>
-                          <a:sysClr val="windowText" lastClr="000000">
-                            <a:shade val="95000"/>
-                            <a:satMod val="105000"/>
-                          </a:sysClr>
+                          <a:schemeClr val="tx1">
+                            <a:lumMod val="50000"/>
+                            <a:lumOff val="50000"/>
+                          </a:schemeClr>
                         </a:solidFill>
-                        <a:prstDash val="solid"/>
                       </a:ln>
-                      <a:effectLst/>
                     </wps:spPr>
-                    <wps:bodyPr/>
+                    <wps:style>
+                      <a:lnRef idx="2">
+                        <a:schemeClr val="accent1">
+                          <a:shade val="15000"/>
+                        </a:schemeClr>
+                      </a:lnRef>
+                      <a:fillRef idx="1">
+                        <a:schemeClr val="accent1"/>
+                      </a:fillRef>
+                      <a:effectRef idx="0">
+                        <a:schemeClr val="accent1"/>
+                      </a:effectRef>
+                      <a:fontRef idx="minor">
+                        <a:schemeClr val="lt1"/>
+                      </a:fontRef>
+                    </wps:style>
+                    <wps:txbx>
+                      <w:txbxContent>
+                        <w:p>
+                          <w:pPr>
+                            <w:spacing w:after="0" w:line="240" w:lineRule="auto"/>
+                            <w:jc w:val="center"/>
+                            <w:rPr>
+                              <w:rFonts w:ascii="Montserrat" w:hAnsi="Montserrat"/>
+                              <w:color w:val="000000" w:themeColor="text1"/>
+                              <w:sz w:val="12"/>
+                              <w:szCs w:val="12"/>
+                            </w:rPr>
+                          </w:pPr>
+                          <w:r>
+                            <w:rPr>
+                              <w:rFonts w:ascii="Montserrat" w:hAnsi="Montserrat"/>
+                              <w:color w:val="000000" w:themeColor="text1"/>
+                              <w:sz w:val="12"/>
+                              <w:szCs w:val="12"/>
+                            </w:rPr>
+                            <w:t>Espaço reservado ao logótipo da entidade</w:t>
+                          </w:r>
+                        </w:p>
+                        <w:p>
+                          <w:pPr>
+                            <w:spacing w:after="0" w:line="240" w:lineRule="auto"/>
+                            <w:jc w:val="center"/>
+                            <w:rPr>
+                              <w:rFonts w:ascii="Montserrat" w:hAnsi="Montserrat"/>
+                              <w:color w:val="000000" w:themeColor="text1"/>
+                              <w:sz w:val="12"/>
+                              <w:szCs w:val="12"/>
+                            </w:rPr>
+                          </w:pPr>
+                          <w:r>
+                            <w:rPr>
+                              <w:rFonts w:ascii="Montserrat" w:hAnsi="Montserrat"/>
+                              <w:color w:val="000000" w:themeColor="text1"/>
+                              <w:sz w:val="12"/>
+                              <w:szCs w:val="12"/>
+                            </w:rPr>
+                            <w:t>(apagar este elemento</w:t>
+                          </w:r>
+                          <w:r>
+                            <w:rPr>
+                              <w:rFonts w:ascii="Montserrat" w:hAnsi="Montserrat"/>
+                              <w:color w:val="000000" w:themeColor="text1"/>
+                              <w:sz w:val="12"/>
+                              <w:szCs w:val="12"/>
+                            </w:rPr>
+                            <w:t xml:space="preserve"> após colocar o logótipo)</w:t>
+                          </w:r>
+                        </w:p>
+                      </w:txbxContent>
+                    </wps:txbx>
+                    <wps:bodyPr rot="0" spcFirstLastPara="0" vertOverflow="overflow" horzOverflow="overflow" vert="horz" wrap="square" lIns="91440" tIns="45720" rIns="91440" bIns="45720" numCol="1" spcCol="0" rtlCol="0" fromWordArt="0" anchor="ctr" anchorCtr="0" forceAA="0" compatLnSpc="1">
+                      <a:prstTxWarp prst="textNoShape">
+                        <a:avLst/>
+                      </a:prstTxWarp>
+                      <a:noAutofit/>
+                    </wps:bodyPr>
                   </wps:wsp>
                 </a:graphicData>
               </a:graphic>
               <wp14:sizeRelH relativeFrom="margin">
                 <wp14:pctWidth>0</wp14:pctWidth>
               </wp14:sizeRelH>
-              <wp14:sizeRelV relativeFrom="page">
+              <wp14:sizeRelV relativeFrom="margin">
                 <wp14:pctHeight>0</wp14:pctHeight>
               </wp14:sizeRelV>
             </wp:anchor>
@@ -4161,90 +3873,308 @@
         </mc:Choice>
         <mc:Fallback>
           <w:pict>
-            <v:line w14:anchorId="3335CB79" id="Straight Connector 1" o:spid="_x0000_s1026" style="position:absolute;z-index:251667456;visibility:visible;mso-wrap-style:square;mso-width-percent:0;mso-height-percent:0;mso-wrap-distance-left:9pt;mso-wrap-distance-top:-3e-5mm;mso-wrap-distance-right:9pt;mso-wrap-distance-bottom:-3e-5mm;mso-position-horizontal:absolute;mso-position-horizontal-relative:text;mso-position-vertical:absolute;mso-position-vertical-relative:text;mso-width-percent:0;mso-height-percent:0;mso-width-relative:margin;mso-height-relative:page" from="-13.15pt,6.45pt" to="466.85pt,6.45pt" o:gfxdata="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" strokeweight=".25pt">
-              <o:lock v:ext="edit" shapetype="f"/>
-            </v:line>
+            <v:rect w14:anchorId="58BEC6AC" id="Retângulo 15" o:spid="_x0000_s1026" style="position:absolute;left:0;text-align:left;margin-left:188.2pt;margin-top:2.25pt;width:112pt;height:35.6pt;z-index:251658244;visibility:visible;mso-wrap-style:square;mso-width-percent:0;mso-height-percent:0;mso-wrap-distance-left:9pt;mso-wrap-distance-top:0;mso-wrap-distance-right:9pt;mso-wrap-distance-bottom:0;mso-position-horizontal:absolute;mso-position-horizontal-relative:text;mso-position-vertical:absolute;mso-position-vertical-relative:text;mso-width-percent:0;mso-height-percent:0;mso-width-relative:margin;mso-height-relative:margin;v-text-anchor:middle" o:gfxdata="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" filled="f" strokecolor="gray [1629]" strokeweight=".25pt">
+              <v:textbox>
+                <w:txbxContent>
+                  <w:p>
+                    <w:pPr>
+                      <w:spacing w:after="0" w:line="240" w:lineRule="auto"/>
+                      <w:jc w:val="center"/>
+                      <w:rPr>
+                        <w:rFonts w:ascii="Montserrat" w:hAnsi="Montserrat"/>
+                        <w:color w:val="000000" w:themeColor="text1"/>
+                        <w:sz w:val="12"/>
+                        <w:szCs w:val="12"/>
+                      </w:rPr>
+                    </w:pPr>
+                    <w:r>
+                      <w:rPr>
+                        <w:rFonts w:ascii="Montserrat" w:hAnsi="Montserrat"/>
+                        <w:color w:val="000000" w:themeColor="text1"/>
+                        <w:sz w:val="12"/>
+                        <w:szCs w:val="12"/>
+                      </w:rPr>
+                      <w:t>Espaço reservado ao logótipo da entidade</w:t>
+                    </w:r>
+                  </w:p>
+                  <w:p>
+                    <w:pPr>
+                      <w:spacing w:after="0" w:line="240" w:lineRule="auto"/>
+                      <w:jc w:val="center"/>
+                      <w:rPr>
+                        <w:rFonts w:ascii="Montserrat" w:hAnsi="Montserrat"/>
+                        <w:color w:val="000000" w:themeColor="text1"/>
+                        <w:sz w:val="12"/>
+                        <w:szCs w:val="12"/>
+                      </w:rPr>
+                    </w:pPr>
+                    <w:r>
+                      <w:rPr>
+                        <w:rFonts w:ascii="Montserrat" w:hAnsi="Montserrat"/>
+                        <w:color w:val="000000" w:themeColor="text1"/>
+                        <w:sz w:val="12"/>
+                        <w:szCs w:val="12"/>
+                      </w:rPr>
+                      <w:t>(apagar este elemento</w:t>
+                    </w:r>
+                    <w:r>
+                      <w:rPr>
+                        <w:rFonts w:ascii="Montserrat" w:hAnsi="Montserrat"/>
+                        <w:color w:val="000000" w:themeColor="text1"/>
+                        <w:sz w:val="12"/>
+                        <w:szCs w:val="12"/>
+                      </w:rPr>
+                      <w:t xml:space="preserve"> após colocar o logótipo)</w:t>
+                    </w:r>
+                  </w:p>
+                </w:txbxContent>
+              </v:textbox>
+            </v:rect>
           </w:pict>
         </mc:Fallback>
       </mc:AlternateContent>
     </w:r>
-    <w:r>
+  </w:p>
+  <w:bookmarkEnd w:id="1"/>
+  <w:p>
+    <w:pPr>
+      <w:pStyle w:val="Header"/>
       <w:rPr>
-        <w:rFonts w:cs="Arial"/>
-        <w:b/>
-        <w:bCs/>
-        <w:caps/>
-        <w:color w:val="595959" w:themeColor="text1" w:themeTint="A6"/>
-        <w:lang w:eastAsia="pt-PT"/>
+        <w:rFonts w:ascii="Montserrat" w:hAnsi="Montserrat"/>
       </w:rPr>
-      <w:br/>
-    </w:r>
-    <w:r>
-      <w:rPr>
-        <w:rFonts w:cs="Arial"/>
-        <w:b/>
-        <w:bCs/>
-        <w:caps/>
-        <w:color w:val="595959" w:themeColor="text1" w:themeTint="A6"/>
-        <w:lang w:eastAsia="pt-PT"/>
-      </w:rPr>
-      <w:t xml:space="preserve">PROTOCOLO ENTRE A </w:t>
-    </w:r>
-    <w:r>
-      <w:rPr>
-        <w:rFonts w:cs="Arial"/>
-        <w:b/>
-        <w:bCs/>
-        <w:caps/>
-        <w:color w:val="595959" w:themeColor="text1" w:themeTint="A6"/>
-        <w:lang w:eastAsia="pt-PT"/>
-      </w:rPr>
-      <w:t>Agência para a reforma tecnológica do estado</w:t>
-    </w:r>
-    <w:r>
-      <w:rPr>
-        <w:rFonts w:cs="Arial"/>
-        <w:b/>
-        <w:bCs/>
-        <w:caps/>
-        <w:color w:val="595959" w:themeColor="text1" w:themeTint="A6"/>
-        <w:lang w:eastAsia="pt-PT"/>
-      </w:rPr>
-      <w:t>, I.P. E O […] PARA DISPONIBILIZAÇÃO DE AUTENTICAÇÃO E ASSINATURA ATRAVÉS DE CHAVE MÓVEL DIGITAL</w:t>
-    </w:r>
+    </w:pPr>
   </w:p>
   <w:p>
     <w:pPr>
-      <w:spacing w:after="0" w:line="240" w:lineRule="auto"/>
+      <w:spacing w:line="360" w:lineRule="auto"/>
       <w:ind w:left="-284"/>
+      <w:contextualSpacing/>
       <w:rPr>
-        <w:rFonts w:cs="Arial"/>
-        <w:b/>
-        <w:bCs/>
+        <w:rFonts w:ascii="Montserrat" w:hAnsi="Montserrat" w:cs="Arial"/>
         <w:caps/>
-        <w:color w:val="595959" w:themeColor="text1" w:themeTint="A6"/>
+        <w:sz w:val="14"/>
+        <w:szCs w:val="14"/>
         <w:lang w:eastAsia="pt-PT"/>
       </w:rPr>
     </w:pPr>
   </w:p>
   <w:p>
     <w:pPr>
+      <w:spacing w:line="360" w:lineRule="auto"/>
+      <w:ind w:left="-284"/>
+      <w:contextualSpacing/>
+      <w:rPr>
+        <w:rFonts w:ascii="Montserrat" w:hAnsi="Montserrat" w:cs="Arial"/>
+        <w:caps/>
+        <w:sz w:val="14"/>
+        <w:szCs w:val="14"/>
+        <w:lang w:eastAsia="pt-PT"/>
+      </w:rPr>
+    </w:pPr>
+  </w:p>
+  <w:tbl>
+    <w:tblPr>
+      <w:tblStyle w:val="TableGrid"/>
+      <w:tblW w:w="2977" w:type="dxa"/>
+      <w:tblBorders>
+        <w:top w:val="none" w:sz="0" w:space="0" w:color="auto"/>
+        <w:left w:val="none" w:sz="0" w:space="0" w:color="auto"/>
+        <w:bottom w:val="none" w:sz="0" w:space="0" w:color="auto"/>
+        <w:right w:val="none" w:sz="0" w:space="0" w:color="auto"/>
+        <w:insideH w:val="none" w:sz="0" w:space="0" w:color="auto"/>
+        <w:insideV w:val="none" w:sz="0" w:space="0" w:color="auto"/>
+      </w:tblBorders>
+      <w:tblLook w:val="04A0" w:firstRow="1" w:lastRow="0" w:firstColumn="1" w:lastColumn="0" w:noHBand="0" w:noVBand="1"/>
+    </w:tblPr>
+    <w:tblGrid>
+      <w:gridCol w:w="2977"/>
+    </w:tblGrid>
+    <w:tr>
+      <w:trPr>
+        <w:trHeight w:hRule="exact" w:val="397"/>
+      </w:trPr>
+      <w:tc>
+        <w:tcPr>
+          <w:tcW w:w="3822" w:type="dxa"/>
+          <w:shd w:val="clear" w:color="auto" w:fill="F2F2F2" w:themeFill="background1" w:themeFillShade="F2"/>
+          <w:vAlign w:val="center"/>
+        </w:tcPr>
+        <w:p>
+          <w:pPr>
+            <w:rPr>
+              <w:rFonts w:ascii="Poppins" w:hAnsi="Poppins" w:cs="Poppins"/>
+              <w:caps/>
+              <w:color w:val="595959" w:themeColor="text1" w:themeTint="A6"/>
+              <w:lang w:eastAsia="pt-PT"/>
+            </w:rPr>
+          </w:pPr>
+          <w:r>
+            <w:rPr>
+              <w:rFonts w:ascii="Poppins" w:hAnsi="Poppins" w:cs="Poppins"/>
+              <w:b/>
+              <w:bCs/>
+              <w:caps/>
+              <w:color w:val="595959" w:themeColor="text1" w:themeTint="A6"/>
+              <w:lang w:eastAsia="pt-PT"/>
+            </w:rPr>
+            <w:t>P</w:t>
+          </w:r>
+          <w:r>
+            <w:rPr>
+              <w:rFonts w:ascii="Poppins" w:hAnsi="Poppins" w:cs="Poppins"/>
+              <w:b/>
+              <w:bCs/>
+              <w:caps/>
+              <w:color w:val="595959" w:themeColor="text1" w:themeTint="A6"/>
+              <w:lang w:eastAsia="pt-PT"/>
+            </w:rPr>
+            <w:t>rotocolo</w:t>
+          </w:r>
+          <w:r>
+            <w:rPr>
+              <w:rFonts w:ascii="Poppins" w:hAnsi="Poppins" w:cs="Poppins"/>
+              <w:caps/>
+              <w:color w:val="595959" w:themeColor="text1" w:themeTint="A6"/>
+              <w:lang w:eastAsia="pt-PT"/>
+            </w:rPr>
+            <w:t xml:space="preserve"> | n.º </w:t>
+          </w:r>
+          <w:r>
+            <w:rPr>
+              <w:rFonts w:ascii="Poppins" w:hAnsi="Poppins" w:cs="Poppins"/>
+              <w:caps/>
+              <w:color w:val="595959" w:themeColor="text1" w:themeTint="A6"/>
+              <w:lang w:eastAsia="pt-PT"/>
+            </w:rPr>
+            <w:fldChar w:fldCharType="begin"/>
+          </w:r>
+          <w:r>
+            <w:rPr>
+              <w:rFonts w:ascii="Poppins" w:hAnsi="Poppins" w:cs="Poppins"/>
+              <w:caps/>
+              <w:color w:val="595959" w:themeColor="text1" w:themeTint="A6"/>
+              <w:lang w:eastAsia="pt-PT"/>
+            </w:rPr>
+            <w:instrText xml:space="preserve"> DOCPROPERTY "FSC#CONFIGLOCALAMA@2305.100:DOC_NumeroProc" \* MERGEFORMAT </w:instrText>
+          </w:r>
+          <w:r>
+            <w:rPr>
+              <w:rFonts w:ascii="Poppins" w:hAnsi="Poppins" w:cs="Poppins"/>
+              <w:caps/>
+              <w:color w:val="595959" w:themeColor="text1" w:themeTint="A6"/>
+              <w:lang w:eastAsia="pt-PT"/>
+            </w:rPr>
+            <w:fldChar w:fldCharType="end"/>
+          </w:r>
+          <w:r>
+            <w:rPr>
+              <w:rFonts w:ascii="Poppins" w:hAnsi="Poppins" w:cs="Poppins"/>
+              <w:caps/>
+              <w:color w:val="595959" w:themeColor="text1" w:themeTint="A6"/>
+              <w:lang w:eastAsia="pt-PT"/>
+            </w:rPr>
+            <w:t>/</w:t>
+          </w:r>
+          <w:r>
+            <w:rPr>
+              <w:rFonts w:ascii="Poppins" w:hAnsi="Poppins" w:cs="Poppins"/>
+              <w:caps/>
+              <w:color w:val="595959" w:themeColor="text1" w:themeTint="A6"/>
+              <w:lang w:eastAsia="pt-PT"/>
+            </w:rPr>
+            <w:fldChar w:fldCharType="begin"/>
+          </w:r>
+          <w:r>
+            <w:rPr>
+              <w:rFonts w:ascii="Poppins" w:hAnsi="Poppins" w:cs="Poppins"/>
+              <w:caps/>
+              <w:color w:val="595959" w:themeColor="text1" w:themeTint="A6"/>
+              <w:lang w:eastAsia="pt-PT"/>
+            </w:rPr>
+            <w:instrText xml:space="preserve"> DOCPROPERTY "FSC#CONFIGLOCALAMA@2305.100:DOC_AnoProcesso" \* MERGEFORMAT </w:instrText>
+          </w:r>
+          <w:r>
+            <w:rPr>
+              <w:rFonts w:ascii="Poppins" w:hAnsi="Poppins" w:cs="Poppins"/>
+              <w:caps/>
+              <w:color w:val="595959" w:themeColor="text1" w:themeTint="A6"/>
+              <w:lang w:eastAsia="pt-PT"/>
+            </w:rPr>
+            <w:fldChar w:fldCharType="end"/>
+          </w:r>
+          <w:r>
+            <w:rPr>
+              <w:rFonts w:ascii="Poppins" w:hAnsi="Poppins" w:cs="Poppins"/>
+              <w:caps/>
+              <w:color w:val="595959" w:themeColor="text1" w:themeTint="A6"/>
+              <w:lang w:eastAsia="pt-PT"/>
+            </w:rPr>
+            <w:t>-ARTE</w:t>
+          </w:r>
+        </w:p>
+        <w:p>
+          <w:pPr>
+            <w:rPr>
+              <w:rFonts w:ascii="Poppins" w:hAnsi="Poppins" w:cs="Poppins"/>
+              <w:caps/>
+              <w:color w:val="595959" w:themeColor="text1" w:themeTint="A6"/>
+              <w:lang w:eastAsia="pt-PT"/>
+            </w:rPr>
+          </w:pPr>
+          <w:r>
+            <w:rPr>
+              <w:rFonts w:ascii="Poppins" w:hAnsi="Poppins" w:cs="Poppins"/>
+              <w:caps/>
+              <w:color w:val="595959" w:themeColor="text1" w:themeTint="A6"/>
+              <w:lang w:eastAsia="pt-PT"/>
+            </w:rPr>
+            <w:fldChar w:fldCharType="begin"/>
+          </w:r>
+          <w:r>
+            <w:rPr>
+              <w:rFonts w:ascii="Poppins" w:hAnsi="Poppins" w:cs="Poppins"/>
+              <w:caps/>
+              <w:color w:val="595959" w:themeColor="text1" w:themeTint="A6"/>
+              <w:lang w:eastAsia="pt-PT"/>
+            </w:rPr>
+            <w:instrText xml:space="preserve"> DOCPROPERTY "FSC#CONFIGLOCALAMA@2305.100:DOC_AnoProcesso" \* MERGEFORMAT </w:instrText>
+          </w:r>
+          <w:r>
+            <w:rPr>
+              <w:rFonts w:ascii="Poppins" w:hAnsi="Poppins" w:cs="Poppins"/>
+              <w:caps/>
+              <w:color w:val="595959" w:themeColor="text1" w:themeTint="A6"/>
+              <w:lang w:eastAsia="pt-PT"/>
+            </w:rPr>
+            <w:fldChar w:fldCharType="end"/>
+          </w:r>
+        </w:p>
+      </w:tc>
+    </w:tr>
+  </w:tbl>
+  <w:p>
+    <w:pPr>
       <w:spacing w:after="0" w:line="240" w:lineRule="auto"/>
-      <w:ind w:left="-284"/>
+      <w:ind w:left="-284" w:firstLine="284"/>
       <w:rPr>
-        <w:rFonts w:cs="Arial"/>
+        <w:rFonts w:ascii="Montserrat" w:hAnsi="Montserrat" w:cs="Arial"/>
         <w:b/>
         <w:bCs/>
         <w:caps/>
-        <w:color w:val="595959" w:themeColor="text1" w:themeTint="A6"/>
+        <w:color w:val="1B50C4"/>
         <w:lang w:eastAsia="pt-PT"/>
       </w:rPr>
+    </w:pPr>
+  </w:p>
+  <w:p>
+    <w:pPr>
+      <w:pStyle w:val="Header"/>
     </w:pPr>
   </w:p>
 </w:hdr>
 </file>
 
-<file path=word/header2.xml><?xml version="1.0" encoding="utf-8"?>
+<file path=word/header3.xml><?xml version="1.0" encoding="utf-8"?>
 <w:hdr xmlns:wpc="http://schemas.microsoft.com/office/word/2010/wordprocessingCanvas" xmlns:cx="http://schemas.microsoft.com/office/drawing/2014/chartex" xmlns:cx1="http://schemas.microsoft.com/office/drawing/2015/9/8/chartex" xmlns:cx2="http://schemas.microsoft.com/office/drawing/2015/10/21/chartex" xmlns:cx3="http://schemas.microsoft.com/office/drawing/2016/5/9/chartex" xmlns:cx4="http://schemas.microsoft.com/office/drawing/2016/5/10/chartex" xmlns:cx5="http://schemas.microsoft.com/office/drawing/2016/5/11/chartex" xmlns:cx6="http://schemas.microsoft.com/office/drawing/2016/5/12/chartex" xmlns:cx7="http://schemas.microsoft.com/office/drawing/2016/5/13/chartex" xmlns:cx8="http://schemas.microsoft.com/office/drawing/2016/5/14/chartex" xmlns:mc="http://schemas.openxmlformats.org/markup-compatibility/2006" xmlns:aink="http://schemas.microsoft.com/office/drawing/2016/ink" xmlns:am3d="http://schemas.microsoft.com/office/drawing/2017/model3d" xmlns:o="urn:schemas-microsoft-com:office:office" xmlns:oel="http://schemas.microsoft.com/office/2019/extlst" xmlns:r="http://schemas.openxmlformats.org/officeDocument/2006/relationships" xmlns:m="http://schemas.openxmlformats.org/officeDocument/2006/math" xmlns:v="urn:schemas-microsoft-com:vml" xmlns:wp14="http://schemas.microsoft.com/office/word/2010/wordprocessingDrawing" xmlns:wp="http://schemas.openxmlformats.org/drawingml/2006/wordprocessingDrawing" xmlns:w10="urn:schemas-microsoft-com:office:word" xmlns:w="http://schemas.openxmlformats.org/wordprocessingml/2006/main" xmlns:w14="http://schemas.microsoft.com/office/word/2010/wordml" xmlns:w15="http://schemas.microsoft.com/office/word/2012/wordml" xmlns:w16cex="http://schemas.microsoft.com/office/word/2018/wordml/cex" xmlns:w16cid="http://schemas.microsoft.com/office/word/2016/wordml/cid" xmlns:w16="http://schemas.microsoft.com/office/word/2018/wordml" xmlns:w16du="http://schemas.microsoft.com/office/word/2023/wordml/word16du" xmlns:w16sdtdh="http://schemas.microsoft.com/office/word/2020/wordml/sdtdatahash" xmlns:w16sdtfl="http://schemas.microsoft.com/office/word/2024/wordml/sdtformatlock" xmlns:w16se="http://schemas.microsoft.com/office/word/2015/wordml/symex" xmlns:wpg="http://schemas.microsoft.com/office/word/2010/wordprocessingGroup" xmlns:wpi="http://schemas.microsoft.com/office/word/2010/wordprocessingInk" xmlns:wne="http://schemas.microsoft.com/office/word/2006/wordml" xmlns:wps="http://schemas.microsoft.com/office/word/2010/wordprocessingShape" mc:Ignorable="w14 w15 w16se w16cid w16 w16cex w16sdtdh w16sdtfl w16du wp14">
   <w:p>
     <w:pPr>
@@ -4333,7 +4263,7 @@
         <w:color w:val="595959" w:themeColor="text1" w:themeTint="A6"/>
         <w:lang w:eastAsia="pt-PT"/>
       </w:rPr>
-      <w:t>-</w:t>
+      <w:t>-A</w:t>
     </w:r>
     <w:r>
       <w:rPr>
@@ -4342,7 +4272,7 @@
         <w:color w:val="595959" w:themeColor="text1" w:themeTint="A6"/>
         <w:lang w:eastAsia="pt-PT"/>
       </w:rPr>
-      <w:t>ARTE</w:t>
+      <w:t>RTE</w:t>
     </w:r>
     <w:r>
       <w:rPr>
@@ -4378,7 +4308,7 @@
       <mc:AlternateContent>
         <mc:Choice Requires="wps">
           <w:drawing>
-            <wp:anchor distT="4294967295" distB="4294967295" distL="114300" distR="114300" simplePos="0" relativeHeight="251660288" behindDoc="0" locked="0" layoutInCell="1" allowOverlap="1" wp14:anchorId="5159FDA8" wp14:editId="0464F0C6">
+            <wp:anchor distT="4294967295" distB="4294967295" distL="114300" distR="114300" simplePos="0" relativeHeight="251658240" behindDoc="0" locked="0" layoutInCell="1" allowOverlap="1" wp14:anchorId="5159FDA8" wp14:editId="1E5EA3F5">
               <wp:simplePos x="0" y="0"/>
               <wp:positionH relativeFrom="column">
                 <wp:posOffset>-167005</wp:posOffset>
@@ -4438,7 +4368,7 @@
         </mc:Choice>
         <mc:Fallback>
           <w:pict>
-            <v:line w14:anchorId="35465107" id="Straight Connector 22" o:spid="_x0000_s1026" style="position:absolute;z-index:251660288;visibility:visible;mso-wrap-style:square;mso-width-percent:0;mso-height-percent:0;mso-wrap-distance-left:9pt;mso-wrap-distance-top:-3e-5mm;mso-wrap-distance-right:9pt;mso-wrap-distance-bottom:-3e-5mm;mso-position-horizontal:absolute;mso-position-horizontal-relative:text;mso-position-vertical:absolute;mso-position-vertical-relative:text;mso-width-percent:0;mso-height-percent:0;mso-width-relative:margin;mso-height-relative:page" from="-13.15pt,6.45pt" to="466.85pt,6.45pt" o:gfxdata="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" strokecolor="black [3040]" strokeweight=".25pt">
+            <v:line w14:anchorId="75F54BA9" id="Straight Connector 22" o:spid="_x0000_s1026" style="position:absolute;z-index:251659264;visibility:visible;mso-wrap-style:square;mso-width-percent:0;mso-height-percent:0;mso-wrap-distance-left:9pt;mso-wrap-distance-top:-3e-5mm;mso-wrap-distance-right:9pt;mso-wrap-distance-bottom:-3e-5mm;mso-position-horizontal:absolute;mso-position-horizontal-relative:text;mso-position-vertical:absolute;mso-position-vertical-relative:text;mso-width-percent:0;mso-height-percent:0;mso-width-relative:margin;mso-height-relative:page" from="-13.15pt,6.45pt" to="466.85pt,6.45pt" o:gfxdata="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" strokecolor="black [3040]" strokeweight=".25pt">
               <o:lock v:ext="edit" shapetype="f"/>
             </v:line>
           </w:pict>
@@ -4890,6 +4820,92 @@
     </w:lvl>
   </w:abstractNum>
   <w:abstractNum w:abstractNumId="4" w15:restartNumberingAfterBreak="0">
+    <w:nsid w:val="1A1E1F31"/>
+    <w:multiLevelType w:val="hybridMultilevel"/>
+    <w:tmpl w:val="960243B6"/>
+    <w:lvl w:ilvl="0" w:tplc="FFFFFFFF">
+      <w:start w:val="1"/>
+      <w:numFmt w:val="decimal"/>
+      <w:lvlText w:val="%1."/>
+      <w:lvlJc w:val="left"/>
+      <w:pPr>
+        <w:ind w:left="437" w:hanging="360"/>
+      </w:pPr>
+    </w:lvl>
+    <w:lvl w:ilvl="1" w:tplc="FFFFFFFF" w:tentative="1">
+      <w:start w:val="1"/>
+      <w:numFmt w:val="lowerLetter"/>
+      <w:lvlText w:val="%2."/>
+      <w:lvlJc w:val="left"/>
+      <w:pPr>
+        <w:ind w:left="1157" w:hanging="360"/>
+      </w:pPr>
+    </w:lvl>
+    <w:lvl w:ilvl="2" w:tplc="FFFFFFFF" w:tentative="1">
+      <w:start w:val="1"/>
+      <w:numFmt w:val="lowerRoman"/>
+      <w:lvlText w:val="%3."/>
+      <w:lvlJc w:val="right"/>
+      <w:pPr>
+        <w:ind w:left="1877" w:hanging="180"/>
+      </w:pPr>
+    </w:lvl>
+    <w:lvl w:ilvl="3" w:tplc="FFFFFFFF" w:tentative="1">
+      <w:start w:val="1"/>
+      <w:numFmt w:val="decimal"/>
+      <w:lvlText w:val="%4."/>
+      <w:lvlJc w:val="left"/>
+      <w:pPr>
+        <w:ind w:left="2597" w:hanging="360"/>
+      </w:pPr>
+    </w:lvl>
+    <w:lvl w:ilvl="4" w:tplc="FFFFFFFF" w:tentative="1">
+      <w:start w:val="1"/>
+      <w:numFmt w:val="lowerLetter"/>
+      <w:lvlText w:val="%5."/>
+      <w:lvlJc w:val="left"/>
+      <w:pPr>
+        <w:ind w:left="3317" w:hanging="360"/>
+      </w:pPr>
+    </w:lvl>
+    <w:lvl w:ilvl="5" w:tplc="FFFFFFFF" w:tentative="1">
+      <w:start w:val="1"/>
+      <w:numFmt w:val="lowerRoman"/>
+      <w:lvlText w:val="%6."/>
+      <w:lvlJc w:val="right"/>
+      <w:pPr>
+        <w:ind w:left="4037" w:hanging="180"/>
+      </w:pPr>
+    </w:lvl>
+    <w:lvl w:ilvl="6" w:tplc="FFFFFFFF" w:tentative="1">
+      <w:start w:val="1"/>
+      <w:numFmt w:val="decimal"/>
+      <w:lvlText w:val="%7."/>
+      <w:lvlJc w:val="left"/>
+      <w:pPr>
+        <w:ind w:left="4757" w:hanging="360"/>
+      </w:pPr>
+    </w:lvl>
+    <w:lvl w:ilvl="7" w:tplc="FFFFFFFF" w:tentative="1">
+      <w:start w:val="1"/>
+      <w:numFmt w:val="lowerLetter"/>
+      <w:lvlText w:val="%8."/>
+      <w:lvlJc w:val="left"/>
+      <w:pPr>
+        <w:ind w:left="5477" w:hanging="360"/>
+      </w:pPr>
+    </w:lvl>
+    <w:lvl w:ilvl="8" w:tplc="FFFFFFFF" w:tentative="1">
+      <w:start w:val="1"/>
+      <w:numFmt w:val="lowerRoman"/>
+      <w:lvlText w:val="%9."/>
+      <w:lvlJc w:val="right"/>
+      <w:pPr>
+        <w:ind w:left="6197" w:hanging="180"/>
+      </w:pPr>
+    </w:lvl>
+  </w:abstractNum>
+  <w:abstractNum w:abstractNumId="5" w15:restartNumberingAfterBreak="0">
     <w:nsid w:val="25962937"/>
     <w:multiLevelType w:val="hybridMultilevel"/>
     <w:tmpl w:val="9A30CCA8"/>
@@ -4975,7 +4991,7 @@
       </w:pPr>
     </w:lvl>
   </w:abstractNum>
-  <w:abstractNum w:abstractNumId="5" w15:restartNumberingAfterBreak="0">
+  <w:abstractNum w:abstractNumId="6" w15:restartNumberingAfterBreak="0">
     <w:nsid w:val="29EC0E20"/>
     <w:multiLevelType w:val="hybridMultilevel"/>
     <w:tmpl w:val="BD4A4596"/>
@@ -5064,7 +5080,7 @@
       </w:pPr>
     </w:lvl>
   </w:abstractNum>
-  <w:abstractNum w:abstractNumId="6" w15:restartNumberingAfterBreak="0">
+  <w:abstractNum w:abstractNumId="7" w15:restartNumberingAfterBreak="0">
     <w:nsid w:val="34555601"/>
     <w:multiLevelType w:val="hybridMultilevel"/>
     <w:tmpl w:val="BD4A4596"/>
@@ -5153,7 +5169,93 @@
       </w:pPr>
     </w:lvl>
   </w:abstractNum>
-  <w:abstractNum w:abstractNumId="7" w15:restartNumberingAfterBreak="0">
+  <w:abstractNum w:abstractNumId="8" w15:restartNumberingAfterBreak="0">
+    <w:nsid w:val="42905481"/>
+    <w:multiLevelType w:val="hybridMultilevel"/>
+    <w:tmpl w:val="49188642"/>
+    <w:lvl w:ilvl="0" w:tplc="0816000F">
+      <w:start w:val="1"/>
+      <w:numFmt w:val="decimal"/>
+      <w:lvlText w:val="%1."/>
+      <w:lvlJc w:val="left"/>
+      <w:pPr>
+        <w:ind w:left="436" w:hanging="360"/>
+      </w:pPr>
+    </w:lvl>
+    <w:lvl w:ilvl="1" w:tplc="08160019" w:tentative="1">
+      <w:start w:val="1"/>
+      <w:numFmt w:val="lowerLetter"/>
+      <w:lvlText w:val="%2."/>
+      <w:lvlJc w:val="left"/>
+      <w:pPr>
+        <w:ind w:left="1156" w:hanging="360"/>
+      </w:pPr>
+    </w:lvl>
+    <w:lvl w:ilvl="2" w:tplc="0816001B" w:tentative="1">
+      <w:start w:val="1"/>
+      <w:numFmt w:val="lowerRoman"/>
+      <w:lvlText w:val="%3."/>
+      <w:lvlJc w:val="right"/>
+      <w:pPr>
+        <w:ind w:left="1876" w:hanging="180"/>
+      </w:pPr>
+    </w:lvl>
+    <w:lvl w:ilvl="3" w:tplc="0816000F" w:tentative="1">
+      <w:start w:val="1"/>
+      <w:numFmt w:val="decimal"/>
+      <w:lvlText w:val="%4."/>
+      <w:lvlJc w:val="left"/>
+      <w:pPr>
+        <w:ind w:left="2596" w:hanging="360"/>
+      </w:pPr>
+    </w:lvl>
+    <w:lvl w:ilvl="4" w:tplc="08160019" w:tentative="1">
+      <w:start w:val="1"/>
+      <w:numFmt w:val="lowerLetter"/>
+      <w:lvlText w:val="%5."/>
+      <w:lvlJc w:val="left"/>
+      <w:pPr>
+        <w:ind w:left="3316" w:hanging="360"/>
+      </w:pPr>
+    </w:lvl>
+    <w:lvl w:ilvl="5" w:tplc="0816001B" w:tentative="1">
+      <w:start w:val="1"/>
+      <w:numFmt w:val="lowerRoman"/>
+      <w:lvlText w:val="%6."/>
+      <w:lvlJc w:val="right"/>
+      <w:pPr>
+        <w:ind w:left="4036" w:hanging="180"/>
+      </w:pPr>
+    </w:lvl>
+    <w:lvl w:ilvl="6" w:tplc="0816000F" w:tentative="1">
+      <w:start w:val="1"/>
+      <w:numFmt w:val="decimal"/>
+      <w:lvlText w:val="%7."/>
+      <w:lvlJc w:val="left"/>
+      <w:pPr>
+        <w:ind w:left="4756" w:hanging="360"/>
+      </w:pPr>
+    </w:lvl>
+    <w:lvl w:ilvl="7" w:tplc="08160019" w:tentative="1">
+      <w:start w:val="1"/>
+      <w:numFmt w:val="lowerLetter"/>
+      <w:lvlText w:val="%8."/>
+      <w:lvlJc w:val="left"/>
+      <w:pPr>
+        <w:ind w:left="5476" w:hanging="360"/>
+      </w:pPr>
+    </w:lvl>
+    <w:lvl w:ilvl="8" w:tplc="0816001B" w:tentative="1">
+      <w:start w:val="1"/>
+      <w:numFmt w:val="lowerRoman"/>
+      <w:lvlText w:val="%9."/>
+      <w:lvlJc w:val="right"/>
+      <w:pPr>
+        <w:ind w:left="6196" w:hanging="180"/>
+      </w:pPr>
+    </w:lvl>
+  </w:abstractNum>
+  <w:abstractNum w:abstractNumId="9" w15:restartNumberingAfterBreak="0">
     <w:nsid w:val="58DB2175"/>
     <w:multiLevelType w:val="hybridMultilevel"/>
     <w:tmpl w:val="50A66524"/>
@@ -5252,19 +5354,25 @@
     <w:abstractNumId w:val="0"/>
   </w:num>
   <w:num w:numId="4" w16cid:durableId="364408574">
-    <w:abstractNumId w:val="4"/>
+    <w:abstractNumId w:val="5"/>
   </w:num>
   <w:num w:numId="5" w16cid:durableId="864833084">
     <w:abstractNumId w:val="1"/>
   </w:num>
   <w:num w:numId="6" w16cid:durableId="1022827165">
+    <w:abstractNumId w:val="7"/>
+  </w:num>
+  <w:num w:numId="7" w16cid:durableId="2119829662">
     <w:abstractNumId w:val="6"/>
   </w:num>
-  <w:num w:numId="7" w16cid:durableId="2119829662">
-    <w:abstractNumId w:val="5"/>
+  <w:num w:numId="8" w16cid:durableId="1944530645">
+    <w:abstractNumId w:val="9"/>
   </w:num>
-  <w:num w:numId="8" w16cid:durableId="1944530645">
-    <w:abstractNumId w:val="7"/>
+  <w:num w:numId="9" w16cid:durableId="1889687879">
+    <w:abstractNumId w:val="8"/>
+  </w:num>
+  <w:num w:numId="10" w16cid:durableId="1564873916">
+    <w:abstractNumId w:val="4"/>
   </w:num>
 </w:numbering>
 </file>
@@ -5669,6 +5777,28 @@
     <w:qFormat/>
     <w:rsid w:val="006A0EC3"/>
   </w:style>
+  <w:style w:type="paragraph" w:styleId="Heading2">
+    <w:name w:val="heading 2"/>
+    <w:basedOn w:val="Normal"/>
+    <w:next w:val="Normal"/>
+    <w:link w:val="Heading2Char"/>
+    <w:uiPriority w:val="9"/>
+    <w:unhideWhenUsed/>
+    <w:qFormat/>
+    <w:rsid w:val="00A07886"/>
+    <w:pPr>
+      <w:keepNext/>
+      <w:keepLines/>
+      <w:spacing w:before="40" w:after="0"/>
+      <w:outlineLvl w:val="1"/>
+    </w:pPr>
+    <w:rPr>
+      <w:rFonts w:asciiTheme="majorHAnsi" w:eastAsiaTheme="majorEastAsia" w:hAnsiTheme="majorHAnsi" w:cstheme="majorBidi"/>
+      <w:color w:val="365F91" w:themeColor="accent1" w:themeShade="BF"/>
+      <w:sz w:val="26"/>
+      <w:szCs w:val="26"/>
+    </w:rPr>
+  </w:style>
   <w:style w:type="character" w:default="1" w:styleId="DefaultParagraphFont">
     <w:name w:val="Default Paragraph Font"/>
     <w:uiPriority w:val="1"/>
@@ -5891,6 +6021,38 @@
     <w:rPr>
       <w:color w:val="605E5C"/>
       <w:shd w:val="clear" w:color="auto" w:fill="E1DFDD"/>
+    </w:rPr>
+  </w:style>
+  <w:style w:type="table" w:styleId="TableGrid">
+    <w:name w:val="Table Grid"/>
+    <w:basedOn w:val="TableNormal"/>
+    <w:uiPriority w:val="59"/>
+    <w:rsid w:val="00F038EE"/>
+    <w:pPr>
+      <w:spacing w:after="0" w:line="240" w:lineRule="auto"/>
+    </w:pPr>
+    <w:tblPr>
+      <w:tblBorders>
+        <w:top w:val="single" w:sz="4" w:space="0" w:color="auto"/>
+        <w:left w:val="single" w:sz="4" w:space="0" w:color="auto"/>
+        <w:bottom w:val="single" w:sz="4" w:space="0" w:color="auto"/>
+        <w:right w:val="single" w:sz="4" w:space="0" w:color="auto"/>
+        <w:insideH w:val="single" w:sz="4" w:space="0" w:color="auto"/>
+        <w:insideV w:val="single" w:sz="4" w:space="0" w:color="auto"/>
+      </w:tblBorders>
+    </w:tblPr>
+  </w:style>
+  <w:style w:type="character" w:customStyle="1" w:styleId="Heading2Char">
+    <w:name w:val="Heading 2 Char"/>
+    <w:basedOn w:val="DefaultParagraphFont"/>
+    <w:link w:val="Heading2"/>
+    <w:uiPriority w:val="9"/>
+    <w:rsid w:val="00A07886"/>
+    <w:rPr>
+      <w:rFonts w:asciiTheme="majorHAnsi" w:eastAsiaTheme="majorEastAsia" w:hAnsiTheme="majorHAnsi" w:cstheme="majorBidi"/>
+      <w:color w:val="365F91" w:themeColor="accent1" w:themeShade="BF"/>
+      <w:sz w:val="26"/>
+      <w:szCs w:val="26"/>
     </w:rPr>
   </w:style>
 </w:styles>
@@ -6182,52 +6344,34 @@
 </file>
 
 <file path=customXml/item1.xml><?xml version="1.0" encoding="utf-8"?>
-<f:fields xmlns:f="http://schemas.fabasoft.com/folio/2007/fields">
-  <f:record>
-    <f:field ref="objname" par="" text="AMA_Protocolo_CMD_Autenticação_Assinatura_Públicos" edit="true"/>
-    <f:field ref="objsubject" par="" text="" edit="true"/>
-    <f:field ref="objcreatedby" par="" text="Joana Pires"/>
-    <f:field ref="objcreatedat" par="" date="2022-01-19T16:09:30" text="19/01/2022 16:09:30"/>
-    <f:field ref="objchangedby" par="" text="Joana Pires"/>
-    <f:field ref="objmodifiedat" par="" date="2022-01-19T16:09:30" text="19/01/2022 16:09:30"/>
-    <f:field ref="doc_FSCFOLIO_1_1001_FieldDocumentNumber" par="" text=""/>
-    <f:field ref="doc_FSCFOLIO_1_1001_FieldSubject" par="" text="" edit="true"/>
-    <f:field ref="FSCFOLIO_1_1001_FieldCurrentUser" par="" text="Joana Pires"/>
-    <f:field ref="CCAPRECONFIG_15_1001_Objektname" par="" text="AMA_Protocolo_CMD_Autenticação_Assinatura_Públicos" edit="true"/>
-    <f:field ref="CCAPRECONFIG_15_1001_Objektname" par="" text="AMA_Protocolo_CMD_Autenticação_Assinatura_Públicos" edit="true"/>
-  </f:record>
-  <f:display par="" text="General">
-    <f:field ref="objname" text="Nome"/>
-    <f:field ref="objsubject" text="Assunto"/>
-    <f:field ref="objcreatedby" text="Criado por"/>
-    <f:field ref="objcreatedat" text="Criado em/às"/>
-    <f:field ref="objchangedby" text="Última alteração por"/>
-    <f:field ref="objmodifiedat" text="Última alteração em/às"/>
-    <f:field ref="FSCFOLIO_1_1001_FieldCurrentUser" text="Utilizador actual"/>
-    <f:field ref="CCAPRECONFIG_15_1001_Objektname" text="Objektname"/>
-  </f:display>
-  <f:display par="" text="Carta em série">
-    <f:field ref="doc_FSCFOLIO_1_1001_FieldDocumentNumber" text="Número do documento"/>
-    <f:field ref="doc_FSCFOLIO_1_1001_FieldSubject" text="Assunto"/>
-  </f:display>
-</f:fields>
+<b:Sources xmlns:b="http://schemas.openxmlformats.org/officeDocument/2006/bibliography" xmlns="http://schemas.openxmlformats.org/officeDocument/2006/bibliography" SelectedStyle="\APA.XSL" StyleName="APA"/>
 </file>
 
 <file path=customXml/item2.xml><?xml version="1.0" encoding="utf-8"?>
 <p:properties xmlns:p="http://schemas.microsoft.com/office/2006/metadata/properties" xmlns:xsi="http://www.w3.org/2001/XMLSchema-instance" xmlns:pc="http://schemas.microsoft.com/office/infopath/2007/PartnerControls">
-  <documentManagement/>
+  <documentManagement>
+    <lcf76f155ced4ddcb4097134ff3c332f xmlns="9d002b7b-c282-4a33-aa04-3833799a3057">
+      <Terms xmlns="http://schemas.microsoft.com/office/infopath/2007/PartnerControls"/>
+    </lcf76f155ced4ddcb4097134ff3c332f>
+    <TaxCatchAll xmlns="e4d9b62b-79cd-4c0e-8f21-4c80e9d651ce" xsi:nil="true"/>
+  </documentManagement>
 </p:properties>
 </file>
 
 <file path=customXml/item3.xml><?xml version="1.0" encoding="utf-8"?>
-<b:Sources xmlns:b="http://schemas.openxmlformats.org/officeDocument/2006/bibliography" xmlns="http://schemas.openxmlformats.org/officeDocument/2006/bibliography" SelectedStyle="\APA.XSL" StyleName="APA"/>
+<?mso-contentType ?>
+<FormTemplates xmlns="http://schemas.microsoft.com/sharepoint/v3/contenttype/forms">
+  <Display>DocumentLibraryForm</Display>
+  <Edit>DocumentLibraryForm</Edit>
+  <New>DocumentLibraryForm</New>
+</FormTemplates>
 </file>
 
 <file path=customXml/item4.xml><?xml version="1.0" encoding="utf-8"?>
-<ct:contentTypeSchema xmlns:ct="http://schemas.microsoft.com/office/2006/metadata/contentType" xmlns:ma="http://schemas.microsoft.com/office/2006/metadata/properties/metaAttributes" ct:_="" ma:_="" ma:contentTypeName="Documento" ma:contentTypeID="0x0101005B33CE0989C7C04FAC1059BFCF2AA9C9" ma:contentTypeVersion="12" ma:contentTypeDescription="Criar um novo documento." ma:contentTypeScope="" ma:versionID="64f3ecc5ecdce8036863e73af23c9e95">
-  <xsd:schema xmlns:xsd="http://www.w3.org/2001/XMLSchema" xmlns:xs="http://www.w3.org/2001/XMLSchema" xmlns:p="http://schemas.microsoft.com/office/2006/metadata/properties" xmlns:ns2="29131337-9f48-4dd8-8094-a140ac1e3b23" xmlns:ns3="ee0d3de4-1e47-4168-94db-bd82c32bb80b" targetNamespace="http://schemas.microsoft.com/office/2006/metadata/properties" ma:root="true" ma:fieldsID="cd8d3b229c0ebe245858252c2b788675" ns2:_="" ns3:_="">
-    <xsd:import namespace="29131337-9f48-4dd8-8094-a140ac1e3b23"/>
-    <xsd:import namespace="ee0d3de4-1e47-4168-94db-bd82c32bb80b"/>
+<ct:contentTypeSchema xmlns:ct="http://schemas.microsoft.com/office/2006/metadata/contentType" xmlns:ma="http://schemas.microsoft.com/office/2006/metadata/properties/metaAttributes" ct:_="" ma:_="" ma:contentTypeName="Documento" ma:contentTypeID="0x01010049B7B2F67EA5BD4CA34F979A860CAF7D" ma:contentTypeVersion="13" ma:contentTypeDescription="Criar um novo documento." ma:contentTypeScope="" ma:versionID="64327ef3b4b87a7236b9fa9aeaa059a8">
+  <xsd:schema xmlns:xsd="http://www.w3.org/2001/XMLSchema" xmlns:xs="http://www.w3.org/2001/XMLSchema" xmlns:p="http://schemas.microsoft.com/office/2006/metadata/properties" xmlns:ns2="9d002b7b-c282-4a33-aa04-3833799a3057" xmlns:ns3="e4d9b62b-79cd-4c0e-8f21-4c80e9d651ce" targetNamespace="http://schemas.microsoft.com/office/2006/metadata/properties" ma:root="true" ma:fieldsID="5b59d451b1ebf2a49c29478fe891b8e1" ns2:_="" ns3:_="">
+    <xsd:import namespace="9d002b7b-c282-4a33-aa04-3833799a3057"/>
+    <xsd:import namespace="e4d9b62b-79cd-4c0e-8f21-4c80e9d651ce"/>
     <xsd:element name="properties">
       <xsd:complexType>
         <xsd:sequence>
@@ -6236,16 +6380,16 @@
               <xsd:all>
                 <xsd:element ref="ns2:MediaServiceMetadata" minOccurs="0"/>
                 <xsd:element ref="ns2:MediaServiceFastMetadata" minOccurs="0"/>
+                <xsd:element ref="ns2:MediaServiceObjectDetectorVersions" minOccurs="0"/>
+                <xsd:element ref="ns3:SharedWithUsers" minOccurs="0"/>
+                <xsd:element ref="ns3:SharedWithDetails" minOccurs="0"/>
+                <xsd:element ref="ns2:MediaServiceSearchProperties" minOccurs="0"/>
+                <xsd:element ref="ns2:lcf76f155ced4ddcb4097134ff3c332f" minOccurs="0"/>
+                <xsd:element ref="ns3:TaxCatchAll" minOccurs="0"/>
                 <xsd:element ref="ns2:MediaServiceDateTaken" minOccurs="0"/>
-                <xsd:element ref="ns2:MediaServiceAutoTags" minOccurs="0"/>
+                <xsd:element ref="ns2:MediaServiceOCR" minOccurs="0"/>
                 <xsd:element ref="ns2:MediaServiceGenerationTime" minOccurs="0"/>
                 <xsd:element ref="ns2:MediaServiceEventHashCode" minOccurs="0"/>
-                <xsd:element ref="ns2:MediaServiceOCR" minOccurs="0"/>
-                <xsd:element ref="ns2:MediaServiceAutoKeyPoints" minOccurs="0"/>
-                <xsd:element ref="ns2:MediaServiceKeyPoints" minOccurs="0"/>
-                <xsd:element ref="ns2:MediaServiceLocation" minOccurs="0"/>
-                <xsd:element ref="ns3:SharedWithUsers" minOccurs="0"/>
-                <xsd:element ref="ns3:SharedWithDetails" minOccurs="0"/>
               </xsd:all>
             </xsd:complexType>
           </xsd:element>
@@ -6253,7 +6397,7 @@
       </xsd:complexType>
     </xsd:element>
   </xsd:schema>
-  <xsd:schema xmlns:xsd="http://www.w3.org/2001/XMLSchema" xmlns:xs="http://www.w3.org/2001/XMLSchema" xmlns:dms="http://schemas.microsoft.com/office/2006/documentManagement/types" xmlns:pc="http://schemas.microsoft.com/office/infopath/2007/PartnerControls" targetNamespace="29131337-9f48-4dd8-8094-a140ac1e3b23" elementFormDefault="qualified">
+  <xsd:schema xmlns:xsd="http://www.w3.org/2001/XMLSchema" xmlns:xs="http://www.w3.org/2001/XMLSchema" xmlns:dms="http://schemas.microsoft.com/office/2006/documentManagement/types" xmlns:pc="http://schemas.microsoft.com/office/infopath/2007/PartnerControls" targetNamespace="9d002b7b-c282-4a33-aa04-3833799a3057" elementFormDefault="qualified">
     <xsd:import namespace="http://schemas.microsoft.com/office/2006/documentManagement/types"/>
     <xsd:import namespace="http://schemas.microsoft.com/office/infopath/2007/PartnerControls"/>
     <xsd:element name="MediaServiceMetadata" ma:index="8" nillable="true" ma:displayName="MediaServiceMetadata" ma:hidden="true" ma:internalName="MediaServiceMetadata" ma:readOnly="true">
@@ -6266,55 +6410,50 @@
         <xsd:restriction base="dms:Note"/>
       </xsd:simpleType>
     </xsd:element>
-    <xsd:element name="MediaServiceDateTaken" ma:index="10" nillable="true" ma:displayName="MediaServiceDateTaken" ma:hidden="true" ma:internalName="MediaServiceDateTaken" ma:readOnly="true">
+    <xsd:element name="MediaServiceObjectDetectorVersions" ma:index="10" nillable="true" ma:displayName="MediaServiceObjectDetectorVersions" ma:hidden="true" ma:indexed="true" ma:internalName="MediaServiceObjectDetectorVersions" ma:readOnly="true">
       <xsd:simpleType>
         <xsd:restriction base="dms:Text"/>
       </xsd:simpleType>
     </xsd:element>
-    <xsd:element name="MediaServiceAutoTags" ma:index="11" nillable="true" ma:displayName="Tags" ma:internalName="MediaServiceAutoTags" ma:readOnly="true">
+    <xsd:element name="MediaServiceSearchProperties" ma:index="13" nillable="true" ma:displayName="MediaServiceSearchProperties" ma:hidden="true" ma:internalName="MediaServiceSearchProperties" ma:readOnly="true">
+      <xsd:simpleType>
+        <xsd:restriction base="dms:Note"/>
+      </xsd:simpleType>
+    </xsd:element>
+    <xsd:element name="lcf76f155ced4ddcb4097134ff3c332f" ma:index="15" nillable="true" ma:taxonomy="true" ma:internalName="lcf76f155ced4ddcb4097134ff3c332f" ma:taxonomyFieldName="MediaServiceImageTags" ma:displayName="Etiquetas de Imagem" ma:readOnly="false" ma:fieldId="{5cf76f15-5ced-4ddc-b409-7134ff3c332f}" ma:taxonomyMulti="true" ma:sspId="7cd6e787-02e6-4ff6-b180-d7057b2b8bd0" ma:termSetId="09814cd3-568e-fe90-9814-8d621ff8fb84" ma:anchorId="fba54fb3-c3e1-fe81-a776-ca4b69148c4d" ma:open="true" ma:isKeyword="false">
+      <xsd:complexType>
+        <xsd:sequence>
+          <xsd:element ref="pc:Terms" minOccurs="0" maxOccurs="1"/>
+        </xsd:sequence>
+      </xsd:complexType>
+    </xsd:element>
+    <xsd:element name="MediaServiceDateTaken" ma:index="17" nillable="true" ma:displayName="MediaServiceDateTaken" ma:hidden="true" ma:indexed="true" ma:internalName="MediaServiceDateTaken" ma:readOnly="true">
       <xsd:simpleType>
         <xsd:restriction base="dms:Text"/>
       </xsd:simpleType>
     </xsd:element>
-    <xsd:element name="MediaServiceGenerationTime" ma:index="12" nillable="true" ma:displayName="MediaServiceGenerationTime" ma:hidden="true" ma:internalName="MediaServiceGenerationTime" ma:readOnly="true">
-      <xsd:simpleType>
-        <xsd:restriction base="dms:Text"/>
-      </xsd:simpleType>
-    </xsd:element>
-    <xsd:element name="MediaServiceEventHashCode" ma:index="13" nillable="true" ma:displayName="MediaServiceEventHashCode" ma:hidden="true" ma:internalName="MediaServiceEventHashCode" ma:readOnly="true">
-      <xsd:simpleType>
-        <xsd:restriction base="dms:Text"/>
-      </xsd:simpleType>
-    </xsd:element>
-    <xsd:element name="MediaServiceOCR" ma:index="14" nillable="true" ma:displayName="Extracted Text" ma:internalName="MediaServiceOCR" ma:readOnly="true">
+    <xsd:element name="MediaServiceOCR" ma:index="18" nillable="true" ma:displayName="Extracted Text" ma:internalName="MediaServiceOCR" ma:readOnly="true">
       <xsd:simpleType>
         <xsd:restriction base="dms:Note">
           <xsd:maxLength value="255"/>
         </xsd:restriction>
       </xsd:simpleType>
     </xsd:element>
-    <xsd:element name="MediaServiceAutoKeyPoints" ma:index="15" nillable="true" ma:displayName="MediaServiceAutoKeyPoints" ma:hidden="true" ma:internalName="MediaServiceAutoKeyPoints" ma:readOnly="true">
+    <xsd:element name="MediaServiceGenerationTime" ma:index="19" nillable="true" ma:displayName="MediaServiceGenerationTime" ma:hidden="true" ma:internalName="MediaServiceGenerationTime" ma:readOnly="true">
       <xsd:simpleType>
-        <xsd:restriction base="dms:Note"/>
+        <xsd:restriction base="dms:Text"/>
       </xsd:simpleType>
     </xsd:element>
-    <xsd:element name="MediaServiceKeyPoints" ma:index="16" nillable="true" ma:displayName="KeyPoints" ma:internalName="MediaServiceKeyPoints" ma:readOnly="true">
-      <xsd:simpleType>
-        <xsd:restriction base="dms:Note">
-          <xsd:maxLength value="255"/>
-        </xsd:restriction>
-      </xsd:simpleType>
-    </xsd:element>
-    <xsd:element name="MediaServiceLocation" ma:index="17" nillable="true" ma:displayName="Location" ma:internalName="MediaServiceLocation" ma:readOnly="true">
+    <xsd:element name="MediaServiceEventHashCode" ma:index="20" nillable="true" ma:displayName="MediaServiceEventHashCode" ma:hidden="true" ma:internalName="MediaServiceEventHashCode" ma:readOnly="true">
       <xsd:simpleType>
         <xsd:restriction base="dms:Text"/>
       </xsd:simpleType>
     </xsd:element>
   </xsd:schema>
-  <xsd:schema xmlns:xsd="http://www.w3.org/2001/XMLSchema" xmlns:xs="http://www.w3.org/2001/XMLSchema" xmlns:dms="http://schemas.microsoft.com/office/2006/documentManagement/types" xmlns:pc="http://schemas.microsoft.com/office/infopath/2007/PartnerControls" targetNamespace="ee0d3de4-1e47-4168-94db-bd82c32bb80b" elementFormDefault="qualified">
+  <xsd:schema xmlns:xsd="http://www.w3.org/2001/XMLSchema" xmlns:xs="http://www.w3.org/2001/XMLSchema" xmlns:dms="http://schemas.microsoft.com/office/2006/documentManagement/types" xmlns:pc="http://schemas.microsoft.com/office/infopath/2007/PartnerControls" targetNamespace="e4d9b62b-79cd-4c0e-8f21-4c80e9d651ce" elementFormDefault="qualified">
     <xsd:import namespace="http://schemas.microsoft.com/office/2006/documentManagement/types"/>
     <xsd:import namespace="http://schemas.microsoft.com/office/infopath/2007/PartnerControls"/>
-    <xsd:element name="SharedWithUsers" ma:index="18" nillable="true" ma:displayName="Partilhado Com" ma:internalName="SharedWithUsers" ma:readOnly="true">
+    <xsd:element name="SharedWithUsers" ma:index="11" nillable="true" ma:displayName="Partilhado Com" ma:internalName="SharedWithUsers" ma:readOnly="true">
       <xsd:complexType>
         <xsd:complexContent>
           <xsd:extension base="dms:UserMulti">
@@ -6333,12 +6472,23 @@
         </xsd:complexContent>
       </xsd:complexType>
     </xsd:element>
-    <xsd:element name="SharedWithDetails" ma:index="19" nillable="true" ma:displayName="Detalhes de Partilhado Com" ma:internalName="SharedWithDetails" ma:readOnly="true">
+    <xsd:element name="SharedWithDetails" ma:index="12" nillable="true" ma:displayName="Detalhes de Partilhado Com" ma:internalName="SharedWithDetails" ma:readOnly="true">
       <xsd:simpleType>
         <xsd:restriction base="dms:Note">
           <xsd:maxLength value="255"/>
         </xsd:restriction>
       </xsd:simpleType>
+    </xsd:element>
+    <xsd:element name="TaxCatchAll" ma:index="16" nillable="true" ma:displayName="Taxonomy Catch All Column" ma:hidden="true" ma:list="{8633398b-09e1-4142-a533-2df24310cafe}" ma:internalName="TaxCatchAll" ma:showField="CatchAllData" ma:web="e4d9b62b-79cd-4c0e-8f21-4c80e9d651ce">
+      <xsd:complexType>
+        <xsd:complexContent>
+          <xsd:extension base="dms:MultiChoiceLookup">
+            <xsd:sequence>
+              <xsd:element name="Value" type="dms:Lookup" maxOccurs="unbounded" minOccurs="0" nillable="true"/>
+            </xsd:sequence>
+          </xsd:extension>
+        </xsd:complexContent>
+      </xsd:complexType>
     </xsd:element>
   </xsd:schema>
   <xsd:schema xmlns="http://schemas.openxmlformats.org/package/2006/metadata/core-properties" xmlns:xsd="http://www.w3.org/2001/XMLSchema" xmlns:xsi="http://www.w3.org/2001/XMLSchema-instance" xmlns:dc="http://purl.org/dc/elements/1.1/" xmlns:dcterms="http://purl.org/dc/terms/" xmlns:odoc="http://schemas.microsoft.com/internal/obd" targetNamespace="http://schemas.openxmlformats.org/package/2006/metadata/core-properties" elementFormDefault="qualified" attributeFormDefault="unqualified" blockDefault="#all">
@@ -6440,19 +6590,10 @@
 </ct:contentTypeSchema>
 </file>
 
-<file path=customXml/item5.xml><?xml version="1.0" encoding="utf-8"?>
-<?mso-contentType ?>
-<FormTemplates xmlns="http://schemas.microsoft.com/sharepoint/v3/contenttype/forms">
-  <Display>DocumentLibraryForm</Display>
-  <Edit>DocumentLibraryForm</Edit>
-  <New>DocumentLibraryForm</New>
-</FormTemplates>
-</file>
-
 <file path=customXml/itemProps1.xml><?xml version="1.0" encoding="utf-8"?>
-<ds:datastoreItem xmlns:ds="http://schemas.openxmlformats.org/officeDocument/2006/customXml" ds:itemID="{4E8A9591-F074-446B-902F-511FF79C122F}">
+<ds:datastoreItem xmlns:ds="http://schemas.openxmlformats.org/officeDocument/2006/customXml" ds:itemID="{3DA58252-D024-492F-8749-F6DB2B5313D0}">
   <ds:schemaRefs>
-    <ds:schemaRef ds:uri="http://schemas.fabasoft.com/folio/2007/fields"/>
+    <ds:schemaRef ds:uri="http://schemas.openxmlformats.org/officeDocument/2006/bibliography"/>
   </ds:schemaRefs>
 </ds:datastoreItem>
 </file>
@@ -6462,27 +6603,31 @@
   <ds:schemaRefs>
     <ds:schemaRef ds:uri="http://schemas.microsoft.com/office/2006/metadata/properties"/>
     <ds:schemaRef ds:uri="http://schemas.microsoft.com/office/infopath/2007/PartnerControls"/>
+    <ds:schemaRef ds:uri="b4406ece-e64c-4dc0-b2bb-dfe98538cfdf"/>
+    <ds:schemaRef ds:uri="f3fd2647-7bb3-41cb-8841-620203c58c3a"/>
+    <ds:schemaRef ds:uri="9d002b7b-c282-4a33-aa04-3833799a3057"/>
+    <ds:schemaRef ds:uri="e4d9b62b-79cd-4c0e-8f21-4c80e9d651ce"/>
   </ds:schemaRefs>
 </ds:datastoreItem>
 </file>
 
 <file path=customXml/itemProps3.xml><?xml version="1.0" encoding="utf-8"?>
-<ds:datastoreItem xmlns:ds="http://schemas.openxmlformats.org/officeDocument/2006/customXml" ds:itemID="{3DA58252-D024-492F-8749-F6DB2B5313D0}">
+<ds:datastoreItem xmlns:ds="http://schemas.openxmlformats.org/officeDocument/2006/customXml" ds:itemID="{8C593FB4-205D-483C-96BD-C932F7994346}">
   <ds:schemaRefs>
-    <ds:schemaRef ds:uri="http://schemas.openxmlformats.org/officeDocument/2006/bibliography"/>
+    <ds:schemaRef ds:uri="http://schemas.microsoft.com/sharepoint/v3/contenttype/forms"/>
   </ds:schemaRefs>
 </ds:datastoreItem>
 </file>
 
 <file path=customXml/itemProps4.xml><?xml version="1.0" encoding="utf-8"?>
-<ds:datastoreItem xmlns:ds="http://schemas.openxmlformats.org/officeDocument/2006/customXml" ds:itemID="{AC409F85-CD38-4785-8CBF-2AB2FEAA4388}">
+<ds:datastoreItem xmlns:ds="http://schemas.openxmlformats.org/officeDocument/2006/customXml" ds:itemID="{FE1C2549-D96C-405F-B077-29F0CE419B02}">
   <ds:schemaRefs>
     <ds:schemaRef ds:uri="http://schemas.microsoft.com/office/2006/metadata/contentType"/>
     <ds:schemaRef ds:uri="http://schemas.microsoft.com/office/2006/metadata/properties/metaAttributes"/>
     <ds:schemaRef ds:uri="http://www.w3.org/2001/XMLSchema"/>
     <ds:schemaRef ds:uri="http://schemas.microsoft.com/office/2006/metadata/properties"/>
-    <ds:schemaRef ds:uri="29131337-9f48-4dd8-8094-a140ac1e3b23"/>
-    <ds:schemaRef ds:uri="ee0d3de4-1e47-4168-94db-bd82c32bb80b"/>
+    <ds:schemaRef ds:uri="9d002b7b-c282-4a33-aa04-3833799a3057"/>
+    <ds:schemaRef ds:uri="e4d9b62b-79cd-4c0e-8f21-4c80e9d651ce"/>
     <ds:schemaRef ds:uri="http://schemas.microsoft.com/office/2006/documentManagement/types"/>
     <ds:schemaRef ds:uri="http://schemas.microsoft.com/office/infopath/2007/PartnerControls"/>
     <ds:schemaRef ds:uri="http://schemas.openxmlformats.org/package/2006/metadata/core-properties"/>
@@ -6491,12 +6636,4 @@
     <ds:schemaRef ds:uri="http://schemas.microsoft.com/internal/obd"/>
   </ds:schemaRefs>
 </ds:datastoreItem>
-</file>
-
-<file path=customXml/itemProps5.xml><?xml version="1.0" encoding="utf-8"?>
-<ds:datastoreItem xmlns:ds="http://schemas.openxmlformats.org/officeDocument/2006/customXml" ds:itemID="{8C593FB4-205D-483C-96BD-C932F7994346}">
-  <ds:schemaRefs>
-    <ds:schemaRef ds:uri="http://schemas.microsoft.com/sharepoint/v3/contenttype/forms"/>
-  </ds:schemaRefs>
-</ds:datastoreItem>
 </file>